--- a/Mello.docx
+++ b/Mello.docx
@@ -6,11 +6,6 @@
       <w:pPr>
         <w:spacing w:before="1800"/>
         <w:jc w:val="center"/>
-        <w:rPr>
-          <w:rFonts w:ascii="Calibri" w:hAnsi="Segoe UI Symbol"/>
-          <w:rtl/>
-          <w:lang w:bidi="ar-EG"/>
-        </w:rPr>
       </w:pPr>
       <w:r>
         <w:rPr>
@@ -21,29 +16,7 @@
           <w:sz w:val="72"/>
           <w:szCs w:val="72"/>
         </w:rPr>
-        <w:t>MELLO</w:t>
-      </w:r>
-      <w:r>
-        <w:rPr>
-          <w:rFonts w:ascii="Calibri" w:eastAsia="Calibri" w:hAnsi="Calibri" w:cs="Calibri"/>
-          <w:b/>
-          <w:bCs/>
-          <w:color w:val="7C2D12"/>
-          <w:sz w:val="72"/>
-          <w:szCs w:val="72"/>
-        </w:rPr>
-        <w:t xml:space="preserve"> </w:t>
-      </w:r>
-      <w:r>
-        <w:rPr>
-          <w:rFonts w:ascii="Calibri" w:eastAsia="Calibri" w:hAnsi="Calibri" w:cs="Calibri"/>
-          <w:b/>
-          <w:bCs/>
-          <w:color w:val="7C2D12"/>
-          <w:sz w:val="72"/>
-          <w:szCs w:val="72"/>
-        </w:rPr>
-        <w:t>Programming Language</w:t>
+        <w:t>MELLO Programming Language</w:t>
       </w:r>
     </w:p>
     <w:p>
@@ -143,16 +116,6 @@
         <w:t>Azab</w:t>
       </w:r>
       <w:proofErr w:type="spellEnd"/>
-      <w:r>
-        <w:rPr>
-          <w:rFonts w:ascii="Calibri" w:eastAsia="Calibri" w:hAnsi="Calibri" w:cs="Calibri"/>
-          <w:sz w:val="24"/>
-          <w:szCs w:val="24"/>
-        </w:rPr>
-        <w:t xml:space="preserve"> Nour</w:t>
-      </w:r>
-      <w:bookmarkStart w:id="0" w:name="_GoBack"/>
-      <w:bookmarkEnd w:id="0"/>
     </w:p>
     <w:p>
       <w:pPr>
@@ -168,6 +131,8 @@
         </w:rPr>
         <w:t>STEAM</w:t>
       </w:r>
+      <w:bookmarkStart w:id="0" w:name="_GoBack"/>
+      <w:bookmarkEnd w:id="0"/>
       <w:r>
         <w:rPr>
           <w:rFonts w:ascii="Calibri" w:eastAsia="Calibri" w:hAnsi="Calibri" w:cs="Calibri"/>
@@ -175,44 +140,7 @@
           <w:sz w:val="22"/>
           <w:szCs w:val="22"/>
         </w:rPr>
-        <w:t xml:space="preserve"> —</w:t>
-      </w:r>
-      <w:r>
-        <w:rPr>
-          <w:rFonts w:ascii="Calibri" w:eastAsia="Calibri" w:hAnsi="Calibri" w:cs="Calibri"/>
-          <w:color w:val="5C4A38"/>
-          <w:sz w:val="22"/>
-          <w:szCs w:val="22"/>
-        </w:rPr>
-        <w:t xml:space="preserve"> </w:t>
-      </w:r>
-      <w:r>
-        <w:rPr>
-          <w:rFonts w:ascii="Calibri" w:eastAsia="Calibri" w:hAnsi="Calibri" w:cs="Calibri"/>
-          <w:b/>
-          <w:bCs/>
-          <w:sz w:val="22"/>
-          <w:szCs w:val="22"/>
-        </w:rPr>
-        <w:t>©</w:t>
-      </w:r>
-      <w:r>
-        <w:rPr>
-          <w:rFonts w:ascii="Calibri" w:eastAsia="Calibri" w:hAnsi="Calibri" w:cs="Calibri"/>
-          <w:color w:val="5C4A38"/>
-          <w:sz w:val="22"/>
-          <w:szCs w:val="22"/>
-        </w:rPr>
-        <w:t xml:space="preserve"> 2026</w:t>
-      </w:r>
-      <w:r>
-        <w:rPr>
-          <w:rFonts w:ascii="Calibri" w:eastAsia="Calibri" w:hAnsi="Calibri" w:cs="Calibri"/>
-          <w:color w:val="5C4A38"/>
-          <w:sz w:val="22"/>
-          <w:szCs w:val="22"/>
-        </w:rPr>
-        <w:t xml:space="preserve"> / 2027</w:t>
+        <w:t xml:space="preserve"> — 2026 / 2027</w:t>
       </w:r>
     </w:p>
     <w:p>
@@ -228,7 +156,7 @@
         </w:pBdr>
         <w:spacing w:before="400" w:after="200"/>
       </w:pPr>
-      <w:bookmarkStart w:id="1" w:name="_Toc234659110"/>
+      <w:bookmarkStart w:id="1" w:name="_Toc234873237"/>
       <w:r>
         <w:rPr>
           <w:b/>
@@ -243,7 +171,7 @@
     <w:sdt>
       <w:sdtPr>
         <w:alias w:val="Table of Contents"/>
-        <w:id w:val="-1002426606"/>
+        <w:id w:val="434722903"/>
       </w:sdtPr>
       <w:sdtEndPr/>
       <w:sdtContent>
@@ -266,7 +194,7 @@
           <w:r>
             <w:fldChar w:fldCharType="separate"/>
           </w:r>
-          <w:hyperlink w:anchor="_Toc234659110" w:history="1">
+          <w:hyperlink w:anchor="_Toc234873237" w:history="1">
             <w:r>
               <w:rPr>
                 <w:rStyle w:val="Hyperlink"/>
@@ -292,7 +220,7 @@
               <w:rPr>
                 <w:noProof/>
               </w:rPr>
-              <w:instrText xml:space="preserve"> PAGEREF _Toc234659110 \h </w:instrText>
+              <w:instrText xml:space="preserve"> PAGEREF _Toc234873237 \h </w:instrText>
             </w:r>
             <w:r>
               <w:rPr>
@@ -329,7 +257,7 @@
               <w:noProof/>
             </w:rPr>
           </w:pPr>
-          <w:hyperlink w:anchor="_Toc234659111" w:history="1">
+          <w:hyperlink w:anchor="_Toc234873238" w:history="1">
             <w:r>
               <w:rPr>
                 <w:rStyle w:val="Hyperlink"/>
@@ -355,7 +283,7 @@
               <w:rPr>
                 <w:noProof/>
               </w:rPr>
-              <w:instrText xml:space="preserve"> PAGEREF _Toc234659111 \h </w:instrText>
+              <w:instrText xml:space="preserve"> PAGEREF _Toc234873238 \h </w:instrText>
             </w:r>
             <w:r>
               <w:rPr>
@@ -392,7 +320,7 @@
               <w:noProof/>
             </w:rPr>
           </w:pPr>
-          <w:hyperlink w:anchor="_Toc234659112" w:history="1">
+          <w:hyperlink w:anchor="_Toc234873239" w:history="1">
             <w:r>
               <w:rPr>
                 <w:rStyle w:val="Hyperlink"/>
@@ -418,7 +346,7 @@
               <w:rPr>
                 <w:noProof/>
               </w:rPr>
-              <w:instrText xml:space="preserve"> PAGEREF _Toc234659112 \h </w:instrText>
+              <w:instrText xml:space="preserve"> PAGEREF _Toc234873239 \h </w:instrText>
             </w:r>
             <w:r>
               <w:rPr>
@@ -455,7 +383,7 @@
               <w:noProof/>
             </w:rPr>
           </w:pPr>
-          <w:hyperlink w:anchor="_Toc234659113" w:history="1">
+          <w:hyperlink w:anchor="_Toc234873240" w:history="1">
             <w:r>
               <w:rPr>
                 <w:rStyle w:val="Hyperlink"/>
@@ -481,7 +409,7 @@
               <w:rPr>
                 <w:noProof/>
               </w:rPr>
-              <w:instrText xml:space="preserve"> PAGEREF _Toc234659113 \h </w:instrText>
+              <w:instrText xml:space="preserve"> PAGEREF _Toc234873240 \h </w:instrText>
             </w:r>
             <w:r>
               <w:rPr>
@@ -518,7 +446,7 @@
               <w:noProof/>
             </w:rPr>
           </w:pPr>
-          <w:hyperlink w:anchor="_Toc234659114" w:history="1">
+          <w:hyperlink w:anchor="_Toc234873241" w:history="1">
             <w:r>
               <w:rPr>
                 <w:rStyle w:val="Hyperlink"/>
@@ -544,7 +472,7 @@
               <w:rPr>
                 <w:noProof/>
               </w:rPr>
-              <w:instrText xml:space="preserve"> PAGEREF _Toc234659114 \h </w:instrText>
+              <w:instrText xml:space="preserve"> PAGEREF _Toc234873241 \h </w:instrText>
             </w:r>
             <w:r>
               <w:rPr>
@@ -581,7 +509,7 @@
               <w:noProof/>
             </w:rPr>
           </w:pPr>
-          <w:hyperlink w:anchor="_Toc234659115" w:history="1">
+          <w:hyperlink w:anchor="_Toc234873242" w:history="1">
             <w:r>
               <w:rPr>
                 <w:rStyle w:val="Hyperlink"/>
@@ -607,7 +535,7 @@
               <w:rPr>
                 <w:noProof/>
               </w:rPr>
-              <w:instrText xml:space="preserve"> PAGEREF _Toc234659115 \h </w:instrText>
+              <w:instrText xml:space="preserve"> PAGEREF _Toc234873242 \h </w:instrText>
             </w:r>
             <w:r>
               <w:rPr>
@@ -644,7 +572,7 @@
               <w:noProof/>
             </w:rPr>
           </w:pPr>
-          <w:hyperlink w:anchor="_Toc234659116" w:history="1">
+          <w:hyperlink w:anchor="_Toc234873243" w:history="1">
             <w:r>
               <w:rPr>
                 <w:rStyle w:val="Hyperlink"/>
@@ -670,7 +598,7 @@
               <w:rPr>
                 <w:noProof/>
               </w:rPr>
-              <w:instrText xml:space="preserve"> PAGEREF _Toc234659116 \h </w:instrText>
+              <w:instrText xml:space="preserve"> PAGEREF _Toc234873243 \h </w:instrText>
             </w:r>
             <w:r>
               <w:rPr>
@@ -707,7 +635,7 @@
               <w:noProof/>
             </w:rPr>
           </w:pPr>
-          <w:hyperlink w:anchor="_Toc234659117" w:history="1">
+          <w:hyperlink w:anchor="_Toc234873244" w:history="1">
             <w:r>
               <w:rPr>
                 <w:rStyle w:val="Hyperlink"/>
@@ -733,7 +661,7 @@
               <w:rPr>
                 <w:noProof/>
               </w:rPr>
-              <w:instrText xml:space="preserve"> PAGEREF _Toc234659117 \h </w:instrText>
+              <w:instrText xml:space="preserve"> PAGEREF _Toc234873244 \h </w:instrText>
             </w:r>
             <w:r>
               <w:rPr>
@@ -770,7 +698,7 @@
               <w:noProof/>
             </w:rPr>
           </w:pPr>
-          <w:hyperlink w:anchor="_Toc234659118" w:history="1">
+          <w:hyperlink w:anchor="_Toc234873245" w:history="1">
             <w:r>
               <w:rPr>
                 <w:rStyle w:val="Hyperlink"/>
@@ -796,7 +724,7 @@
               <w:rPr>
                 <w:noProof/>
               </w:rPr>
-              <w:instrText xml:space="preserve"> PAGEREF _Toc234659118 \h </w:instrText>
+              <w:instrText xml:space="preserve"> PAGEREF _Toc234873245 \h </w:instrText>
             </w:r>
             <w:r>
               <w:rPr>
@@ -833,7 +761,7 @@
               <w:noProof/>
             </w:rPr>
           </w:pPr>
-          <w:hyperlink w:anchor="_Toc234659119" w:history="1">
+          <w:hyperlink w:anchor="_Toc234873246" w:history="1">
             <w:r>
               <w:rPr>
                 <w:rStyle w:val="Hyperlink"/>
@@ -859,7 +787,7 @@
               <w:rPr>
                 <w:noProof/>
               </w:rPr>
-              <w:instrText xml:space="preserve"> PAGEREF _Toc234659119 \h </w:instrText>
+              <w:instrText xml:space="preserve"> PAGEREF _Toc234873246 \h </w:instrText>
             </w:r>
             <w:r>
               <w:rPr>
@@ -896,7 +824,7 @@
               <w:noProof/>
             </w:rPr>
           </w:pPr>
-          <w:hyperlink w:anchor="_Toc234659120" w:history="1">
+          <w:hyperlink w:anchor="_Toc234873247" w:history="1">
             <w:r>
               <w:rPr>
                 <w:rStyle w:val="Hyperlink"/>
@@ -922,7 +850,7 @@
               <w:rPr>
                 <w:noProof/>
               </w:rPr>
-              <w:instrText xml:space="preserve"> PAGEREF _Toc234659120 \h </w:instrText>
+              <w:instrText xml:space="preserve"> PAGEREF _Toc234873247 \h </w:instrText>
             </w:r>
             <w:r>
               <w:rPr>
@@ -959,7 +887,7 @@
               <w:noProof/>
             </w:rPr>
           </w:pPr>
-          <w:hyperlink w:anchor="_Toc234659121" w:history="1">
+          <w:hyperlink w:anchor="_Toc234873248" w:history="1">
             <w:r>
               <w:rPr>
                 <w:rStyle w:val="Hyperlink"/>
@@ -985,7 +913,7 @@
               <w:rPr>
                 <w:noProof/>
               </w:rPr>
-              <w:instrText xml:space="preserve"> PAGEREF _Toc234659121 \h </w:instrText>
+              <w:instrText xml:space="preserve"> PAGEREF _Toc234873248 \h </w:instrText>
             </w:r>
             <w:r>
               <w:rPr>
@@ -1022,7 +950,7 @@
               <w:noProof/>
             </w:rPr>
           </w:pPr>
-          <w:hyperlink w:anchor="_Toc234659122" w:history="1">
+          <w:hyperlink w:anchor="_Toc234873249" w:history="1">
             <w:r>
               <w:rPr>
                 <w:rStyle w:val="Hyperlink"/>
@@ -1048,7 +976,7 @@
               <w:rPr>
                 <w:noProof/>
               </w:rPr>
-              <w:instrText xml:space="preserve"> PAGEREF _Toc234659122 \h </w:instrText>
+              <w:instrText xml:space="preserve"> PAGEREF _Toc234873249 \h </w:instrText>
             </w:r>
             <w:r>
               <w:rPr>
@@ -1085,7 +1013,7 @@
               <w:noProof/>
             </w:rPr>
           </w:pPr>
-          <w:hyperlink w:anchor="_Toc234659123" w:history="1">
+          <w:hyperlink w:anchor="_Toc234873250" w:history="1">
             <w:r>
               <w:rPr>
                 <w:rStyle w:val="Hyperlink"/>
@@ -1111,7 +1039,7 @@
               <w:rPr>
                 <w:noProof/>
               </w:rPr>
-              <w:instrText xml:space="preserve"> PAGEREF _Toc234659123 \h </w:instrText>
+              <w:instrText xml:space="preserve"> PAGEREF _Toc234873250 \h </w:instrText>
             </w:r>
             <w:r>
               <w:rPr>
@@ -1148,7 +1076,7 @@
               <w:noProof/>
             </w:rPr>
           </w:pPr>
-          <w:hyperlink w:anchor="_Toc234659124" w:history="1">
+          <w:hyperlink w:anchor="_Toc234873251" w:history="1">
             <w:r>
               <w:rPr>
                 <w:rStyle w:val="Hyperlink"/>
@@ -1174,7 +1102,7 @@
               <w:rPr>
                 <w:noProof/>
               </w:rPr>
-              <w:instrText xml:space="preserve"> PAGEREF _Toc234659124 \h </w:instrText>
+              <w:instrText xml:space="preserve"> PAGEREF _Toc234873251 \h </w:instrText>
             </w:r>
             <w:r>
               <w:rPr>
@@ -1211,7 +1139,7 @@
               <w:noProof/>
             </w:rPr>
           </w:pPr>
-          <w:hyperlink w:anchor="_Toc234659125" w:history="1">
+          <w:hyperlink w:anchor="_Toc234873252" w:history="1">
             <w:r>
               <w:rPr>
                 <w:rStyle w:val="Hyperlink"/>
@@ -1237,7 +1165,7 @@
               <w:rPr>
                 <w:noProof/>
               </w:rPr>
-              <w:instrText xml:space="preserve"> PAGEREF _Toc234659125 \h </w:instrText>
+              <w:instrText xml:space="preserve"> PAGEREF _Toc234873252 \h </w:instrText>
             </w:r>
             <w:r>
               <w:rPr>
@@ -1274,7 +1202,7 @@
               <w:noProof/>
             </w:rPr>
           </w:pPr>
-          <w:hyperlink w:anchor="_Toc234659126" w:history="1">
+          <w:hyperlink w:anchor="_Toc234873253" w:history="1">
             <w:r>
               <w:rPr>
                 <w:rStyle w:val="Hyperlink"/>
@@ -1300,7 +1228,7 @@
               <w:rPr>
                 <w:noProof/>
               </w:rPr>
-              <w:instrText xml:space="preserve"> PAGEREF _Toc234659126 \h </w:instrText>
+              <w:instrText xml:space="preserve"> PAGEREF _Toc234873253 \h </w:instrText>
             </w:r>
             <w:r>
               <w:rPr>
@@ -1337,7 +1265,7 @@
               <w:noProof/>
             </w:rPr>
           </w:pPr>
-          <w:hyperlink w:anchor="_Toc234659127" w:history="1">
+          <w:hyperlink w:anchor="_Toc234873254" w:history="1">
             <w:r>
               <w:rPr>
                 <w:rStyle w:val="Hyperlink"/>
@@ -1363,7 +1291,7 @@
               <w:rPr>
                 <w:noProof/>
               </w:rPr>
-              <w:instrText xml:space="preserve"> PAGEREF _Toc234659127 \h </w:instrText>
+              <w:instrText xml:space="preserve"> PAGEREF _Toc234873254 \h </w:instrText>
             </w:r>
             <w:r>
               <w:rPr>
@@ -1380,7 +1308,7 @@
               <w:rPr>
                 <w:noProof/>
               </w:rPr>
-              <w:t>7</w:t>
+              <w:t>8</w:t>
             </w:r>
             <w:r>
               <w:rPr>
@@ -1400,7 +1328,7 @@
               <w:noProof/>
             </w:rPr>
           </w:pPr>
-          <w:hyperlink w:anchor="_Toc234659128" w:history="1">
+          <w:hyperlink w:anchor="_Toc234873255" w:history="1">
             <w:r>
               <w:rPr>
                 <w:rStyle w:val="Hyperlink"/>
@@ -1426,7 +1354,7 @@
               <w:rPr>
                 <w:noProof/>
               </w:rPr>
-              <w:instrText xml:space="preserve"> PAGEREF _Toc234659128 \h </w:instrText>
+              <w:instrText xml:space="preserve"> PAGEREF _Toc234873255 \h </w:instrText>
             </w:r>
             <w:r>
               <w:rPr>
@@ -1463,7 +1391,7 @@
               <w:noProof/>
             </w:rPr>
           </w:pPr>
-          <w:hyperlink w:anchor="_Toc234659129" w:history="1">
+          <w:hyperlink w:anchor="_Toc234873256" w:history="1">
             <w:r>
               <w:rPr>
                 <w:rStyle w:val="Hyperlink"/>
@@ -1489,7 +1417,7 @@
               <w:rPr>
                 <w:noProof/>
               </w:rPr>
-              <w:instrText xml:space="preserve"> PAGEREF _Toc234659129 \h </w:instrText>
+              <w:instrText xml:space="preserve"> PAGEREF _Toc234873256 \h </w:instrText>
             </w:r>
             <w:r>
               <w:rPr>
@@ -1526,7 +1454,7 @@
               <w:noProof/>
             </w:rPr>
           </w:pPr>
-          <w:hyperlink w:anchor="_Toc234659130" w:history="1">
+          <w:hyperlink w:anchor="_Toc234873257" w:history="1">
             <w:r>
               <w:rPr>
                 <w:rStyle w:val="Hyperlink"/>
@@ -1552,7 +1480,7 @@
               <w:rPr>
                 <w:noProof/>
               </w:rPr>
-              <w:instrText xml:space="preserve"> PAGEREF _Toc234659130 \h </w:instrText>
+              <w:instrText xml:space="preserve"> PAGEREF _Toc234873257 \h </w:instrText>
             </w:r>
             <w:r>
               <w:rPr>
@@ -1589,7 +1517,7 @@
               <w:noProof/>
             </w:rPr>
           </w:pPr>
-          <w:hyperlink w:anchor="_Toc234659131" w:history="1">
+          <w:hyperlink w:anchor="_Toc234873258" w:history="1">
             <w:r>
               <w:rPr>
                 <w:rStyle w:val="Hyperlink"/>
@@ -1615,7 +1543,7 @@
               <w:rPr>
                 <w:noProof/>
               </w:rPr>
-              <w:instrText xml:space="preserve"> PAGEREF _Toc234659131 \h </w:instrText>
+              <w:instrText xml:space="preserve"> PAGEREF _Toc234873258 \h </w:instrText>
             </w:r>
             <w:r>
               <w:rPr>
@@ -1652,7 +1580,7 @@
               <w:noProof/>
             </w:rPr>
           </w:pPr>
-          <w:hyperlink w:anchor="_Toc234659132" w:history="1">
+          <w:hyperlink w:anchor="_Toc234873259" w:history="1">
             <w:r>
               <w:rPr>
                 <w:rStyle w:val="Hyperlink"/>
@@ -1678,7 +1606,7 @@
               <w:rPr>
                 <w:noProof/>
               </w:rPr>
-              <w:instrText xml:space="preserve"> PAGEREF _Toc234659132 \h </w:instrText>
+              <w:instrText xml:space="preserve"> PAGEREF _Toc234873259 \h </w:instrText>
             </w:r>
             <w:r>
               <w:rPr>
@@ -1715,7 +1643,7 @@
               <w:noProof/>
             </w:rPr>
           </w:pPr>
-          <w:hyperlink w:anchor="_Toc234659133" w:history="1">
+          <w:hyperlink w:anchor="_Toc234873260" w:history="1">
             <w:r>
               <w:rPr>
                 <w:rStyle w:val="Hyperlink"/>
@@ -1741,7 +1669,7 @@
               <w:rPr>
                 <w:noProof/>
               </w:rPr>
-              <w:instrText xml:space="preserve"> PAGEREF _Toc234659133 \h </w:instrText>
+              <w:instrText xml:space="preserve"> PAGEREF _Toc234873260 \h </w:instrText>
             </w:r>
             <w:r>
               <w:rPr>
@@ -1758,7 +1686,7 @@
               <w:rPr>
                 <w:noProof/>
               </w:rPr>
-              <w:t>9</w:t>
+              <w:t>10</w:t>
             </w:r>
             <w:r>
               <w:rPr>
@@ -1778,7 +1706,7 @@
               <w:noProof/>
             </w:rPr>
           </w:pPr>
-          <w:hyperlink w:anchor="_Toc234659134" w:history="1">
+          <w:hyperlink w:anchor="_Toc234873261" w:history="1">
             <w:r>
               <w:rPr>
                 <w:rStyle w:val="Hyperlink"/>
@@ -1804,7 +1732,7 @@
               <w:rPr>
                 <w:noProof/>
               </w:rPr>
-              <w:instrText xml:space="preserve"> PAGEREF _Toc234659134 \h </w:instrText>
+              <w:instrText xml:space="preserve"> PAGEREF _Toc234873261 \h </w:instrText>
             </w:r>
             <w:r>
               <w:rPr>
@@ -1821,7 +1749,7 @@
               <w:rPr>
                 <w:noProof/>
               </w:rPr>
-              <w:t>9</w:t>
+              <w:t>10</w:t>
             </w:r>
             <w:r>
               <w:rPr>
@@ -1841,7 +1769,7 @@
               <w:noProof/>
             </w:rPr>
           </w:pPr>
-          <w:hyperlink w:anchor="_Toc234659135" w:history="1">
+          <w:hyperlink w:anchor="_Toc234873262" w:history="1">
             <w:r>
               <w:rPr>
                 <w:rStyle w:val="Hyperlink"/>
@@ -1849,7 +1777,7 @@
                 <w:bCs/>
                 <w:noProof/>
               </w:rPr>
-              <w:t>5.2 The Transpiled and Generated Target C++ Implementation (64 Lines of Code)</w:t>
+              <w:t>5.2 The Transpiled and Generated Target C++ Implementation</w:t>
             </w:r>
             <w:r>
               <w:rPr>
@@ -1867,7 +1795,7 @@
               <w:rPr>
                 <w:noProof/>
               </w:rPr>
-              <w:instrText xml:space="preserve"> PAGEREF _Toc234659135 \h </w:instrText>
+              <w:instrText xml:space="preserve"> PAGEREF _Toc234873262 \h </w:instrText>
             </w:r>
             <w:r>
               <w:rPr>
@@ -1904,7 +1832,7 @@
               <w:noProof/>
             </w:rPr>
           </w:pPr>
-          <w:hyperlink w:anchor="_Toc234659136" w:history="1">
+          <w:hyperlink w:anchor="_Toc234873263" w:history="1">
             <w:r>
               <w:rPr>
                 <w:rStyle w:val="Hyperlink"/>
@@ -1930,7 +1858,7 @@
               <w:rPr>
                 <w:noProof/>
               </w:rPr>
-              <w:instrText xml:space="preserve"> PAGEREF _Toc234659136 \h </w:instrText>
+              <w:instrText xml:space="preserve"> PAGEREF _Toc234873263 \h </w:instrText>
             </w:r>
             <w:r>
               <w:rPr>
@@ -1967,7 +1895,7 @@
               <w:noProof/>
             </w:rPr>
           </w:pPr>
-          <w:hyperlink w:anchor="_Toc234659137" w:history="1">
+          <w:hyperlink w:anchor="_Toc234873264" w:history="1">
             <w:r>
               <w:rPr>
                 <w:rStyle w:val="Hyperlink"/>
@@ -1993,7 +1921,7 @@
               <w:rPr>
                 <w:noProof/>
               </w:rPr>
-              <w:instrText xml:space="preserve"> PAGEREF _Toc234659137 \h </w:instrText>
+              <w:instrText xml:space="preserve"> PAGEREF _Toc234873264 \h </w:instrText>
             </w:r>
             <w:r>
               <w:rPr>
@@ -2030,7 +1958,7 @@
               <w:noProof/>
             </w:rPr>
           </w:pPr>
-          <w:hyperlink w:anchor="_Toc234659138" w:history="1">
+          <w:hyperlink w:anchor="_Toc234873265" w:history="1">
             <w:r>
               <w:rPr>
                 <w:rStyle w:val="Hyperlink"/>
@@ -2056,7 +1984,7 @@
               <w:rPr>
                 <w:noProof/>
               </w:rPr>
-              <w:instrText xml:space="preserve"> PAGEREF _Toc234659138 \h </w:instrText>
+              <w:instrText xml:space="preserve"> PAGEREF _Toc234873265 \h </w:instrText>
             </w:r>
             <w:r>
               <w:rPr>
@@ -2093,7 +2021,7 @@
               <w:noProof/>
             </w:rPr>
           </w:pPr>
-          <w:hyperlink w:anchor="_Toc234659139" w:history="1">
+          <w:hyperlink w:anchor="_Toc234873266" w:history="1">
             <w:r>
               <w:rPr>
                 <w:rStyle w:val="Hyperlink"/>
@@ -2119,7 +2047,7 @@
               <w:rPr>
                 <w:noProof/>
               </w:rPr>
-              <w:instrText xml:space="preserve"> PAGEREF _Toc234659139 \h </w:instrText>
+              <w:instrText xml:space="preserve"> PAGEREF _Toc234873266 \h </w:instrText>
             </w:r>
             <w:r>
               <w:rPr>
@@ -2156,7 +2084,7 @@
               <w:noProof/>
             </w:rPr>
           </w:pPr>
-          <w:hyperlink w:anchor="_Toc234659140" w:history="1">
+          <w:hyperlink w:anchor="_Toc234873267" w:history="1">
             <w:r>
               <w:rPr>
                 <w:rStyle w:val="Hyperlink"/>
@@ -2182,7 +2110,7 @@
               <w:rPr>
                 <w:noProof/>
               </w:rPr>
-              <w:instrText xml:space="preserve"> PAGEREF _Toc234659140 \h </w:instrText>
+              <w:instrText xml:space="preserve"> PAGEREF _Toc234873267 \h </w:instrText>
             </w:r>
             <w:r>
               <w:rPr>
@@ -2219,7 +2147,7 @@
               <w:noProof/>
             </w:rPr>
           </w:pPr>
-          <w:hyperlink w:anchor="_Toc234659141" w:history="1">
+          <w:hyperlink w:anchor="_Toc234873268" w:history="1">
             <w:r>
               <w:rPr>
                 <w:rStyle w:val="Hyperlink"/>
@@ -2245,7 +2173,7 @@
               <w:rPr>
                 <w:noProof/>
               </w:rPr>
-              <w:instrText xml:space="preserve"> PAGEREF _Toc234659141 \h </w:instrText>
+              <w:instrText xml:space="preserve"> PAGEREF _Toc234873268 \h </w:instrText>
             </w:r>
             <w:r>
               <w:rPr>
@@ -2282,7 +2210,7 @@
               <w:noProof/>
             </w:rPr>
           </w:pPr>
-          <w:hyperlink w:anchor="_Toc234659142" w:history="1">
+          <w:hyperlink w:anchor="_Toc234873269" w:history="1">
             <w:r>
               <w:rPr>
                 <w:rStyle w:val="Hyperlink"/>
@@ -2308,7 +2236,7 @@
               <w:rPr>
                 <w:noProof/>
               </w:rPr>
-              <w:instrText xml:space="preserve"> PAGEREF _Toc234659142 \h </w:instrText>
+              <w:instrText xml:space="preserve"> PAGEREF _Toc234873269 \h </w:instrText>
             </w:r>
             <w:r>
               <w:rPr>
@@ -2345,7 +2273,7 @@
               <w:noProof/>
             </w:rPr>
           </w:pPr>
-          <w:hyperlink w:anchor="_Toc234659143" w:history="1">
+          <w:hyperlink w:anchor="_Toc234873270" w:history="1">
             <w:r>
               <w:rPr>
                 <w:rStyle w:val="Hyperlink"/>
@@ -2371,7 +2299,7 @@
               <w:rPr>
                 <w:noProof/>
               </w:rPr>
-              <w:instrText xml:space="preserve"> PAGEREF _Toc234659143 \h </w:instrText>
+              <w:instrText xml:space="preserve"> PAGEREF _Toc234873270 \h </w:instrText>
             </w:r>
             <w:r>
               <w:rPr>
@@ -2408,7 +2336,7 @@
               <w:noProof/>
             </w:rPr>
           </w:pPr>
-          <w:hyperlink w:anchor="_Toc234659144" w:history="1">
+          <w:hyperlink w:anchor="_Toc234873271" w:history="1">
             <w:r>
               <w:rPr>
                 <w:rStyle w:val="Hyperlink"/>
@@ -2434,7 +2362,7 @@
               <w:rPr>
                 <w:noProof/>
               </w:rPr>
-              <w:instrText xml:space="preserve"> PAGEREF _Toc234659144 \h </w:instrText>
+              <w:instrText xml:space="preserve"> PAGEREF _Toc234873271 \h </w:instrText>
             </w:r>
             <w:r>
               <w:rPr>
@@ -2471,7 +2399,7 @@
               <w:noProof/>
             </w:rPr>
           </w:pPr>
-          <w:hyperlink w:anchor="_Toc234659145" w:history="1">
+          <w:hyperlink w:anchor="_Toc234873272" w:history="1">
             <w:r>
               <w:rPr>
                 <w:rStyle w:val="Hyperlink"/>
@@ -2497,7 +2425,7 @@
               <w:rPr>
                 <w:noProof/>
               </w:rPr>
-              <w:instrText xml:space="preserve"> PAGEREF _Toc234659145 \h </w:instrText>
+              <w:instrText xml:space="preserve"> PAGEREF _Toc234873272 \h </w:instrText>
             </w:r>
             <w:r>
               <w:rPr>
@@ -2534,7 +2462,7 @@
               <w:noProof/>
             </w:rPr>
           </w:pPr>
-          <w:hyperlink w:anchor="_Toc234659146" w:history="1">
+          <w:hyperlink w:anchor="_Toc234873273" w:history="1">
             <w:r>
               <w:rPr>
                 <w:rStyle w:val="Hyperlink"/>
@@ -2560,7 +2488,7 @@
               <w:rPr>
                 <w:noProof/>
               </w:rPr>
-              <w:instrText xml:space="preserve"> PAGEREF _Toc234659146 \h </w:instrText>
+              <w:instrText xml:space="preserve"> PAGEREF _Toc234873273 \h </w:instrText>
             </w:r>
             <w:r>
               <w:rPr>
@@ -2597,7 +2525,7 @@
               <w:noProof/>
             </w:rPr>
           </w:pPr>
-          <w:hyperlink w:anchor="_Toc234659147" w:history="1">
+          <w:hyperlink w:anchor="_Toc234873274" w:history="1">
             <w:r>
               <w:rPr>
                 <w:rStyle w:val="Hyperlink"/>
@@ -2605,7 +2533,7 @@
                 <w:bCs/>
                 <w:noProof/>
               </w:rPr>
-              <w:t>Section 9: STEAM &amp; Professional Evaluation Criteria Mapping</w:t>
+              <w:t>Section 9: The Mello IDE</w:t>
             </w:r>
             <w:r>
               <w:rPr>
@@ -2623,7 +2551,7 @@
               <w:rPr>
                 <w:noProof/>
               </w:rPr>
-              <w:instrText xml:space="preserve"> PAGEREF _Toc234659147 \h </w:instrText>
+              <w:instrText xml:space="preserve"> PAGEREF _Toc234873274 \h </w:instrText>
             </w:r>
             <w:r>
               <w:rPr>
@@ -2640,7 +2568,133 @@
               <w:rPr>
                 <w:noProof/>
               </w:rPr>
-              <w:t>15</w:t>
+              <w:t>16</w:t>
+            </w:r>
+            <w:r>
+              <w:rPr>
+                <w:noProof/>
+              </w:rPr>
+              <w:fldChar w:fldCharType="end"/>
+            </w:r>
+          </w:hyperlink>
+        </w:p>
+        <w:p>
+          <w:pPr>
+            <w:pStyle w:val="TOC2"/>
+            <w:tabs>
+              <w:tab w:val="right" w:leader="dot" w:pos="9530"/>
+            </w:tabs>
+            <w:rPr>
+              <w:noProof/>
+            </w:rPr>
+          </w:pPr>
+          <w:hyperlink w:anchor="_Toc234873275" w:history="1">
+            <w:r>
+              <w:rPr>
+                <w:rStyle w:val="Hyperlink"/>
+                <w:b/>
+                <w:bCs/>
+                <w:noProof/>
+              </w:rPr>
+              <w:t>9.1 Architecture</w:t>
+            </w:r>
+            <w:r>
+              <w:rPr>
+                <w:noProof/>
+              </w:rPr>
+              <w:tab/>
+            </w:r>
+            <w:r>
+              <w:rPr>
+                <w:noProof/>
+              </w:rPr>
+              <w:fldChar w:fldCharType="begin"/>
+            </w:r>
+            <w:r>
+              <w:rPr>
+                <w:noProof/>
+              </w:rPr>
+              <w:instrText xml:space="preserve"> PAGEREF _Toc234873275 \h </w:instrText>
+            </w:r>
+            <w:r>
+              <w:rPr>
+                <w:noProof/>
+              </w:rPr>
+            </w:r>
+            <w:r>
+              <w:rPr>
+                <w:noProof/>
+              </w:rPr>
+              <w:fldChar w:fldCharType="separate"/>
+            </w:r>
+            <w:r>
+              <w:rPr>
+                <w:noProof/>
+              </w:rPr>
+              <w:t>16</w:t>
+            </w:r>
+            <w:r>
+              <w:rPr>
+                <w:noProof/>
+              </w:rPr>
+              <w:fldChar w:fldCharType="end"/>
+            </w:r>
+          </w:hyperlink>
+        </w:p>
+        <w:p>
+          <w:pPr>
+            <w:pStyle w:val="TOC2"/>
+            <w:tabs>
+              <w:tab w:val="right" w:leader="dot" w:pos="9530"/>
+            </w:tabs>
+            <w:rPr>
+              <w:noProof/>
+            </w:rPr>
+          </w:pPr>
+          <w:hyperlink w:anchor="_Toc234873276" w:history="1">
+            <w:r>
+              <w:rPr>
+                <w:rStyle w:val="Hyperlink"/>
+                <w:b/>
+                <w:bCs/>
+                <w:noProof/>
+              </w:rPr>
+              <w:t>9.2 Project Status</w:t>
+            </w:r>
+            <w:r>
+              <w:rPr>
+                <w:noProof/>
+              </w:rPr>
+              <w:tab/>
+            </w:r>
+            <w:r>
+              <w:rPr>
+                <w:noProof/>
+              </w:rPr>
+              <w:fldChar w:fldCharType="begin"/>
+            </w:r>
+            <w:r>
+              <w:rPr>
+                <w:noProof/>
+              </w:rPr>
+              <w:instrText xml:space="preserve"> PAGEREF _Toc234873276 \h </w:instrText>
+            </w:r>
+            <w:r>
+              <w:rPr>
+                <w:noProof/>
+              </w:rPr>
+            </w:r>
+            <w:r>
+              <w:rPr>
+                <w:noProof/>
+              </w:rPr>
+              <w:fldChar w:fldCharType="separate"/>
+            </w:r>
+            <w:r>
+              <w:rPr>
+                <w:noProof/>
+              </w:rPr>
+              <w:t>16</w:t>
             </w:r>
             <w:r>
               <w:rPr>
@@ -2660,7 +2714,7 @@
               <w:noProof/>
             </w:rPr>
           </w:pPr>
-          <w:hyperlink w:anchor="_Toc234659148" w:history="1">
+          <w:hyperlink w:anchor="_Toc234873277" w:history="1">
             <w:r>
               <w:rPr>
                 <w:rStyle w:val="Hyperlink"/>
@@ -2668,7 +2722,7 @@
                 <w:bCs/>
                 <w:noProof/>
               </w:rPr>
-              <w:t>Section 10: Roadmap &amp; Future Work</w:t>
+              <w:t>Section 10: STEAM &amp; Professional Evaluation Criteria Mapping</w:t>
             </w:r>
             <w:r>
               <w:rPr>
@@ -2686,7 +2740,7 @@
               <w:rPr>
                 <w:noProof/>
               </w:rPr>
-              <w:instrText xml:space="preserve"> PAGEREF _Toc234659148 \h </w:instrText>
+              <w:instrText xml:space="preserve"> PAGEREF _Toc234873277 \h </w:instrText>
             </w:r>
             <w:r>
               <w:rPr>
@@ -2723,7 +2777,7 @@
               <w:noProof/>
             </w:rPr>
           </w:pPr>
-          <w:hyperlink w:anchor="_Toc234659149" w:history="1">
+          <w:hyperlink w:anchor="_Toc234873278" w:history="1">
             <w:r>
               <w:rPr>
                 <w:rStyle w:val="Hyperlink"/>
@@ -2731,7 +2785,7 @@
                 <w:bCs/>
                 <w:noProof/>
               </w:rPr>
-              <w:t>Section 11: Intellectual Property &amp; Restrictive Usage Policy</w:t>
+              <w:t>Section 11: Roadmap &amp; Future Work</w:t>
             </w:r>
             <w:r>
               <w:rPr>
@@ -2749,7 +2803,7 @@
               <w:rPr>
                 <w:noProof/>
               </w:rPr>
-              <w:instrText xml:space="preserve"> PAGEREF _Toc234659149 \h </w:instrText>
+              <w:instrText xml:space="preserve"> PAGEREF _Toc234873278 \h </w:instrText>
             </w:r>
             <w:r>
               <w:rPr>
@@ -2766,7 +2820,70 @@
               <w:rPr>
                 <w:noProof/>
               </w:rPr>
-              <w:t>16</w:t>
+              <w:t>17</w:t>
+            </w:r>
+            <w:r>
+              <w:rPr>
+                <w:noProof/>
+              </w:rPr>
+              <w:fldChar w:fldCharType="end"/>
+            </w:r>
+          </w:hyperlink>
+        </w:p>
+        <w:p>
+          <w:pPr>
+            <w:pStyle w:val="TOC1"/>
+            <w:tabs>
+              <w:tab w:val="right" w:leader="dot" w:pos="9530"/>
+            </w:tabs>
+            <w:rPr>
+              <w:noProof/>
+            </w:rPr>
+          </w:pPr>
+          <w:hyperlink w:anchor="_Toc234873279" w:history="1">
+            <w:r>
+              <w:rPr>
+                <w:rStyle w:val="Hyperlink"/>
+                <w:b/>
+                <w:bCs/>
+                <w:noProof/>
+              </w:rPr>
+              <w:t>Section 12: Intellectual Property &amp; Restrictive Usage Policy</w:t>
+            </w:r>
+            <w:r>
+              <w:rPr>
+                <w:noProof/>
+              </w:rPr>
+              <w:tab/>
+            </w:r>
+            <w:r>
+              <w:rPr>
+                <w:noProof/>
+              </w:rPr>
+              <w:fldChar w:fldCharType="begin"/>
+            </w:r>
+            <w:r>
+              <w:rPr>
+                <w:noProof/>
+              </w:rPr>
+              <w:instrText xml:space="preserve"> PAGEREF _Toc234873279 \h </w:instrText>
+            </w:r>
+            <w:r>
+              <w:rPr>
+                <w:noProof/>
+              </w:rPr>
+            </w:r>
+            <w:r>
+              <w:rPr>
+                <w:noProof/>
+              </w:rPr>
+              <w:fldChar w:fldCharType="separate"/>
+            </w:r>
+            <w:r>
+              <w:rPr>
+                <w:noProof/>
+              </w:rPr>
+              <w:t>17</w:t>
             </w:r>
             <w:r>
               <w:rPr>
@@ -2786,7 +2903,7 @@
               <w:noProof/>
             </w:rPr>
           </w:pPr>
-          <w:hyperlink w:anchor="_Toc234659150" w:history="1">
+          <w:hyperlink w:anchor="_Toc234873280" w:history="1">
             <w:r>
               <w:rPr>
                 <w:rStyle w:val="Hyperlink"/>
@@ -2794,7 +2911,7 @@
                 <w:bCs/>
                 <w:noProof/>
               </w:rPr>
-              <w:t>8.1 Legal Ownership Context</w:t>
+              <w:t>12.1 Legal Ownership Context</w:t>
             </w:r>
             <w:r>
               <w:rPr>
@@ -2812,7 +2929,7 @@
               <w:rPr>
                 <w:noProof/>
               </w:rPr>
-              <w:instrText xml:space="preserve"> PAGEREF _Toc234659150 \h </w:instrText>
+              <w:instrText xml:space="preserve"> PAGEREF _Toc234873280 \h </w:instrText>
             </w:r>
             <w:r>
               <w:rPr>
@@ -2829,7 +2946,7 @@
               <w:rPr>
                 <w:noProof/>
               </w:rPr>
-              <w:t>16</w:t>
+              <w:t>17</w:t>
             </w:r>
             <w:r>
               <w:rPr>
@@ -2849,7 +2966,7 @@
               <w:noProof/>
             </w:rPr>
           </w:pPr>
-          <w:hyperlink w:anchor="_Toc234659151" w:history="1">
+          <w:hyperlink w:anchor="_Toc234873281" w:history="1">
             <w:r>
               <w:rPr>
                 <w:rStyle w:val="Hyperlink"/>
@@ -2857,7 +2974,7 @@
                 <w:bCs/>
                 <w:noProof/>
               </w:rPr>
-              <w:t>8.2 Explicit Prohibitions &amp; Competitive Clause</w:t>
+              <w:t>12.2 Explicit Prohibitions &amp; Competitive Clause</w:t>
             </w:r>
             <w:r>
               <w:rPr>
@@ -2875,7 +2992,7 @@
               <w:rPr>
                 <w:noProof/>
               </w:rPr>
-              <w:instrText xml:space="preserve"> PAGEREF _Toc234659151 \h </w:instrText>
+              <w:instrText xml:space="preserve"> PAGEREF _Toc234873281 \h </w:instrText>
             </w:r>
             <w:r>
               <w:rPr>
@@ -2892,7 +3009,7 @@
               <w:rPr>
                 <w:noProof/>
               </w:rPr>
-              <w:t>16</w:t>
+              <w:t>17</w:t>
             </w:r>
             <w:r>
               <w:rPr>
@@ -2922,7 +3039,7 @@
         </w:pBdr>
         <w:spacing w:before="400" w:after="200"/>
       </w:pPr>
-      <w:bookmarkStart w:id="2" w:name="_Toc234659111"/>
+      <w:bookmarkStart w:id="2" w:name="_Toc234873238"/>
       <w:r>
         <w:rPr>
           <w:b/>
@@ -2939,7 +3056,7 @@
         <w:pStyle w:val="Heading2"/>
         <w:spacing w:before="300" w:after="150"/>
       </w:pPr>
-      <w:bookmarkStart w:id="3" w:name="_Toc234659112"/>
+      <w:bookmarkStart w:id="3" w:name="_Toc234873239"/>
       <w:r>
         <w:rPr>
           <w:b/>
@@ -2979,7 +3096,15 @@
           <w:sz w:val="22"/>
           <w:szCs w:val="22"/>
         </w:rPr>
-        <w:t xml:space="preserve">), robotics, and automated control frameworks. However, writing firmware for low-cost, resource-constrained microcontrollers (such as the Microchip ATmega328P or similar 8-bit/32-bit RISC architectures) remains fundamentally constrained by toolchain design. Developers are forced to choose between optimal execution speed </w:t>
+        <w:t>), robotics, and automated control frameworks. However, writing firm</w:t>
+      </w:r>
+      <w:r>
+        <w:rPr>
+          <w:rFonts w:ascii="Calibri" w:eastAsia="Calibri" w:hAnsi="Calibri" w:cs="Calibri"/>
+          <w:sz w:val="22"/>
+          <w:szCs w:val="22"/>
+        </w:rPr>
+        <w:t xml:space="preserve">ware for low-cost, resource-constrained microcontrollers (such as the Microchip ATmega328P or similar 8-bit/32-bit RISC architectures) remains fundamentally constrained by toolchain design. Developers are forced to choose between optimal execution speed </w:t>
       </w:r>
       <w:proofErr w:type="gramStart"/>
       <w:r>
@@ -3005,7 +3130,7 @@
         <w:pStyle w:val="Heading2"/>
         <w:spacing w:before="300" w:after="150"/>
       </w:pPr>
-      <w:bookmarkStart w:id="4" w:name="_Toc234659113"/>
+      <w:bookmarkStart w:id="4" w:name="_Toc234873240"/>
       <w:r>
         <w:rPr>
           <w:b/>
@@ -3056,7 +3181,15 @@
           <w:sz w:val="22"/>
           <w:szCs w:val="22"/>
         </w:rPr>
-        <w:t>unmatched execution speed, direct hardware pointer manipulation, minimal static memory overhead, and highly optimized binary footprints.</w:t>
+        <w:t>unmatched execution speed, di</w:t>
+      </w:r>
+      <w:r>
+        <w:rPr>
+          <w:rFonts w:ascii="Calibri" w:eastAsia="Calibri" w:hAnsi="Calibri" w:cs="Calibri"/>
+          <w:sz w:val="22"/>
+          <w:szCs w:val="22"/>
+        </w:rPr>
+        <w:t>rect hardware pointer manipulation, minimal static memory overhead, and highly optimized binary footprints.</w:t>
       </w:r>
     </w:p>
     <w:p>
@@ -3085,7 +3218,15 @@
           <w:sz w:val="22"/>
           <w:szCs w:val="22"/>
         </w:rPr>
-        <w:t>extremely steep learning curve for beginner innovators, highly verbose syntax requiring rigorous formatting (semicolons, explicit braces), explicit manual static variable creation for multi-tasking, and manual interrupt/</w:t>
+        <w:t>extremely steep learning curve for beginner innovators, highly verbose syntax requiring rigorous formatting (semicolon</w:t>
+      </w:r>
+      <w:r>
+        <w:rPr>
+          <w:rFonts w:ascii="Calibri" w:eastAsia="Calibri" w:hAnsi="Calibri" w:cs="Calibri"/>
+          <w:sz w:val="22"/>
+          <w:szCs w:val="22"/>
+        </w:rPr>
+        <w:t>s, explicit braces), explicit manual static variable creation for multi-tasking, and manual interrupt/</w:t>
       </w:r>
       <w:proofErr w:type="spellStart"/>
       <w:r>
@@ -3180,7 +3321,15 @@
           <w:sz w:val="22"/>
           <w:szCs w:val="22"/>
         </w:rPr>
-        <w:t>elegant, indentation-based syntax, rapid prototyping loops, high readability, and clean control flow structures.</w:t>
+        <w:t xml:space="preserve">elegant, indentation-based syntax, rapid </w:t>
+      </w:r>
+      <w:r>
+        <w:rPr>
+          <w:rFonts w:ascii="Calibri" w:eastAsia="Calibri" w:hAnsi="Calibri" w:cs="Calibri"/>
+          <w:sz w:val="22"/>
+          <w:szCs w:val="22"/>
+        </w:rPr>
+        <w:t>prototyping loops, high readability, and clean control flow structures.</w:t>
       </w:r>
     </w:p>
     <w:p>
@@ -3209,7 +3358,15 @@
           <w:sz w:val="22"/>
           <w:szCs w:val="22"/>
         </w:rPr>
-        <w:t>requires a massive virtual machine/runtime interpreter environment deployed on the silicon. It consumes substantial RAM, adds continuous execution overhead, and is completely incompatible with low-end microcontrollers containing limited Flash storage (e.g., less than 32KB of Flash and 2KB of RAM).</w:t>
+        <w:t>requires a massive virtual machine/runtime interpreter environment deployed on the silicon. It consumes substantial RAM, adds continuous execu</w:t>
+      </w:r>
+      <w:r>
+        <w:rPr>
+          <w:rFonts w:ascii="Calibri" w:eastAsia="Calibri" w:hAnsi="Calibri" w:cs="Calibri"/>
+          <w:sz w:val="22"/>
+          <w:szCs w:val="22"/>
+        </w:rPr>
+        <w:t>tion overhead, and is completely incompatible with low-end microcontrollers containing limited Flash storage (e.g., less than 32KB of Flash and 2KB of RAM).</w:t>
       </w:r>
     </w:p>
     <w:tbl>
@@ -3233,6 +3390,12 @@
         <w:gridCol w:w="9530"/>
       </w:tblGrid>
       <w:tr>
+        <w:tblPrEx>
+          <w:tblCellMar>
+            <w:top w:w="0" w:type="dxa"/>
+            <w:bottom w:w="0" w:type="dxa"/>
+          </w:tblCellMar>
+        </w:tblPrEx>
         <w:tc>
           <w:tcPr>
             <w:tcW w:w="0" w:type="auto"/>
@@ -3336,7 +3499,7 @@
         <w:pStyle w:val="Heading2"/>
         <w:spacing w:before="300" w:after="150"/>
       </w:pPr>
-      <w:bookmarkStart w:id="5" w:name="_Toc234659114"/>
+      <w:bookmarkStart w:id="5" w:name="_Toc234873241"/>
       <w:r>
         <w:rPr>
           <w:b/>
@@ -3388,7 +3551,18 @@
           <w:sz w:val="22"/>
           <w:szCs w:val="22"/>
         </w:rPr>
-        <w:t xml:space="preserve"> it directly into strictly optimized, native static C++ code prior to compilation, it is mathematically and computationally possible to achieve 100% of the native C++ hardware performance footprint while reducing total code verbosity by up to 60%.</w:t>
+        <w:t xml:space="preserve"> it directly into strictly optimized, native static C++ code prior to compilation, it is mathematically and computationally possible</w:t>
+      </w:r>
+      <w:r>
+        <w:rPr>
+          <w:rFonts w:ascii="Calibri" w:eastAsia="Calibri" w:hAnsi="Calibri" w:cs="Calibri"/>
+          <w:i/>
+          <w:iCs/>
+          <w:color w:val="5C4A38"/>
+          <w:sz w:val="22"/>
+          <w:szCs w:val="22"/>
+        </w:rPr>
+        <w:t xml:space="preserve"> to achieve 100% of the native C++ hardware performance footprint while reducing total code verbosity by up to 60%.</w:t>
       </w:r>
     </w:p>
     <w:p>
@@ -3399,7 +3573,7 @@
         </w:pBdr>
         <w:spacing w:before="400" w:after="200"/>
       </w:pPr>
-      <w:bookmarkStart w:id="6" w:name="_Toc234659115"/>
+      <w:bookmarkStart w:id="6" w:name="_Toc234873242"/>
       <w:r>
         <w:rPr>
           <w:b/>
@@ -3421,7 +3595,15 @@
           <w:sz w:val="22"/>
           <w:szCs w:val="22"/>
         </w:rPr>
-        <w:t>To scientifically validate the hypothesis, the Mello environment was engineered to satisfy a strict matrix of low-level technical design specifications:</w:t>
+        <w:t>To scientifically validate the hypothesis, the Mello environment was engine</w:t>
+      </w:r>
+      <w:r>
+        <w:rPr>
+          <w:rFonts w:ascii="Calibri" w:eastAsia="Calibri" w:hAnsi="Calibri" w:cs="Calibri"/>
+          <w:sz w:val="22"/>
+          <w:szCs w:val="22"/>
+        </w:rPr>
+        <w:t>ered to satisfy a strict matrix of low-level technical design specifications:</w:t>
       </w:r>
     </w:p>
     <w:p>
@@ -3429,7 +3611,7 @@
         <w:pStyle w:val="Heading2"/>
         <w:spacing w:before="300" w:after="150"/>
       </w:pPr>
-      <w:bookmarkStart w:id="7" w:name="_Toc234659116"/>
+      <w:bookmarkStart w:id="7" w:name="_Toc234873243"/>
       <w:r>
         <w:rPr>
           <w:b/>
@@ -3452,7 +3634,15 @@
           <w:sz w:val="22"/>
           <w:szCs w:val="22"/>
         </w:rPr>
-        <w:t>The language completely rejects the concept of a resident chip-level interpreter. Mello functions entirely as an ahead-of-time (AOT) compiler/</w:t>
+        <w:t>The language completely rejects the concept of a resident chip-level interpreter. Mello functions entirely as an ahead-of-time (AOT) compile</w:t>
+      </w:r>
+      <w:r>
+        <w:rPr>
+          <w:rFonts w:ascii="Calibri" w:eastAsia="Calibri" w:hAnsi="Calibri" w:cs="Calibri"/>
+          <w:sz w:val="22"/>
+          <w:szCs w:val="22"/>
+        </w:rPr>
+        <w:t>r/</w:t>
       </w:r>
       <w:proofErr w:type="spellStart"/>
       <w:r>
@@ -3478,7 +3668,7 @@
         <w:pStyle w:val="Heading2"/>
         <w:spacing w:before="300" w:after="150"/>
       </w:pPr>
-      <w:bookmarkStart w:id="8" w:name="_Toc234659117"/>
+      <w:bookmarkStart w:id="8" w:name="_Toc234873244"/>
       <w:r>
         <w:rPr>
           <w:b/>
@@ -3518,7 +3708,15 @@
           <w:sz w:val="22"/>
           <w:szCs w:val="22"/>
         </w:rPr>
-        <w:t>) function, which halts the entire CPU program counter, rendering the system unresponsive to real-time inputs. Mello eliminates this by introducing the native every keyword. The compiler must parse this expression and automatically generate asynchronous, state-tracking loops powered by the hardware clock (</w:t>
+        <w:t>) function, which halts the entire CPU program counter, rendering the system unresponsive to real-time inputs. Mello eliminates this by introducing the native every keyword. The compil</w:t>
+      </w:r>
+      <w:r>
+        <w:rPr>
+          <w:rFonts w:ascii="Calibri" w:eastAsia="Calibri" w:hAnsi="Calibri" w:cs="Calibri"/>
+          <w:sz w:val="22"/>
+          <w:szCs w:val="22"/>
+        </w:rPr>
+        <w:t>er must parse this expression and automatically generate asynchronous, state-tracking loops powered by the hardware clock (</w:t>
       </w:r>
       <w:proofErr w:type="spellStart"/>
       <w:proofErr w:type="gramStart"/>
@@ -3554,14 +3752,22 @@
         <w:pStyle w:val="Heading2"/>
         <w:spacing w:before="300" w:after="150"/>
       </w:pPr>
-      <w:bookmarkStart w:id="9" w:name="_Toc234659118"/>
+      <w:bookmarkStart w:id="9" w:name="_Toc234873245"/>
       <w:r>
         <w:rPr>
           <w:b/>
           <w:bCs/>
           <w:color w:val="7C2D12"/>
         </w:rPr>
-        <w:t xml:space="preserve">2.3 Hardware Event Abstraction &amp; </w:t>
+        <w:t>2.3 Hardware Event Abstraction &amp;</w:t>
+      </w:r>
+      <w:r>
+        <w:rPr>
+          <w:b/>
+          <w:bCs/>
+          <w:color w:val="7C2D12"/>
+        </w:rPr>
+        <w:t xml:space="preserve"> </w:t>
       </w:r>
       <w:proofErr w:type="spellStart"/>
       <w:r>
@@ -3612,7 +3818,15 @@
           <w:sz w:val="22"/>
           <w:szCs w:val="22"/>
         </w:rPr>
-        <w:t xml:space="preserve">Mechanical switches and buttons generate high-frequency electrical noise upon contact transition, known as "contact bounce." Handling this manually requires structural time-delay variables or complex ISR (Interrupt Service Routine) handling. Mello implements the native </w:t>
+        <w:t>Mechanical switches and buttons generate high-frequency electrical noise upon contact transition, known as "contact bounce." Handling this manually requires structural time-delay variables or complex ISR (Interrupt Service Ro</w:t>
+      </w:r>
+      <w:r>
+        <w:rPr>
+          <w:rFonts w:ascii="Calibri" w:eastAsia="Calibri" w:hAnsi="Calibri" w:cs="Calibri"/>
+          <w:sz w:val="22"/>
+          <w:szCs w:val="22"/>
+        </w:rPr>
+        <w:t xml:space="preserve">utine) handling. Mello implements the native </w:t>
       </w:r>
       <w:proofErr w:type="spellStart"/>
       <w:r>
@@ -3656,7 +3870,7 @@
         <w:pStyle w:val="Heading2"/>
         <w:spacing w:before="300" w:after="150"/>
       </w:pPr>
-      <w:bookmarkStart w:id="10" w:name="_Toc234659119"/>
+      <w:bookmarkStart w:id="10" w:name="_Toc234873246"/>
       <w:r>
         <w:rPr>
           <w:b/>
@@ -3678,7 +3892,15 @@
           <w:sz w:val="22"/>
           <w:szCs w:val="22"/>
         </w:rPr>
-        <w:t xml:space="preserve">The compiler acts as a static analyzer for hardware connections. Instead of requiring users to explicitly invoke setup routines like </w:t>
+        <w:t>The compiler acts as a sta</w:t>
+      </w:r>
+      <w:r>
+        <w:rPr>
+          <w:rFonts w:ascii="Calibri" w:eastAsia="Calibri" w:hAnsi="Calibri" w:cs="Calibri"/>
+          <w:sz w:val="22"/>
+          <w:szCs w:val="22"/>
+        </w:rPr>
+        <w:t xml:space="preserve">tic analyzer for hardware connections. Instead of requiring users to explicitly invoke setup routines like </w:t>
       </w:r>
       <w:proofErr w:type="spellStart"/>
       <w:proofErr w:type="gramStart"/>
@@ -3724,7 +3946,15 @@
           <w:sz w:val="22"/>
           <w:szCs w:val="22"/>
         </w:rPr>
-        <w:t xml:space="preserve">(9600) inside initialization hooks, the semantic analyzer must scan the usage graph of variables and functions (e.g., detecting </w:t>
+        <w:t>(9600) inside initialization hooks, the semantic analyzer must scan the usage graph of variables and functions (e.</w:t>
+      </w:r>
+      <w:r>
+        <w:rPr>
+          <w:rFonts w:ascii="Calibri" w:eastAsia="Calibri" w:hAnsi="Calibri" w:cs="Calibri"/>
+          <w:sz w:val="22"/>
+          <w:szCs w:val="22"/>
+        </w:rPr>
+        <w:t xml:space="preserve">g., detecting </w:t>
       </w:r>
       <w:proofErr w:type="spellStart"/>
       <w:r>
@@ -3771,7 +4001,7 @@
         </w:pBdr>
         <w:spacing w:before="400" w:after="200"/>
       </w:pPr>
-      <w:bookmarkStart w:id="11" w:name="_Toc234659120"/>
+      <w:bookmarkStart w:id="11" w:name="_Toc234873247"/>
       <w:r>
         <w:rPr>
           <w:b/>
@@ -3793,7 +4023,15 @@
           <w:sz w:val="22"/>
           <w:szCs w:val="22"/>
         </w:rPr>
-        <w:t>The entire Mello language compiler infrastructure was constructed from scratch using native system languages. The software translates human-readable scripts into hardware binaries through a series of deterministic, decoupled compiler phases:</w:t>
+        <w:t>The entire Mello language compiler infrastructure was constructed from sc</w:t>
+      </w:r>
+      <w:r>
+        <w:rPr>
+          <w:rFonts w:ascii="Calibri" w:eastAsia="Calibri" w:hAnsi="Calibri" w:cs="Calibri"/>
+          <w:sz w:val="22"/>
+          <w:szCs w:val="22"/>
+        </w:rPr>
+        <w:t>ratch using native system languages. The software translates human-readable scripts into hardware binaries through a series of deterministic, decoupled compiler phases:</w:t>
       </w:r>
     </w:p>
     <w:tbl>
@@ -3817,6 +4055,12 @@
         <w:gridCol w:w="9530"/>
       </w:tblGrid>
       <w:tr>
+        <w:tblPrEx>
+          <w:tblCellMar>
+            <w:top w:w="0" w:type="dxa"/>
+            <w:bottom w:w="0" w:type="dxa"/>
+          </w:tblCellMar>
+        </w:tblPrEx>
         <w:tc>
           <w:tcPr>
             <w:tcW w:w="0" w:type="auto"/>
@@ -3900,7 +4144,16 @@
                 <w:sz w:val="18"/>
                 <w:szCs w:val="18"/>
               </w:rPr>
-              <w:t>│     Phase A: Lexical Analyzer      │ ──► Token Stream (Handling Indent/</w:t>
+              <w:t xml:space="preserve">│ </w:t>
+            </w:r>
+            <w:r>
+              <w:rPr>
+                <w:rFonts w:ascii="Consolas" w:eastAsia="Consolas" w:hAnsi="Consolas" w:cs="Consolas"/>
+                <w:color w:val="3A3226"/>
+                <w:sz w:val="18"/>
+                <w:szCs w:val="18"/>
+              </w:rPr>
+              <w:t xml:space="preserve">    Phase A: Lexical Analyzer      │ ──► Token Stream (Handling Indent/</w:t>
             </w:r>
             <w:proofErr w:type="spellStart"/>
             <w:r>
@@ -3976,7 +4229,16 @@
                 <w:sz w:val="18"/>
                 <w:szCs w:val="18"/>
               </w:rPr>
-              <w:t>│     Phase B: Syntax Parser         │ ──► Abstract Syntax Tree (AST Generation)</w:t>
+              <w:t>│     Phase B: Syntax Parser         │ ──► Abstract Syntax Tree (AST Generati</w:t>
+            </w:r>
+            <w:r>
+              <w:rPr>
+                <w:rFonts w:ascii="Consolas" w:eastAsia="Consolas" w:hAnsi="Consolas" w:cs="Consolas"/>
+                <w:color w:val="3A3226"/>
+                <w:sz w:val="18"/>
+                <w:szCs w:val="18"/>
+              </w:rPr>
+              <w:t>on)</w:t>
             </w:r>
           </w:p>
           <w:p>
@@ -4183,7 +4445,7 @@
         <w:pStyle w:val="Heading2"/>
         <w:spacing w:before="300" w:after="150"/>
       </w:pPr>
-      <w:bookmarkStart w:id="12" w:name="_Toc234659121"/>
+      <w:bookmarkStart w:id="12" w:name="_Toc234873248"/>
       <w:r>
         <w:rPr>
           <w:b/>
@@ -4260,7 +4522,15 @@
           <w:sz w:val="22"/>
           <w:szCs w:val="22"/>
         </w:rPr>
-        <w:t xml:space="preserve"> file character by character. Its primary innovative component is the mechanical tracking of block structures using custom Indent/</w:t>
+        <w:t xml:space="preserve"> file character by character. Its pri</w:t>
+      </w:r>
+      <w:r>
+        <w:rPr>
+          <w:rFonts w:ascii="Calibri" w:eastAsia="Calibri" w:hAnsi="Calibri" w:cs="Calibri"/>
+          <w:sz w:val="22"/>
+          <w:szCs w:val="22"/>
+        </w:rPr>
+        <w:t>mary innovative component is the mechanical tracking of block structures using custom Indent/</w:t>
       </w:r>
       <w:proofErr w:type="spellStart"/>
       <w:r>
@@ -4310,7 +4580,15 @@
           <w:sz w:val="22"/>
           <w:szCs w:val="22"/>
         </w:rPr>
-        <w:t xml:space="preserve"> computes the precise count of leading spaces for every logical line.</w:t>
+        <w:t xml:space="preserve"> computes the precise count of l</w:t>
+      </w:r>
+      <w:r>
+        <w:rPr>
+          <w:rFonts w:ascii="Calibri" w:eastAsia="Calibri" w:hAnsi="Calibri" w:cs="Calibri"/>
+          <w:sz w:val="22"/>
+          <w:szCs w:val="22"/>
+        </w:rPr>
+        <w:t>eading spaces for every logical line.</w:t>
       </w:r>
     </w:p>
     <w:p>
@@ -4346,7 +4624,15 @@
           <w:sz w:val="22"/>
           <w:szCs w:val="22"/>
         </w:rPr>
-        <w:t>If the indentation level drops, the engine calculates the delta change and pushes corresponding DEDENT tokens.</w:t>
+        <w:t xml:space="preserve">If the indentation level drops, the engine calculates the delta change and pushes corresponding DEDENT </w:t>
+      </w:r>
+      <w:r>
+        <w:rPr>
+          <w:rFonts w:ascii="Calibri" w:eastAsia="Calibri" w:hAnsi="Calibri" w:cs="Calibri"/>
+          <w:sz w:val="22"/>
+          <w:szCs w:val="22"/>
+        </w:rPr>
+        <w:t>tokens.</w:t>
       </w:r>
     </w:p>
     <w:p>
@@ -4360,7 +4646,7 @@
           <w:sz w:val="22"/>
           <w:szCs w:val="22"/>
         </w:rPr>
-        <w:t xml:space="preserve">Concurrently, literal regex matching matches all core language keywords: start, loop, every, </w:t>
+        <w:t xml:space="preserve">Concurrently, literal regex matching matches all 22 core language keywords defined in the </w:t>
       </w:r>
       <w:proofErr w:type="spellStart"/>
       <w:r>
@@ -4369,6 +4655,104 @@
           <w:sz w:val="22"/>
           <w:szCs w:val="22"/>
         </w:rPr>
+        <w:t>lexer'</w:t>
+      </w:r>
+      <w:r>
+        <w:rPr>
+          <w:rFonts w:ascii="Calibri" w:eastAsia="Calibri" w:hAnsi="Calibri" w:cs="Calibri"/>
+          <w:sz w:val="22"/>
+          <w:szCs w:val="22"/>
+        </w:rPr>
+        <w:t>s</w:t>
+      </w:r>
+      <w:proofErr w:type="spellEnd"/>
+      <w:r>
+        <w:rPr>
+          <w:rFonts w:ascii="Calibri" w:eastAsia="Calibri" w:hAnsi="Calibri" w:cs="Calibri"/>
+          <w:sz w:val="22"/>
+          <w:szCs w:val="22"/>
+        </w:rPr>
+        <w:t xml:space="preserve"> keyword table: start, loop, wait, </w:t>
+      </w:r>
+      <w:proofErr w:type="spellStart"/>
+      <w:r>
+        <w:rPr>
+          <w:rFonts w:ascii="Calibri" w:eastAsia="Calibri" w:hAnsi="Calibri" w:cs="Calibri"/>
+          <w:sz w:val="22"/>
+          <w:szCs w:val="22"/>
+        </w:rPr>
+        <w:t>turn_on</w:t>
+      </w:r>
+      <w:proofErr w:type="spellEnd"/>
+      <w:r>
+        <w:rPr>
+          <w:rFonts w:ascii="Calibri" w:eastAsia="Calibri" w:hAnsi="Calibri" w:cs="Calibri"/>
+          <w:sz w:val="22"/>
+          <w:szCs w:val="22"/>
+        </w:rPr>
+        <w:t xml:space="preserve">, </w:t>
+      </w:r>
+      <w:proofErr w:type="spellStart"/>
+      <w:r>
+        <w:rPr>
+          <w:rFonts w:ascii="Calibri" w:eastAsia="Calibri" w:hAnsi="Calibri" w:cs="Calibri"/>
+          <w:sz w:val="22"/>
+          <w:szCs w:val="22"/>
+        </w:rPr>
+        <w:t>turn_off</w:t>
+      </w:r>
+      <w:proofErr w:type="spellEnd"/>
+      <w:r>
+        <w:rPr>
+          <w:rFonts w:ascii="Calibri" w:eastAsia="Calibri" w:hAnsi="Calibri" w:cs="Calibri"/>
+          <w:sz w:val="22"/>
+          <w:szCs w:val="22"/>
+        </w:rPr>
+        <w:t xml:space="preserve">, if, </w:t>
+      </w:r>
+      <w:proofErr w:type="spellStart"/>
+      <w:r>
+        <w:rPr>
+          <w:rFonts w:ascii="Calibri" w:eastAsia="Calibri" w:hAnsi="Calibri" w:cs="Calibri"/>
+          <w:sz w:val="22"/>
+          <w:szCs w:val="22"/>
+        </w:rPr>
+        <w:t>elif</w:t>
+      </w:r>
+      <w:proofErr w:type="spellEnd"/>
+      <w:r>
+        <w:rPr>
+          <w:rFonts w:ascii="Calibri" w:eastAsia="Calibri" w:hAnsi="Calibri" w:cs="Calibri"/>
+          <w:sz w:val="22"/>
+          <w:szCs w:val="22"/>
+        </w:rPr>
+        <w:t xml:space="preserve">, else, write, read, serial, scale, </w:t>
+      </w:r>
+      <w:proofErr w:type="spellStart"/>
+      <w:r>
+        <w:rPr>
+          <w:rFonts w:ascii="Calibri" w:eastAsia="Calibri" w:hAnsi="Calibri" w:cs="Calibri"/>
+          <w:sz w:val="22"/>
+          <w:szCs w:val="22"/>
+        </w:rPr>
+        <w:t>func</w:t>
+      </w:r>
+      <w:proofErr w:type="spellEnd"/>
+      <w:r>
+        <w:rPr>
+          <w:rFonts w:ascii="Calibri" w:eastAsia="Calibri" w:hAnsi="Calibri" w:cs="Calibri"/>
+          <w:sz w:val="22"/>
+          <w:szCs w:val="22"/>
+        </w:rPr>
+        <w:t xml:space="preserve">, return, and, or, every, while, for, repeat, </w:t>
+      </w:r>
+      <w:proofErr w:type="spellStart"/>
+      <w:r>
+        <w:rPr>
+          <w:rFonts w:ascii="Calibri" w:eastAsia="Calibri" w:hAnsi="Calibri" w:cs="Calibri"/>
+          <w:sz w:val="22"/>
+          <w:szCs w:val="22"/>
+        </w:rPr>
         <w:t>on_press</w:t>
       </w:r>
       <w:proofErr w:type="spellEnd"/>
@@ -4378,61 +4762,7 @@
           <w:sz w:val="22"/>
           <w:szCs w:val="22"/>
         </w:rPr>
-        <w:t xml:space="preserve">, if, </w:t>
-      </w:r>
-      <w:proofErr w:type="spellStart"/>
-      <w:r>
-        <w:rPr>
-          <w:rFonts w:ascii="Calibri" w:eastAsia="Calibri" w:hAnsi="Calibri" w:cs="Calibri"/>
-          <w:sz w:val="22"/>
-          <w:szCs w:val="22"/>
-        </w:rPr>
-        <w:t>elif</w:t>
-      </w:r>
-      <w:proofErr w:type="spellEnd"/>
-      <w:r>
-        <w:rPr>
-          <w:rFonts w:ascii="Calibri" w:eastAsia="Calibri" w:hAnsi="Calibri" w:cs="Calibri"/>
-          <w:sz w:val="22"/>
-          <w:szCs w:val="22"/>
-        </w:rPr>
-        <w:t xml:space="preserve">, else, </w:t>
-      </w:r>
-      <w:proofErr w:type="spellStart"/>
-      <w:r>
-        <w:rPr>
-          <w:rFonts w:ascii="Calibri" w:eastAsia="Calibri" w:hAnsi="Calibri" w:cs="Calibri"/>
-          <w:sz w:val="22"/>
-          <w:szCs w:val="22"/>
-        </w:rPr>
-        <w:t>turn_on</w:t>
-      </w:r>
-      <w:proofErr w:type="spellEnd"/>
-      <w:r>
-        <w:rPr>
-          <w:rFonts w:ascii="Calibri" w:eastAsia="Calibri" w:hAnsi="Calibri" w:cs="Calibri"/>
-          <w:sz w:val="22"/>
-          <w:szCs w:val="22"/>
-        </w:rPr>
-        <w:t xml:space="preserve">, </w:t>
-      </w:r>
-      <w:proofErr w:type="spellStart"/>
-      <w:r>
-        <w:rPr>
-          <w:rFonts w:ascii="Calibri" w:eastAsia="Calibri" w:hAnsi="Calibri" w:cs="Calibri"/>
-          <w:sz w:val="22"/>
-          <w:szCs w:val="22"/>
-        </w:rPr>
-        <w:t>turn_off</w:t>
-      </w:r>
-      <w:proofErr w:type="spellEnd"/>
-      <w:r>
-        <w:rPr>
-          <w:rFonts w:ascii="Calibri" w:eastAsia="Calibri" w:hAnsi="Calibri" w:cs="Calibri"/>
-          <w:sz w:val="22"/>
-          <w:szCs w:val="22"/>
-        </w:rPr>
-        <w:t>, toggle, read, and wait.</w:t>
+        <w:t>, and toggle.</w:t>
       </w:r>
     </w:p>
     <w:p>
@@ -4440,7 +4770,7 @@
         <w:pStyle w:val="Heading2"/>
         <w:spacing w:before="300" w:after="150"/>
       </w:pPr>
-      <w:bookmarkStart w:id="13" w:name="_Toc234659122"/>
+      <w:bookmarkStart w:id="13" w:name="_Toc234873249"/>
       <w:r>
         <w:rPr>
           <w:b/>
@@ -4462,7 +4792,15 @@
           <w:sz w:val="22"/>
           <w:szCs w:val="22"/>
         </w:rPr>
-        <w:t xml:space="preserve">The Parser consumes the continuous stream of tokens generated by the </w:t>
+        <w:t>The Parser consumes the continuous s</w:t>
+      </w:r>
+      <w:r>
+        <w:rPr>
+          <w:rFonts w:ascii="Calibri" w:eastAsia="Calibri" w:hAnsi="Calibri" w:cs="Calibri"/>
+          <w:sz w:val="22"/>
+          <w:szCs w:val="22"/>
+        </w:rPr>
+        <w:t xml:space="preserve">tream of tokens generated by the </w:t>
       </w:r>
       <w:proofErr w:type="spellStart"/>
       <w:r>
@@ -4494,7 +4832,15 @@
           <w:sz w:val="22"/>
           <w:szCs w:val="22"/>
         </w:rPr>
-        <w:t>The primary output of this stage is an Abstract Syntax Tree (AST), a deeply nested tree data structure composed of specialized pointer nodes representing statements, declarations, conditions, and custom hardware loops.</w:t>
+        <w:t xml:space="preserve">The primary output of this stage is an Abstract Syntax Tree (AST), a deeply nested tree data structure </w:t>
+      </w:r>
+      <w:r>
+        <w:rPr>
+          <w:rFonts w:ascii="Calibri" w:eastAsia="Calibri" w:hAnsi="Calibri" w:cs="Calibri"/>
+          <w:sz w:val="22"/>
+          <w:szCs w:val="22"/>
+        </w:rPr>
+        <w:t>composed of specialized pointer nodes representing statements, declarations, conditions, and custom hardware loops.</w:t>
       </w:r>
     </w:p>
     <w:p>
@@ -4526,7 +4872,15 @@
           <w:sz w:val="22"/>
           <w:szCs w:val="22"/>
         </w:rPr>
-        <w:t xml:space="preserve"> contains arrays of standard execution segments, separating the sequential start: commands (initialization block) from the cyclical loop: blocks. Complex nested blocks (like </w:t>
+        <w:t xml:space="preserve"> contains arrays of standard execution segments, separating the sequential start: commands (initialization block) from t</w:t>
+      </w:r>
+      <w:r>
+        <w:rPr>
+          <w:rFonts w:ascii="Calibri" w:eastAsia="Calibri" w:hAnsi="Calibri" w:cs="Calibri"/>
+          <w:sz w:val="22"/>
+          <w:szCs w:val="22"/>
+        </w:rPr>
+        <w:t xml:space="preserve">he cyclical loop: blocks. Complex nested blocks (like </w:t>
       </w:r>
       <w:proofErr w:type="gramStart"/>
       <w:r>
@@ -4552,7 +4906,7 @@
         <w:pStyle w:val="Heading2"/>
         <w:spacing w:before="300" w:after="150"/>
       </w:pPr>
-      <w:bookmarkStart w:id="14" w:name="_Toc234659123"/>
+      <w:bookmarkStart w:id="14" w:name="_Toc234873250"/>
       <w:r>
         <w:rPr>
           <w:b/>
@@ -4560,7 +4914,15 @@
           <w:color w:val="7C2D12"/>
         </w:rPr>
         <w:lastRenderedPageBreak/>
-        <w:t>3.3 Phase C: Semantic Analysis &amp; Target Peripheral Auto-Routing</w:t>
+        <w:t>3.3 Phase C: Semantic Analysis &amp; Target Peripheral Auto-</w:t>
+      </w:r>
+      <w:r>
+        <w:rPr>
+          <w:b/>
+          <w:bCs/>
+          <w:color w:val="7C2D12"/>
+        </w:rPr>
+        <w:t>Routing</w:t>
       </w:r>
       <w:bookmarkEnd w:id="14"/>
     </w:p>
@@ -4625,7 +4987,18 @@
           <w:sz w:val="22"/>
           <w:szCs w:val="22"/>
         </w:rPr>
-        <w:t xml:space="preserve">Auto-Routing Pass: </w:t>
+        <w:t>Auto-Routing Pass:</w:t>
+      </w:r>
+      <w:r>
+        <w:rPr>
+          <w:rFonts w:ascii="Calibri" w:eastAsia="Calibri" w:hAnsi="Calibri" w:cs="Calibri"/>
+          <w:b/>
+          <w:bCs/>
+          <w:color w:val="7C2D12"/>
+          <w:sz w:val="22"/>
+          <w:szCs w:val="22"/>
+        </w:rPr>
+        <w:t xml:space="preserve"> </w:t>
       </w:r>
       <w:r>
         <w:rPr>
@@ -4669,7 +5042,15 @@
           <w:sz w:val="22"/>
           <w:szCs w:val="22"/>
         </w:rPr>
-        <w:t>13) or toggle(13), it flags physical Pin 13 inside a hidden global tracking vector array. This ensures that when the final configuration module is generated, the appropriate low-level registers are configured correctly without manual developer input.</w:t>
+        <w:t>13) or toggle(13), it flags physical Pin 13 inside a hidden global tracking vector array. This ensures that when the final config</w:t>
+      </w:r>
+      <w:r>
+        <w:rPr>
+          <w:rFonts w:ascii="Calibri" w:eastAsia="Calibri" w:hAnsi="Calibri" w:cs="Calibri"/>
+          <w:sz w:val="22"/>
+          <w:szCs w:val="22"/>
+        </w:rPr>
+        <w:t>uration module is generated, the appropriate low-level registers are configured correctly without manual developer input.</w:t>
       </w:r>
     </w:p>
     <w:p>
@@ -4677,7 +5058,7 @@
         <w:pStyle w:val="Heading2"/>
         <w:spacing w:before="300" w:after="150"/>
       </w:pPr>
-      <w:bookmarkStart w:id="15" w:name="_Toc234659124"/>
+      <w:bookmarkStart w:id="15" w:name="_Toc234873251"/>
       <w:r>
         <w:rPr>
           <w:b/>
@@ -4717,7 +5098,15 @@
           <w:sz w:val="22"/>
           <w:szCs w:val="22"/>
         </w:rPr>
-        <w:t>The Code Generator traverses the validated AST nodes by recursively calling specialized .</w:t>
+        <w:t>The Code Generator traverses the validated AST nodes by recursively calli</w:t>
+      </w:r>
+      <w:r>
+        <w:rPr>
+          <w:rFonts w:ascii="Calibri" w:eastAsia="Calibri" w:hAnsi="Calibri" w:cs="Calibri"/>
+          <w:sz w:val="22"/>
+          <w:szCs w:val="22"/>
+        </w:rPr>
+        <w:t>ng specialized .</w:t>
       </w:r>
       <w:proofErr w:type="spellStart"/>
       <w:proofErr w:type="gramStart"/>
@@ -4768,14 +5157,6 @@
         </w:rPr>
         <w:t xml:space="preserve">Variable Mapping: </w:t>
       </w:r>
-      <w:r>
-        <w:rPr>
-          <w:rFonts w:ascii="Calibri" w:eastAsia="Calibri" w:hAnsi="Calibri" w:cs="Calibri"/>
-          <w:sz w:val="22"/>
-          <w:szCs w:val="22"/>
-        </w:rPr>
-        <w:t>variables undergo dynamic inference at the Mello level but are structurally converted into highly performance-efficient static C++ native data types (</w:t>
-      </w:r>
       <w:proofErr w:type="spellStart"/>
       <w:r>
         <w:rPr>
@@ -4783,7 +5164,7 @@
           <w:sz w:val="22"/>
           <w:szCs w:val="22"/>
         </w:rPr>
-        <w:t>int</w:t>
+        <w:t>VarAssignNode</w:t>
       </w:r>
       <w:proofErr w:type="spellEnd"/>
       <w:r>
@@ -4792,7 +5173,7 @@
           <w:sz w:val="22"/>
           <w:szCs w:val="22"/>
         </w:rPr>
-        <w:t xml:space="preserve">, float, </w:t>
+        <w:t xml:space="preserve"> inspects each value at </w:t>
       </w:r>
       <w:proofErr w:type="spellStart"/>
       <w:r>
@@ -4801,6 +5182,32 @@
           <w:sz w:val="22"/>
           <w:szCs w:val="22"/>
         </w:rPr>
+        <w:t>transpile</w:t>
+      </w:r>
+      <w:proofErr w:type="spellEnd"/>
+      <w:r>
+        <w:rPr>
+          <w:rFonts w:ascii="Calibri" w:eastAsia="Calibri" w:hAnsi="Calibri" w:cs="Calibri"/>
+          <w:sz w:val="22"/>
+          <w:szCs w:val="22"/>
+        </w:rPr>
+        <w:t xml:space="preserve"> time and picks the tightest native C++ type — small non-negative integers (0–255) become uint8_t, decimals become float, quoted</w:t>
+      </w:r>
+      <w:r>
+        <w:rPr>
+          <w:rFonts w:ascii="Calibri" w:eastAsia="Calibri" w:hAnsi="Calibri" w:cs="Calibri"/>
+          <w:sz w:val="22"/>
+          <w:szCs w:val="22"/>
+        </w:rPr>
+        <w:t xml:space="preserve"> text becomes </w:t>
+      </w:r>
+      <w:proofErr w:type="spellStart"/>
+      <w:r>
+        <w:rPr>
+          <w:rFonts w:ascii="Calibri" w:eastAsia="Calibri" w:hAnsi="Calibri" w:cs="Calibri"/>
+          <w:sz w:val="22"/>
+          <w:szCs w:val="22"/>
+        </w:rPr>
         <w:t>const</w:t>
       </w:r>
       <w:proofErr w:type="spellEnd"/>
@@ -4810,7 +5217,25 @@
           <w:sz w:val="22"/>
           <w:szCs w:val="22"/>
         </w:rPr>
-        <w:t xml:space="preserve"> char*) based on content evaluation.</w:t>
+        <w:t xml:space="preserve"> char*, and any variable the program never reassigns is automatically prefixed with </w:t>
+      </w:r>
+      <w:proofErr w:type="spellStart"/>
+      <w:r>
+        <w:rPr>
+          <w:rFonts w:ascii="Calibri" w:eastAsia="Calibri" w:hAnsi="Calibri" w:cs="Calibri"/>
+          <w:sz w:val="22"/>
+          <w:szCs w:val="22"/>
+        </w:rPr>
+        <w:t>const</w:t>
+      </w:r>
+      <w:proofErr w:type="spellEnd"/>
+      <w:r>
+        <w:rPr>
+          <w:rFonts w:ascii="Calibri" w:eastAsia="Calibri" w:hAnsi="Calibri" w:cs="Calibri"/>
+          <w:sz w:val="22"/>
+          <w:szCs w:val="22"/>
+        </w:rPr>
+        <w:t>, at zero cost to the developer.</w:t>
       </w:r>
     </w:p>
     <w:p>
@@ -4839,25 +5264,15 @@
           <w:sz w:val="22"/>
           <w:szCs w:val="22"/>
         </w:rPr>
-        <w:t>for each instance of an every node, the generator instantiates unique static tracking variables (</w:t>
-      </w:r>
-      <w:proofErr w:type="spellStart"/>
-      <w:r>
-        <w:rPr>
-          <w:rFonts w:ascii="Calibri" w:eastAsia="Calibri" w:hAnsi="Calibri" w:cs="Calibri"/>
-          <w:sz w:val="22"/>
-          <w:szCs w:val="22"/>
-        </w:rPr>
-        <w:t>lastMillis_every_X</w:t>
-      </w:r>
-      <w:proofErr w:type="spellEnd"/>
-      <w:r>
-        <w:rPr>
-          <w:rFonts w:ascii="Calibri" w:eastAsia="Calibri" w:hAnsi="Calibri" w:cs="Calibri"/>
-          <w:sz w:val="22"/>
-          <w:szCs w:val="22"/>
-        </w:rPr>
-        <w:t>) within the global header scope to keep distinct timing contexts.</w:t>
+        <w:t>for each every occurrence, the generator declares a single function-local static unsigned long tim</w:t>
+      </w:r>
+      <w:r>
+        <w:rPr>
+          <w:rFonts w:ascii="Calibri" w:eastAsia="Calibri" w:hAnsi="Calibri" w:cs="Calibri"/>
+          <w:sz w:val="22"/>
+          <w:szCs w:val="22"/>
+        </w:rPr>
+        <w:t>er variable (e.g. _every_timer_0) directly inside the block, so each timer instance keeps its own persistent state without ever touching the global namespace.</w:t>
       </w:r>
     </w:p>
     <w:p>
@@ -4899,7 +5314,7 @@
           <w:sz w:val="22"/>
           <w:szCs w:val="22"/>
         </w:rPr>
-        <w:t xml:space="preserve">the parsing of an </w:t>
+        <w:t xml:space="preserve">each </w:t>
       </w:r>
       <w:proofErr w:type="spellStart"/>
       <w:r>
@@ -4917,7 +5332,15 @@
           <w:sz w:val="22"/>
           <w:szCs w:val="22"/>
         </w:rPr>
-        <w:t xml:space="preserve"> event forces the injection of full state-tracking variables into the loop body to implement low-pass software filter algorithms.</w:t>
+        <w:t xml:space="preserve"> occurrence expands into three static/local tracking va</w:t>
+      </w:r>
+      <w:r>
+        <w:rPr>
+          <w:rFonts w:ascii="Calibri" w:eastAsia="Calibri" w:hAnsi="Calibri" w:cs="Calibri"/>
+          <w:sz w:val="22"/>
+          <w:szCs w:val="22"/>
+        </w:rPr>
+        <w:t>riables — a cooldown timer, the last pin state, and the current pin state — combined into a single edge-detected, 200-millisecond-cooldown condition, rather than a classic polling low-pass filter.</w:t>
       </w:r>
     </w:p>
     <w:p>
@@ -4925,7 +5348,7 @@
         <w:pStyle w:val="Heading2"/>
         <w:spacing w:before="300" w:after="150"/>
       </w:pPr>
-      <w:bookmarkStart w:id="16" w:name="_Toc234659125"/>
+      <w:bookmarkStart w:id="16" w:name="_Toc234873252"/>
       <w:r>
         <w:rPr>
           <w:b/>
@@ -4947,7 +5370,15 @@
           <w:sz w:val="22"/>
           <w:szCs w:val="22"/>
         </w:rPr>
-        <w:t>Once the pure C++ translation is exported, the compiler immediately interfaces with systemic formatting and flashing frameworks:</w:t>
+        <w:t>Once the pu</w:t>
+      </w:r>
+      <w:r>
+        <w:rPr>
+          <w:rFonts w:ascii="Calibri" w:eastAsia="Calibri" w:hAnsi="Calibri" w:cs="Calibri"/>
+          <w:sz w:val="22"/>
+          <w:szCs w:val="22"/>
+        </w:rPr>
+        <w:t>re C++ translation is exported, the compiler immediately interfaces with systemic formatting and flashing frameworks:</w:t>
       </w:r>
     </w:p>
     <w:p>
@@ -4976,7 +5407,15 @@
           <w:sz w:val="22"/>
           <w:szCs w:val="22"/>
         </w:rPr>
-        <w:t>the source code passes directly through a clang-format process configured strictly to follow the Google Style Guide to ensure high formatting quality.</w:t>
+        <w:t xml:space="preserve">the source code passes directly through a clang-format process configured strictly to follow the Google Style Guide to </w:t>
+      </w:r>
+      <w:r>
+        <w:rPr>
+          <w:rFonts w:ascii="Calibri" w:eastAsia="Calibri" w:hAnsi="Calibri" w:cs="Calibri"/>
+          <w:sz w:val="22"/>
+          <w:szCs w:val="22"/>
+        </w:rPr>
+        <w:t>ensure high formatting quality.</w:t>
       </w:r>
     </w:p>
     <w:p>
@@ -5023,7 +5462,7 @@
           <w:sz w:val="22"/>
           <w:szCs w:val="22"/>
         </w:rPr>
-        <w:t>-cli binary daemon toolchain to pass the target platform parameters, running strict optimizations (-</w:t>
+        <w:t xml:space="preserve">-cli toolchain against the </w:t>
       </w:r>
       <w:proofErr w:type="spellStart"/>
       <w:r>
@@ -5032,7 +5471,7 @@
           <w:sz w:val="22"/>
           <w:szCs w:val="22"/>
         </w:rPr>
-        <w:t>Os</w:t>
+        <w:t>arduino:avr:uno</w:t>
       </w:r>
       <w:proofErr w:type="spellEnd"/>
       <w:r>
@@ -5041,7 +5480,33 @@
           <w:sz w:val="22"/>
           <w:szCs w:val="22"/>
         </w:rPr>
-        <w:t xml:space="preserve"> flag) to output minimal micro-code targets (.hex or .bin).</w:t>
+        <w:t xml:space="preserve"> board profile, running the optimization flags -O3 -</w:t>
+      </w:r>
+      <w:proofErr w:type="spellStart"/>
+      <w:r>
+        <w:rPr>
+          <w:rFonts w:ascii="Calibri" w:eastAsia="Calibri" w:hAnsi="Calibri" w:cs="Calibri"/>
+          <w:sz w:val="22"/>
+          <w:szCs w:val="22"/>
+        </w:rPr>
+        <w:t>flto</w:t>
+      </w:r>
+      <w:proofErr w:type="spellEnd"/>
+      <w:r>
+        <w:rPr>
+          <w:rFonts w:ascii="Calibri" w:eastAsia="Calibri" w:hAnsi="Calibri" w:cs="Calibri"/>
+          <w:sz w:val="22"/>
+          <w:szCs w:val="22"/>
+        </w:rPr>
+        <w:t xml:space="preserve"> to output minimal, link-time-optimized micro-code targets </w:t>
+      </w:r>
+      <w:r>
+        <w:rPr>
+          <w:rFonts w:ascii="Calibri" w:eastAsia="Calibri" w:hAnsi="Calibri" w:cs="Calibri"/>
+          <w:sz w:val="22"/>
+          <w:szCs w:val="22"/>
+        </w:rPr>
+        <w:t>(.hex or .bin).</w:t>
       </w:r>
     </w:p>
     <w:p>
@@ -5070,7 +5535,7 @@
           <w:sz w:val="22"/>
           <w:szCs w:val="22"/>
         </w:rPr>
-        <w:t>the final binary asset is flashed directly to the target silicon memory via deep background configurations, completing a seamless "Zero-Click" execution cycle.</w:t>
+        <w:t>the final binary asset can be flashed directly to the target silicon over the board's detected serial port by passing an --upload flag to the compiler, completing a seamless, largely "zero-click" execution cycle.</w:t>
       </w:r>
     </w:p>
     <w:p>
@@ -5081,14 +5546,22 @@
         </w:pBdr>
         <w:spacing w:before="400" w:after="200"/>
       </w:pPr>
-      <w:bookmarkStart w:id="17" w:name="_Toc234659126"/>
+      <w:bookmarkStart w:id="17" w:name="_Toc234873253"/>
       <w:r>
         <w:rPr>
           <w:b/>
           <w:bCs/>
           <w:color w:val="7C2D12"/>
         </w:rPr>
-        <w:t>Section 4: Comprehensive Language Reference &amp; Architecture Specifications</w:t>
+        <w:t xml:space="preserve">Section 4: </w:t>
+      </w:r>
+      <w:r>
+        <w:rPr>
+          <w:b/>
+          <w:bCs/>
+          <w:color w:val="7C2D12"/>
+        </w:rPr>
+        <w:t>Comprehensive Language Reference &amp; Architecture Specifications</w:t>
       </w:r>
       <w:bookmarkEnd w:id="17"/>
     </w:p>
@@ -5097,13 +5570,14 @@
         <w:pStyle w:val="Heading2"/>
         <w:spacing w:before="300" w:after="150"/>
       </w:pPr>
-      <w:bookmarkStart w:id="18" w:name="_Toc234659127"/>
+      <w:bookmarkStart w:id="18" w:name="_Toc234873254"/>
       <w:r>
         <w:rPr>
           <w:b/>
           <w:bCs/>
           <w:color w:val="7C2D12"/>
         </w:rPr>
+        <w:lastRenderedPageBreak/>
         <w:t>4.1 System Variables &amp; Type Abstractions</w:t>
       </w:r>
       <w:bookmarkEnd w:id="18"/>
@@ -5143,6 +5617,12 @@
         <w:gridCol w:w="9530"/>
       </w:tblGrid>
       <w:tr>
+        <w:tblPrEx>
+          <w:tblCellMar>
+            <w:top w:w="0" w:type="dxa"/>
+            <w:bottom w:w="0" w:type="dxa"/>
+          </w:tblCellMar>
+        </w:tblPrEx>
         <w:tc>
           <w:tcPr>
             <w:tcW w:w="0" w:type="auto"/>
@@ -5163,7 +5643,6 @@
                 <w:sz w:val="18"/>
                 <w:szCs w:val="18"/>
               </w:rPr>
-              <w:lastRenderedPageBreak/>
               <w:t>system_status</w:t>
             </w:r>
             <w:proofErr w:type="spellEnd"/>
@@ -5186,7 +5665,16 @@
                 <w:sz w:val="18"/>
                 <w:szCs w:val="18"/>
               </w:rPr>
-              <w:t>sensor_threshold</w:t>
+              <w:t>senso</w:t>
+            </w:r>
+            <w:r>
+              <w:rPr>
+                <w:rFonts w:ascii="Consolas" w:eastAsia="Consolas" w:hAnsi="Consolas" w:cs="Consolas"/>
+                <w:color w:val="3A3226"/>
+                <w:sz w:val="18"/>
+                <w:szCs w:val="18"/>
+              </w:rPr>
+              <w:t>r_threshold</w:t>
             </w:r>
             <w:proofErr w:type="spellEnd"/>
             <w:r>
@@ -5229,7 +5717,7 @@
         <w:pStyle w:val="Heading2"/>
         <w:spacing w:before="300" w:after="150"/>
       </w:pPr>
-      <w:bookmarkStart w:id="19" w:name="_Toc234659128"/>
+      <w:bookmarkStart w:id="19" w:name="_Toc234873255"/>
       <w:r>
         <w:rPr>
           <w:b/>
@@ -5275,6 +5763,12 @@
         <w:gridCol w:w="9530"/>
       </w:tblGrid>
       <w:tr>
+        <w:tblPrEx>
+          <w:tblCellMar>
+            <w:top w:w="0" w:type="dxa"/>
+            <w:bottom w:w="0" w:type="dxa"/>
+          </w:tblCellMar>
+        </w:tblPrEx>
         <w:tc>
           <w:tcPr>
             <w:tcW w:w="0" w:type="auto"/>
@@ -5431,7 +5925,7 @@
         <w:pStyle w:val="Heading2"/>
         <w:spacing w:before="300" w:after="150"/>
       </w:pPr>
-      <w:bookmarkStart w:id="20" w:name="_Toc234659129"/>
+      <w:bookmarkStart w:id="20" w:name="_Toc234873256"/>
       <w:r>
         <w:rPr>
           <w:b/>
@@ -5453,7 +5947,15 @@
           <w:sz w:val="22"/>
           <w:szCs w:val="22"/>
         </w:rPr>
-        <w:t>Direct peripheral pin manipulation bypasses classic register verbosity via high-level hardware commands:</w:t>
+        <w:t>Direct p</w:t>
+      </w:r>
+      <w:r>
+        <w:rPr>
+          <w:rFonts w:ascii="Calibri" w:eastAsia="Calibri" w:hAnsi="Calibri" w:cs="Calibri"/>
+          <w:sz w:val="22"/>
+          <w:szCs w:val="22"/>
+        </w:rPr>
+        <w:t>eripheral pin manipulation bypasses classic register verbosity via high-level hardware commands. Each maps to a specific, deterministic C++ expansion in the code generator:</w:t>
       </w:r>
     </w:p>
     <w:tbl>
@@ -5477,6 +5979,12 @@
         <w:gridCol w:w="9530"/>
       </w:tblGrid>
       <w:tr>
+        <w:tblPrEx>
+          <w:tblCellMar>
+            <w:top w:w="0" w:type="dxa"/>
+            <w:bottom w:w="0" w:type="dxa"/>
+          </w:tblCellMar>
+        </w:tblPrEx>
         <w:tc>
           <w:tcPr>
             <w:tcW w:w="0" w:type="auto"/>
@@ -5560,18 +6068,47 @@
                 <w:sz w:val="18"/>
                 <w:szCs w:val="18"/>
               </w:rPr>
-              <w:t>(LED_PIN)       # Dictates output configuration and writes HIGH state</w:t>
-            </w:r>
-          </w:p>
-          <w:p>
-            <w:r>
-              <w:rPr>
-                <w:rFonts w:ascii="Consolas" w:eastAsia="Consolas" w:hAnsi="Consolas" w:cs="Consolas"/>
-                <w:color w:val="3A3226"/>
-                <w:sz w:val="18"/>
-                <w:szCs w:val="18"/>
-              </w:rPr>
-              <w:t xml:space="preserve">    wait(500)              # Suspends block execution for 500 milliseconds</w:t>
+              <w:t>(LED_PIN)       # -&gt;</w:t>
+            </w:r>
+            <w:r>
+              <w:rPr>
+                <w:rFonts w:ascii="Consolas" w:eastAsia="Consolas" w:hAnsi="Consolas" w:cs="Consolas"/>
+                <w:color w:val="3A3226"/>
+                <w:sz w:val="18"/>
+                <w:szCs w:val="18"/>
+              </w:rPr>
+              <w:t xml:space="preserve"> </w:t>
+            </w:r>
+            <w:proofErr w:type="spellStart"/>
+            <w:r>
+              <w:rPr>
+                <w:rFonts w:ascii="Consolas" w:eastAsia="Consolas" w:hAnsi="Consolas" w:cs="Consolas"/>
+                <w:color w:val="3A3226"/>
+                <w:sz w:val="18"/>
+                <w:szCs w:val="18"/>
+              </w:rPr>
+              <w:t>digitalWrite</w:t>
+            </w:r>
+            <w:proofErr w:type="spellEnd"/>
+            <w:r>
+              <w:rPr>
+                <w:rFonts w:ascii="Consolas" w:eastAsia="Consolas" w:hAnsi="Consolas" w:cs="Consolas"/>
+                <w:color w:val="3A3226"/>
+                <w:sz w:val="18"/>
+                <w:szCs w:val="18"/>
+              </w:rPr>
+              <w:t>(LED_PIN, HIGH);</w:t>
+            </w:r>
+          </w:p>
+          <w:p>
+            <w:r>
+              <w:rPr>
+                <w:rFonts w:ascii="Consolas" w:eastAsia="Consolas" w:hAnsi="Consolas" w:cs="Consolas"/>
+                <w:color w:val="3A3226"/>
+                <w:sz w:val="18"/>
+                <w:szCs w:val="18"/>
+              </w:rPr>
+              <w:t xml:space="preserve">    wait(1s)               # -&gt; delay(1000);  (time-suffix literal)</w:t>
             </w:r>
           </w:p>
           <w:p>
@@ -5602,18 +6139,27 @@
                 <w:sz w:val="18"/>
                 <w:szCs w:val="18"/>
               </w:rPr>
-              <w:t>(LED_PIN)      # Writes LOW state to target pin mapping</w:t>
-            </w:r>
-          </w:p>
-          <w:p>
-            <w:r>
-              <w:rPr>
-                <w:rFonts w:ascii="Consolas" w:eastAsia="Consolas" w:hAnsi="Consolas" w:cs="Consolas"/>
-                <w:color w:val="3A3226"/>
-                <w:sz w:val="18"/>
-                <w:szCs w:val="18"/>
-              </w:rPr>
-              <w:t xml:space="preserve">    wait(500)</w:t>
+              <w:t xml:space="preserve">(LED_PIN)      # -&gt; </w:t>
+            </w:r>
+            <w:proofErr w:type="spellStart"/>
+            <w:r>
+              <w:rPr>
+                <w:rFonts w:ascii="Consolas" w:eastAsia="Consolas" w:hAnsi="Consolas" w:cs="Consolas"/>
+                <w:color w:val="3A3226"/>
+                <w:sz w:val="18"/>
+                <w:szCs w:val="18"/>
+              </w:rPr>
+              <w:t>digitalWrite</w:t>
+            </w:r>
+            <w:proofErr w:type="spellEnd"/>
+            <w:r>
+              <w:rPr>
+                <w:rFonts w:ascii="Consolas" w:eastAsia="Consolas" w:hAnsi="Consolas" w:cs="Consolas"/>
+                <w:color w:val="3A3226"/>
+                <w:sz w:val="18"/>
+                <w:szCs w:val="18"/>
+              </w:rPr>
+              <w:t>(LED_PIN, LOW);</w:t>
             </w:r>
           </w:p>
           <w:p>
@@ -5635,18 +6181,67 @@
                 <w:sz w:val="18"/>
                 <w:szCs w:val="18"/>
               </w:rPr>
-              <w:t xml:space="preserve">    # Alternative automatic internal status inversion</w:t>
-            </w:r>
-          </w:p>
-          <w:p>
-            <w:r>
-              <w:rPr>
-                <w:rFonts w:ascii="Consolas" w:eastAsia="Consolas" w:hAnsi="Consolas" w:cs="Consolas"/>
-                <w:color w:val="3A3226"/>
-                <w:sz w:val="18"/>
-                <w:szCs w:val="18"/>
-              </w:rPr>
-              <w:t xml:space="preserve">    toggle(LED_PIN)        # Inverts target digital latch status</w:t>
+              <w:t xml:space="preserve">    toggle(LED_PIN)        # Own static _</w:t>
+            </w:r>
+            <w:proofErr w:type="spellStart"/>
+            <w:r>
+              <w:rPr>
+                <w:rFonts w:ascii="Consolas" w:eastAsia="Consolas" w:hAnsi="Consolas" w:cs="Consolas"/>
+                <w:color w:val="3A3226"/>
+                <w:sz w:val="18"/>
+                <w:szCs w:val="18"/>
+              </w:rPr>
+              <w:t>toggle_state_LED_PIN</w:t>
+            </w:r>
+            <w:proofErr w:type="spellEnd"/>
+            <w:r>
+              <w:rPr>
+                <w:rFonts w:ascii="Consolas" w:eastAsia="Consolas" w:hAnsi="Consolas" w:cs="Consolas"/>
+                <w:color w:val="3A3226"/>
+                <w:sz w:val="18"/>
+                <w:szCs w:val="18"/>
+              </w:rPr>
+              <w:t xml:space="preserve"> flag,</w:t>
+            </w:r>
+          </w:p>
+          <w:p>
+            <w:r>
+              <w:rPr>
+                <w:rFonts w:ascii="Consolas" w:eastAsia="Consolas" w:hAnsi="Consolas" w:cs="Consolas"/>
+                <w:color w:val="3A3226"/>
+                <w:sz w:val="18"/>
+                <w:szCs w:val="18"/>
+              </w:rPr>
+              <w:t xml:space="preserve">                           #</w:t>
+            </w:r>
+            <w:r>
+              <w:rPr>
+                <w:rFonts w:ascii="Consolas" w:eastAsia="Consolas" w:hAnsi="Consolas" w:cs="Consolas"/>
+                <w:color w:val="3A3226"/>
+                <w:sz w:val="18"/>
+                <w:szCs w:val="18"/>
+              </w:rPr>
+              <w:t xml:space="preserve"> flipped and written independently of </w:t>
+            </w:r>
+            <w:proofErr w:type="spellStart"/>
+            <w:r>
+              <w:rPr>
+                <w:rFonts w:ascii="Consolas" w:eastAsia="Consolas" w:hAnsi="Consolas" w:cs="Consolas"/>
+                <w:color w:val="3A3226"/>
+                <w:sz w:val="18"/>
+                <w:szCs w:val="18"/>
+              </w:rPr>
+              <w:t>turn_on</w:t>
+            </w:r>
+            <w:proofErr w:type="spellEnd"/>
+            <w:r>
+              <w:rPr>
+                <w:rFonts w:ascii="Consolas" w:eastAsia="Consolas" w:hAnsi="Consolas" w:cs="Consolas"/>
+                <w:color w:val="3A3226"/>
+                <w:sz w:val="18"/>
+                <w:szCs w:val="18"/>
+              </w:rPr>
+              <w:t>/off</w:t>
             </w:r>
           </w:p>
           <w:p>
@@ -5688,7 +6283,98 @@
                 <w:sz w:val="18"/>
                 <w:szCs w:val="18"/>
               </w:rPr>
-              <w:t xml:space="preserve"> = read(INFRARED_INPUT)  # Auto-configures register for reading</w:t>
+              <w:t xml:space="preserve"> = read(INFRARED_INPUT)  # "A" + digit prefix -&gt; </w:t>
+            </w:r>
+            <w:proofErr w:type="spellStart"/>
+            <w:r>
+              <w:rPr>
+                <w:rFonts w:ascii="Consolas" w:eastAsia="Consolas" w:hAnsi="Consolas" w:cs="Consolas"/>
+                <w:color w:val="3A3226"/>
+                <w:sz w:val="18"/>
+                <w:szCs w:val="18"/>
+              </w:rPr>
+              <w:t>analogRead</w:t>
+            </w:r>
+            <w:proofErr w:type="spellEnd"/>
+            <w:r>
+              <w:rPr>
+                <w:rFonts w:ascii="Consolas" w:eastAsia="Consolas" w:hAnsi="Consolas" w:cs="Consolas"/>
+                <w:color w:val="3A3226"/>
+                <w:sz w:val="18"/>
+                <w:szCs w:val="18"/>
+              </w:rPr>
+              <w:t xml:space="preserve">(); otherwise </w:t>
+            </w:r>
+            <w:proofErr w:type="spellStart"/>
+            <w:r>
+              <w:rPr>
+                <w:rFonts w:ascii="Consolas" w:eastAsia="Consolas" w:hAnsi="Consolas" w:cs="Consolas"/>
+                <w:color w:val="3A3226"/>
+                <w:sz w:val="18"/>
+                <w:szCs w:val="18"/>
+              </w:rPr>
+              <w:t>digitalRead</w:t>
+            </w:r>
+            <w:proofErr w:type="spellEnd"/>
+            <w:r>
+              <w:rPr>
+                <w:rFonts w:ascii="Consolas" w:eastAsia="Consolas" w:hAnsi="Consolas" w:cs="Consolas"/>
+                <w:color w:val="3A3226"/>
+                <w:sz w:val="18"/>
+                <w:szCs w:val="18"/>
+              </w:rPr>
+              <w:t>()</w:t>
+            </w:r>
+          </w:p>
+          <w:p>
+            <w:r>
+              <w:rPr>
+                <w:rFonts w:ascii="Consolas" w:eastAsia="Consolas" w:hAnsi="Consolas" w:cs="Consolas"/>
+                <w:color w:val="3A3226"/>
+                <w:sz w:val="18"/>
+                <w:szCs w:val="18"/>
+              </w:rPr>
+              <w:t xml:space="preserve">    scale(</w:t>
+            </w:r>
+            <w:proofErr w:type="spellStart"/>
+            <w:r>
+              <w:rPr>
+                <w:rFonts w:ascii="Consolas" w:eastAsia="Consolas" w:hAnsi="Consolas" w:cs="Consolas"/>
+                <w:color w:val="3A3226"/>
+                <w:sz w:val="18"/>
+                <w:szCs w:val="18"/>
+              </w:rPr>
+              <w:t>current_reading</w:t>
+            </w:r>
+            <w:proofErr w:type="spellEnd"/>
+            <w:r>
+              <w:rPr>
+                <w:rFonts w:ascii="Consolas" w:eastAsia="Consolas" w:hAnsi="Consolas" w:cs="Consolas"/>
+                <w:color w:val="3A3226"/>
+                <w:sz w:val="18"/>
+                <w:szCs w:val="18"/>
+              </w:rPr>
+              <w:t>, 0, 1023, 0, 255)  # -&gt; map(</w:t>
+            </w:r>
+            <w:proofErr w:type="spellStart"/>
+            <w:r>
+              <w:rPr>
+                <w:rFonts w:ascii="Consolas" w:eastAsia="Consolas" w:hAnsi="Consolas" w:cs="Consolas"/>
+                <w:color w:val="3A3226"/>
+                <w:sz w:val="18"/>
+                <w:szCs w:val="18"/>
+              </w:rPr>
+              <w:t>current_reading</w:t>
+            </w:r>
+            <w:proofErr w:type="spellEnd"/>
+            <w:r>
+              <w:rPr>
+                <w:rFonts w:ascii="Consolas" w:eastAsia="Consolas" w:hAnsi="Consolas" w:cs="Consolas"/>
+                <w:color w:val="3A3226"/>
+                <w:sz w:val="18"/>
+                <w:szCs w:val="18"/>
+              </w:rPr>
+              <w:t>, 0, 1023, 0, 255)</w:t>
             </w:r>
           </w:p>
         </w:tc>
@@ -5696,10 +6382,104 @@
     </w:tbl>
     <w:p>
       <w:pPr>
+        <w:spacing w:after="160" w:line="300" w:lineRule="auto"/>
+        <w:jc w:val="both"/>
+      </w:pPr>
+      <w:proofErr w:type="gramStart"/>
+      <w:r>
+        <w:rPr>
+          <w:rFonts w:ascii="Calibri" w:eastAsia="Calibri" w:hAnsi="Calibri" w:cs="Calibri"/>
+          <w:sz w:val="22"/>
+          <w:szCs w:val="22"/>
+        </w:rPr>
+        <w:t>wait(</w:t>
+      </w:r>
+      <w:proofErr w:type="gramEnd"/>
+      <w:r>
+        <w:rPr>
+          <w:rFonts w:ascii="Calibri" w:eastAsia="Calibri" w:hAnsi="Calibri" w:cs="Calibri"/>
+          <w:sz w:val="22"/>
+          <w:szCs w:val="22"/>
+        </w:rPr>
+        <w:t>) ac</w:t>
+      </w:r>
+      <w:r>
+        <w:rPr>
+          <w:rFonts w:ascii="Calibri" w:eastAsia="Calibri" w:hAnsi="Calibri" w:cs="Calibri"/>
+          <w:sz w:val="22"/>
+          <w:szCs w:val="22"/>
+        </w:rPr>
+        <w:t xml:space="preserve">cepts either a bare millisecond integer or a time-suffixed literal — 1s, 2m, or 3h — which the compiler's </w:t>
+      </w:r>
+      <w:proofErr w:type="spellStart"/>
+      <w:r>
+        <w:rPr>
+          <w:rFonts w:ascii="Calibri" w:eastAsia="Calibri" w:hAnsi="Calibri" w:cs="Calibri"/>
+          <w:sz w:val="22"/>
+          <w:szCs w:val="22"/>
+        </w:rPr>
+        <w:t>parseTime</w:t>
+      </w:r>
+      <w:proofErr w:type="spellEnd"/>
+      <w:r>
+        <w:rPr>
+          <w:rFonts w:ascii="Calibri" w:eastAsia="Calibri" w:hAnsi="Calibri" w:cs="Calibri"/>
+          <w:sz w:val="22"/>
+          <w:szCs w:val="22"/>
+        </w:rPr>
+        <w:t xml:space="preserve">() helper converts to milliseconds (1s → 1000, 1m → 60000, 1h → 3600000) before emitting delay(). String literals passed to </w:t>
+      </w:r>
+      <w:proofErr w:type="gramStart"/>
+      <w:r>
+        <w:rPr>
+          <w:rFonts w:ascii="Calibri" w:eastAsia="Calibri" w:hAnsi="Calibri" w:cs="Calibri"/>
+          <w:sz w:val="22"/>
+          <w:szCs w:val="22"/>
+        </w:rPr>
+        <w:t>print(</w:t>
+      </w:r>
+      <w:proofErr w:type="gramEnd"/>
+      <w:r>
+        <w:rPr>
+          <w:rFonts w:ascii="Calibri" w:eastAsia="Calibri" w:hAnsi="Calibri" w:cs="Calibri"/>
+          <w:sz w:val="22"/>
+          <w:szCs w:val="22"/>
+        </w:rPr>
+        <w:t xml:space="preserve">) and </w:t>
+      </w:r>
+      <w:proofErr w:type="spellStart"/>
+      <w:r>
+        <w:rPr>
+          <w:rFonts w:ascii="Calibri" w:eastAsia="Calibri" w:hAnsi="Calibri" w:cs="Calibri"/>
+          <w:sz w:val="22"/>
+          <w:szCs w:val="22"/>
+        </w:rPr>
+        <w:t>print</w:t>
+      </w:r>
+      <w:r>
+        <w:rPr>
+          <w:rFonts w:ascii="Calibri" w:eastAsia="Calibri" w:hAnsi="Calibri" w:cs="Calibri"/>
+          <w:sz w:val="22"/>
+          <w:szCs w:val="22"/>
+        </w:rPr>
+        <w:t>ln</w:t>
+      </w:r>
+      <w:proofErr w:type="spellEnd"/>
+      <w:r>
+        <w:rPr>
+          <w:rFonts w:ascii="Calibri" w:eastAsia="Calibri" w:hAnsi="Calibri" w:cs="Calibri"/>
+          <w:sz w:val="22"/>
+          <w:szCs w:val="22"/>
+        </w:rPr>
+        <w:t>() are automatically wrapped in Arduino's F() macro, keeping constant text in Flash memory instead of consuming scarce RAM at runtime.</w:t>
+      </w:r>
+    </w:p>
+    <w:p>
+      <w:pPr>
         <w:pStyle w:val="Heading2"/>
         <w:spacing w:before="300" w:after="150"/>
       </w:pPr>
-      <w:bookmarkStart w:id="21" w:name="_Toc234659130"/>
+      <w:bookmarkStart w:id="21" w:name="_Toc234873257"/>
       <w:r>
         <w:rPr>
           <w:b/>
@@ -5721,7 +6501,16 @@
           <w:sz w:val="22"/>
           <w:szCs w:val="22"/>
         </w:rPr>
-        <w:t>Mello offers built-in syntactic sugar to address typical challenges encountered during concurrent embedded software development:</w:t>
+        <w:lastRenderedPageBreak/>
+        <w:t xml:space="preserve">Mello offers built-in syntactic sugar to address typical challenges </w:t>
+      </w:r>
+      <w:r>
+        <w:rPr>
+          <w:rFonts w:ascii="Calibri" w:eastAsia="Calibri" w:hAnsi="Calibri" w:cs="Calibri"/>
+          <w:sz w:val="22"/>
+          <w:szCs w:val="22"/>
+        </w:rPr>
+        <w:t>encountered during concurrent embedded software development:</w:t>
       </w:r>
     </w:p>
     <w:p>
@@ -5761,6 +6550,12 @@
         <w:gridCol w:w="9530"/>
       </w:tblGrid>
       <w:tr>
+        <w:tblPrEx>
+          <w:tblCellMar>
+            <w:top w:w="0" w:type="dxa"/>
+            <w:bottom w:w="0" w:type="dxa"/>
+          </w:tblCellMar>
+        </w:tblPrEx>
         <w:tc>
           <w:tcPr>
             <w:tcW w:w="0" w:type="auto"/>
@@ -5855,7 +6650,16 @@
                 <w:sz w:val="18"/>
                 <w:szCs w:val="18"/>
               </w:rPr>
-              <w:t>"Task executed asynchronously without halting the processor clock.")</w:t>
+              <w:t>"</w:t>
+            </w:r>
+            <w:r>
+              <w:rPr>
+                <w:rFonts w:ascii="Consolas" w:eastAsia="Consolas" w:hAnsi="Consolas" w:cs="Consolas"/>
+                <w:color w:val="3A3226"/>
+                <w:sz w:val="18"/>
+                <w:szCs w:val="18"/>
+              </w:rPr>
+              <w:t>Task executed asynchronously without halting the processor clock.")</w:t>
             </w:r>
           </w:p>
         </w:tc>
@@ -5942,6 +6746,12 @@
         <w:gridCol w:w="9530"/>
       </w:tblGrid>
       <w:tr>
+        <w:tblPrEx>
+          <w:tblCellMar>
+            <w:top w:w="0" w:type="dxa"/>
+            <w:bottom w:w="0" w:type="dxa"/>
+          </w:tblCellMar>
+        </w:tblPrEx>
         <w:tc>
           <w:tcPr>
             <w:tcW w:w="0" w:type="auto"/>
@@ -5961,7 +6771,6 @@
                 <w:sz w:val="18"/>
                 <w:szCs w:val="18"/>
               </w:rPr>
-              <w:lastRenderedPageBreak/>
               <w:t>BUTTON_INPUT = 2</w:t>
             </w:r>
           </w:p>
@@ -6026,8 +6835,19 @@
                 <w:sz w:val="18"/>
                 <w:szCs w:val="18"/>
               </w:rPr>
-              <w:t xml:space="preserve">        # Runs safely with automated internal digital low-pass filtering</w:t>
-            </w:r>
+              <w:t xml:space="preserve">        # Runs safely with automated edge-detected, cooldown-based </w:t>
+            </w:r>
+            <w:proofErr w:type="spellStart"/>
+            <w:r>
+              <w:rPr>
+                <w:rFonts w:ascii="Consolas" w:eastAsia="Consolas" w:hAnsi="Consolas" w:cs="Consolas"/>
+                <w:color w:val="3A3226"/>
+                <w:sz w:val="18"/>
+                <w:szCs w:val="18"/>
+              </w:rPr>
+              <w:t>debounce</w:t>
+            </w:r>
+            <w:proofErr w:type="spellEnd"/>
           </w:p>
           <w:p>
             <w:r>
@@ -6048,7 +6868,16 @@
                 <w:sz w:val="18"/>
                 <w:szCs w:val="18"/>
               </w:rPr>
-              <w:t>serial.println</w:t>
+              <w:t>s</w:t>
+            </w:r>
+            <w:r>
+              <w:rPr>
+                <w:rFonts w:ascii="Consolas" w:eastAsia="Consolas" w:hAnsi="Consolas" w:cs="Consolas"/>
+                <w:color w:val="3A3226"/>
+                <w:sz w:val="18"/>
+                <w:szCs w:val="18"/>
+              </w:rPr>
+              <w:t>erial.println</w:t>
             </w:r>
             <w:proofErr w:type="spellEnd"/>
             <w:r>
@@ -6079,7 +6908,7 @@
         <w:pStyle w:val="Heading2"/>
         <w:spacing w:before="300" w:after="150"/>
       </w:pPr>
-      <w:bookmarkStart w:id="22" w:name="_Toc234659131"/>
+      <w:bookmarkStart w:id="22" w:name="_Toc234873258"/>
       <w:r>
         <w:rPr>
           <w:b/>
@@ -6143,6 +6972,12 @@
         <w:gridCol w:w="9530"/>
       </w:tblGrid>
       <w:tr>
+        <w:tblPrEx>
+          <w:tblCellMar>
+            <w:top w:w="0" w:type="dxa"/>
+            <w:bottom w:w="0" w:type="dxa"/>
+          </w:tblCellMar>
+        </w:tblPrEx>
         <w:tc>
           <w:tcPr>
             <w:tcW w:w="0" w:type="auto"/>
@@ -6337,7 +7172,7 @@
         <w:pStyle w:val="Heading2"/>
         <w:spacing w:before="300" w:after="150"/>
       </w:pPr>
-      <w:bookmarkStart w:id="23" w:name="_Toc234659132"/>
+      <w:bookmarkStart w:id="23" w:name="_Toc234873259"/>
       <w:r>
         <w:rPr>
           <w:b/>
@@ -6359,25 +7194,33 @@
           <w:sz w:val="22"/>
           <w:szCs w:val="22"/>
         </w:rPr>
-        <w:t xml:space="preserve">Beyond hardware-event abstractions, Mello supports standard logical branching alongside two dedicated loop constructs — a bounded </w:t>
-      </w:r>
-      <w:proofErr w:type="gramStart"/>
-      <w:r>
-        <w:rPr>
-          <w:rFonts w:ascii="Calibri" w:eastAsia="Calibri" w:hAnsi="Calibri" w:cs="Calibri"/>
-          <w:sz w:val="22"/>
-          <w:szCs w:val="22"/>
-        </w:rPr>
-        <w:t>repeat(</w:t>
-      </w:r>
-      <w:proofErr w:type="gramEnd"/>
-      <w:r>
-        <w:rPr>
-          <w:rFonts w:ascii="Calibri" w:eastAsia="Calibri" w:hAnsi="Calibri" w:cs="Calibri"/>
-          <w:sz w:val="22"/>
-          <w:szCs w:val="22"/>
-        </w:rPr>
-        <w:t xml:space="preserve">) for a fixed number of iterations, and a conditional while for state-driven repetition. A classic blocking </w:t>
+        <w:t xml:space="preserve">Beyond hardware-event abstractions, Mello supports standard logical branching alongside three loop constructs — repeat for a fixed iteration count, while and for </w:t>
+      </w:r>
+      <w:proofErr w:type="spellStart"/>
+      <w:r>
+        <w:rPr>
+          <w:rFonts w:ascii="Calibri" w:eastAsia="Calibri" w:hAnsi="Calibri" w:cs="Calibri"/>
+          <w:sz w:val="22"/>
+          <w:szCs w:val="22"/>
+        </w:rPr>
+        <w:t>for</w:t>
+      </w:r>
+      <w:proofErr w:type="spellEnd"/>
+      <w:r>
+        <w:rPr>
+          <w:rFonts w:ascii="Calibri" w:eastAsia="Calibri" w:hAnsi="Calibri" w:cs="Calibri"/>
+          <w:sz w:val="22"/>
+          <w:szCs w:val="22"/>
+        </w:rPr>
+        <w:t xml:space="preserve"> condition-driven repetition (the for loop infers its increment/decrement direction from th</w:t>
+      </w:r>
+      <w:r>
+        <w:rPr>
+          <w:rFonts w:ascii="Calibri" w:eastAsia="Calibri" w:hAnsi="Calibri" w:cs="Calibri"/>
+          <w:sz w:val="22"/>
+          <w:szCs w:val="22"/>
+        </w:rPr>
+        <w:t xml:space="preserve">e comparison operator used). A classic blocking </w:t>
       </w:r>
       <w:proofErr w:type="gramStart"/>
       <w:r>
@@ -6419,6 +7262,12 @@
         <w:gridCol w:w="9530"/>
       </w:tblGrid>
       <w:tr>
+        <w:tblPrEx>
+          <w:tblCellMar>
+            <w:top w:w="0" w:type="dxa"/>
+            <w:bottom w:w="0" w:type="dxa"/>
+          </w:tblCellMar>
+        </w:tblPrEx>
         <w:tc>
           <w:tcPr>
             <w:tcW w:w="0" w:type="auto"/>
@@ -6562,28 +7411,6 @@
                 <w:sz w:val="18"/>
                 <w:szCs w:val="18"/>
               </w:rPr>
-              <w:t xml:space="preserve">        print("Stable")</w:t>
-            </w:r>
-          </w:p>
-          <w:p>
-            <w:r>
-              <w:rPr>
-                <w:rFonts w:ascii="Consolas" w:eastAsia="Consolas" w:hAnsi="Consolas" w:cs="Consolas"/>
-                <w:color w:val="3A3226"/>
-                <w:sz w:val="18"/>
-                <w:szCs w:val="18"/>
-              </w:rPr>
-              <w:t xml:space="preserve">    else:</w:t>
-            </w:r>
-          </w:p>
-          <w:p>
-            <w:r>
-              <w:rPr>
-                <w:rFonts w:ascii="Consolas" w:eastAsia="Consolas" w:hAnsi="Consolas" w:cs="Consolas"/>
-                <w:color w:val="3A3226"/>
-                <w:sz w:val="18"/>
-                <w:szCs w:val="18"/>
-              </w:rPr>
               <w:t xml:space="preserve">        </w:t>
             </w:r>
             <w:proofErr w:type="spellStart"/>
@@ -6594,6 +7421,57 @@
                 <w:sz w:val="18"/>
                 <w:szCs w:val="18"/>
               </w:rPr>
+              <w:t>serial.print</w:t>
+            </w:r>
+            <w:proofErr w:type="spellEnd"/>
+            <w:r>
+              <w:rPr>
+                <w:rFonts w:ascii="Consolas" w:eastAsia="Consolas" w:hAnsi="Consolas" w:cs="Consolas"/>
+                <w:color w:val="3A3226"/>
+                <w:sz w:val="18"/>
+                <w:szCs w:val="18"/>
+              </w:rPr>
+              <w:t>("Stable")</w:t>
+            </w:r>
+          </w:p>
+          <w:p>
+            <w:r>
+              <w:rPr>
+                <w:rFonts w:ascii="Consolas" w:eastAsia="Consolas" w:hAnsi="Consolas" w:cs="Consolas"/>
+                <w:color w:val="3A3226"/>
+                <w:sz w:val="18"/>
+                <w:szCs w:val="18"/>
+              </w:rPr>
+              <w:t xml:space="preserve">    el</w:t>
+            </w:r>
+            <w:r>
+              <w:rPr>
+                <w:rFonts w:ascii="Consolas" w:eastAsia="Consolas" w:hAnsi="Consolas" w:cs="Consolas"/>
+                <w:color w:val="3A3226"/>
+                <w:sz w:val="18"/>
+                <w:szCs w:val="18"/>
+              </w:rPr>
+              <w:t>se:</w:t>
+            </w:r>
+          </w:p>
+          <w:p>
+            <w:r>
+              <w:rPr>
+                <w:rFonts w:ascii="Consolas" w:eastAsia="Consolas" w:hAnsi="Consolas" w:cs="Consolas"/>
+                <w:color w:val="3A3226"/>
+                <w:sz w:val="18"/>
+                <w:szCs w:val="18"/>
+              </w:rPr>
+              <w:t xml:space="preserve">        </w:t>
+            </w:r>
+            <w:proofErr w:type="spellStart"/>
+            <w:r>
+              <w:rPr>
+                <w:rFonts w:ascii="Consolas" w:eastAsia="Consolas" w:hAnsi="Consolas" w:cs="Consolas"/>
+                <w:color w:val="3A3226"/>
+                <w:sz w:val="18"/>
+                <w:szCs w:val="18"/>
+              </w:rPr>
               <w:t>turn_off</w:t>
             </w:r>
             <w:proofErr w:type="spellEnd"/>
@@ -6626,7 +7504,7 @@
                 <w:sz w:val="18"/>
                 <w:szCs w:val="18"/>
               </w:rPr>
-              <w:t xml:space="preserve">    repeat(5):</w:t>
+              <w:t xml:space="preserve">    repeat 5:</w:t>
             </w:r>
           </w:p>
           <w:p>
@@ -6647,7 +7525,7 @@
                 <w:sz w:val="18"/>
                 <w:szCs w:val="18"/>
               </w:rPr>
-              <w:t>println</w:t>
+              <w:t>serial.println</w:t>
             </w:r>
             <w:proofErr w:type="spellEnd"/>
             <w:r>
@@ -6710,6 +7588,7 @@
                 <w:sz w:val="18"/>
                 <w:szCs w:val="18"/>
               </w:rPr>
+              <w:lastRenderedPageBreak/>
               <w:t xml:space="preserve">        wait(100)  # Standard blocking delay if absolutely needed</w:t>
             </w:r>
           </w:p>
@@ -6724,13 +7603,14 @@
         </w:pBdr>
         <w:spacing w:before="400" w:after="200"/>
       </w:pPr>
-      <w:bookmarkStart w:id="24" w:name="_Toc234659133"/>
+      <w:bookmarkStart w:id="24" w:name="_Toc234873260"/>
       <w:r>
         <w:rPr>
           <w:b/>
           <w:bCs/>
           <w:color w:val="7C2D12"/>
         </w:rPr>
+        <w:lastRenderedPageBreak/>
         <w:t>Section 5: Side-by-Side Validation &amp; Production Example</w:t>
       </w:r>
       <w:bookmarkEnd w:id="24"/>
@@ -6754,14 +7634,22 @@
         <w:pStyle w:val="Heading2"/>
         <w:spacing w:before="300" w:after="150"/>
       </w:pPr>
-      <w:bookmarkStart w:id="25" w:name="_Toc234659134"/>
+      <w:bookmarkStart w:id="25" w:name="_Toc234873261"/>
       <w:r>
         <w:rPr>
           <w:b/>
           <w:bCs/>
           <w:color w:val="7C2D12"/>
         </w:rPr>
-        <w:t>5.1 The Mello Source Layout (26 Lines of Clean Code)</w:t>
+        <w:t>5.1 The Mello Source Layout (26 Lines of C</w:t>
+      </w:r>
+      <w:r>
+        <w:rPr>
+          <w:b/>
+          <w:bCs/>
+          <w:color w:val="7C2D12"/>
+        </w:rPr>
+        <w:t>lean Code)</w:t>
       </w:r>
       <w:bookmarkEnd w:id="25"/>
     </w:p>
@@ -6786,6 +7674,12 @@
         <w:gridCol w:w="9530"/>
       </w:tblGrid>
       <w:tr>
+        <w:tblPrEx>
+          <w:tblCellMar>
+            <w:top w:w="0" w:type="dxa"/>
+            <w:bottom w:w="0" w:type="dxa"/>
+          </w:tblCellMar>
+        </w:tblPrEx>
         <w:tc>
           <w:tcPr>
             <w:tcW w:w="0" w:type="auto"/>
@@ -6805,7 +7699,6 @@
                 <w:sz w:val="18"/>
                 <w:szCs w:val="18"/>
               </w:rPr>
-              <w:lastRenderedPageBreak/>
               <w:t># Mello Production Smart Room Framework Layout</w:t>
             </w:r>
           </w:p>
@@ -7127,7 +8020,16 @@
                 <w:sz w:val="18"/>
                 <w:szCs w:val="18"/>
               </w:rPr>
-              <w:t>debouncing</w:t>
+              <w:t>de</w:t>
+            </w:r>
+            <w:r>
+              <w:rPr>
+                <w:rFonts w:ascii="Consolas" w:eastAsia="Consolas" w:hAnsi="Consolas" w:cs="Consolas"/>
+                <w:color w:val="3A3226"/>
+                <w:sz w:val="18"/>
+                <w:szCs w:val="18"/>
+              </w:rPr>
+              <w:t>bouncing</w:t>
             </w:r>
             <w:proofErr w:type="spellEnd"/>
             <w:r>
@@ -7489,7 +8391,7 @@
         <w:pStyle w:val="Heading2"/>
         <w:spacing w:before="300" w:after="150"/>
       </w:pPr>
-      <w:bookmarkStart w:id="26" w:name="_Toc234659135"/>
+      <w:bookmarkStart w:id="26" w:name="_Toc234873262"/>
       <w:r>
         <w:rPr>
           <w:b/>
@@ -7514,9 +8416,95 @@
           <w:bCs/>
           <w:color w:val="7C2D12"/>
         </w:rPr>
-        <w:t xml:space="preserve"> and Generated Target C++ Implementation (64 Lines of Code)</w:t>
+        <w:t xml:space="preserve"> and Generated Target C++ Implementation</w:t>
       </w:r>
       <w:bookmarkEnd w:id="26"/>
+    </w:p>
+    <w:p>
+      <w:pPr>
+        <w:spacing w:after="160" w:line="300" w:lineRule="auto"/>
+        <w:jc w:val="both"/>
+      </w:pPr>
+      <w:r>
+        <w:rPr>
+          <w:rFonts w:ascii="Calibri" w:eastAsia="Calibri" w:hAnsi="Calibri" w:cs="Calibri"/>
+          <w:sz w:val="22"/>
+          <w:szCs w:val="22"/>
+        </w:rPr>
+        <w:t xml:space="preserve">This is the actual expansion produced by the current compiler — reconstructed directly from </w:t>
+      </w:r>
+      <w:proofErr w:type="spellStart"/>
+      <w:r>
+        <w:rPr>
+          <w:rFonts w:ascii="Calibri" w:eastAsia="Calibri" w:hAnsi="Calibri" w:cs="Calibri"/>
+          <w:sz w:val="22"/>
+          <w:szCs w:val="22"/>
+        </w:rPr>
+        <w:t>VarAssignNode</w:t>
+      </w:r>
+      <w:proofErr w:type="spellEnd"/>
+      <w:r>
+        <w:rPr>
+          <w:rFonts w:ascii="Calibri" w:eastAsia="Calibri" w:hAnsi="Calibri" w:cs="Calibri"/>
+          <w:sz w:val="22"/>
+          <w:szCs w:val="22"/>
+        </w:rPr>
+        <w:t xml:space="preserve">, </w:t>
+      </w:r>
+      <w:proofErr w:type="spellStart"/>
+      <w:r>
+        <w:rPr>
+          <w:rFonts w:ascii="Calibri" w:eastAsia="Calibri" w:hAnsi="Calibri" w:cs="Calibri"/>
+          <w:sz w:val="22"/>
+          <w:szCs w:val="22"/>
+        </w:rPr>
+        <w:t>EveryNode</w:t>
+      </w:r>
+      <w:proofErr w:type="spellEnd"/>
+      <w:r>
+        <w:rPr>
+          <w:rFonts w:ascii="Calibri" w:eastAsia="Calibri" w:hAnsi="Calibri" w:cs="Calibri"/>
+          <w:sz w:val="22"/>
+          <w:szCs w:val="22"/>
+        </w:rPr>
+        <w:t xml:space="preserve">, </w:t>
+      </w:r>
+      <w:proofErr w:type="spellStart"/>
+      <w:r>
+        <w:rPr>
+          <w:rFonts w:ascii="Calibri" w:eastAsia="Calibri" w:hAnsi="Calibri" w:cs="Calibri"/>
+          <w:sz w:val="22"/>
+          <w:szCs w:val="22"/>
+        </w:rPr>
+        <w:t>OnPressNode</w:t>
+      </w:r>
+      <w:proofErr w:type="spellEnd"/>
+      <w:r>
+        <w:rPr>
+          <w:rFonts w:ascii="Calibri" w:eastAsia="Calibri" w:hAnsi="Calibri" w:cs="Calibri"/>
+          <w:sz w:val="22"/>
+          <w:szCs w:val="22"/>
+        </w:rPr>
+        <w:t xml:space="preserve">, and </w:t>
+      </w:r>
+      <w:proofErr w:type="spellStart"/>
+      <w:r>
+        <w:rPr>
+          <w:rFonts w:ascii="Calibri" w:eastAsia="Calibri" w:hAnsi="Calibri" w:cs="Calibri"/>
+          <w:sz w:val="22"/>
+          <w:szCs w:val="22"/>
+        </w:rPr>
+        <w:t>FunctionNode</w:t>
+      </w:r>
+      <w:proofErr w:type="spellEnd"/>
+      <w:r>
+        <w:rPr>
+          <w:rFonts w:ascii="Calibri" w:eastAsia="Calibri" w:hAnsi="Calibri" w:cs="Calibri"/>
+          <w:sz w:val="22"/>
+          <w:szCs w:val="22"/>
+        </w:rPr>
+        <w:t xml:space="preserve"> in ast.hpp, not an idealized approximation:</w:t>
+      </w:r>
     </w:p>
     <w:tbl>
       <w:tblPr>
@@ -7539,6 +8527,12 @@
         <w:gridCol w:w="9530"/>
       </w:tblGrid>
       <w:tr>
+        <w:tblPrEx>
+          <w:tblCellMar>
+            <w:top w:w="0" w:type="dxa"/>
+            <w:bottom w:w="0" w:type="dxa"/>
+          </w:tblCellMar>
+        </w:tblPrEx>
         <w:tc>
           <w:tcPr>
             <w:tcW w:w="0" w:type="auto"/>
@@ -7558,10 +8552,8 @@
                 <w:sz w:val="18"/>
                 <w:szCs w:val="18"/>
               </w:rPr>
-              <w:t>// Automatically generated global variables from AST Context</w:t>
-            </w:r>
-          </w:p>
-          <w:p>
+              <w:t>#include &lt;</w:t>
+            </w:r>
             <w:proofErr w:type="spellStart"/>
             <w:r>
               <w:rPr>
@@ -7570,6 +8562,77 @@
                 <w:sz w:val="18"/>
                 <w:szCs w:val="18"/>
               </w:rPr>
+              <w:t>Arduino.h</w:t>
+            </w:r>
+            <w:proofErr w:type="spellEnd"/>
+            <w:r>
+              <w:rPr>
+                <w:rFonts w:ascii="Consolas" w:eastAsia="Consolas" w:hAnsi="Consolas" w:cs="Consolas"/>
+                <w:color w:val="3A3226"/>
+                <w:sz w:val="18"/>
+                <w:szCs w:val="18"/>
+              </w:rPr>
+              <w:t>&gt;</w:t>
+            </w:r>
+          </w:p>
+          <w:p>
+            <w:r>
+              <w:rPr>
+                <w:rFonts w:ascii="Consolas" w:eastAsia="Consolas" w:hAnsi="Consolas" w:cs="Consolas"/>
+                <w:color w:val="3A3226"/>
+                <w:sz w:val="18"/>
+                <w:szCs w:val="18"/>
+              </w:rPr>
+              <w:t xml:space="preserve"> </w:t>
+            </w:r>
+          </w:p>
+          <w:p>
+            <w:r>
+              <w:rPr>
+                <w:rFonts w:ascii="Consolas" w:eastAsia="Consolas" w:hAnsi="Consolas" w:cs="Consolas"/>
+                <w:color w:val="3A3226"/>
+                <w:sz w:val="18"/>
+                <w:szCs w:val="18"/>
+              </w:rPr>
+              <w:t xml:space="preserve">// </w:t>
+            </w:r>
+            <w:proofErr w:type="spellStart"/>
+            <w:r>
+              <w:rPr>
+                <w:rFonts w:ascii="Consolas" w:eastAsia="Consolas" w:hAnsi="Consolas" w:cs="Consolas"/>
+                <w:color w:val="3A3226"/>
+                <w:sz w:val="18"/>
+                <w:szCs w:val="18"/>
+              </w:rPr>
+              <w:t>VarAssignNode</w:t>
+            </w:r>
+            <w:proofErr w:type="spellEnd"/>
+            <w:r>
+              <w:rPr>
+                <w:rFonts w:ascii="Consolas" w:eastAsia="Consolas" w:hAnsi="Consolas" w:cs="Consolas"/>
+                <w:color w:val="3A3226"/>
+                <w:sz w:val="18"/>
+                <w:szCs w:val="18"/>
+              </w:rPr>
+              <w:t>: type inferred per value</w:t>
+            </w:r>
+            <w:r>
+              <w:rPr>
+                <w:rFonts w:ascii="Consolas" w:eastAsia="Consolas" w:hAnsi="Consolas" w:cs="Consolas"/>
+                <w:color w:val="3A3226"/>
+                <w:sz w:val="18"/>
+                <w:szCs w:val="18"/>
+              </w:rPr>
+              <w:t xml:space="preserve">, </w:t>
+            </w:r>
+            <w:proofErr w:type="spellStart"/>
+            <w:r>
+              <w:rPr>
+                <w:rFonts w:ascii="Consolas" w:eastAsia="Consolas" w:hAnsi="Consolas" w:cs="Consolas"/>
+                <w:color w:val="3A3226"/>
+                <w:sz w:val="18"/>
+                <w:szCs w:val="18"/>
+              </w:rPr>
               <w:t>const</w:t>
             </w:r>
             <w:proofErr w:type="spellEnd"/>
@@ -7580,6 +8643,123 @@
                 <w:sz w:val="18"/>
                 <w:szCs w:val="18"/>
               </w:rPr>
+              <w:t xml:space="preserve"> auto-added</w:t>
+            </w:r>
+          </w:p>
+          <w:p>
+            <w:r>
+              <w:rPr>
+                <w:rFonts w:ascii="Consolas" w:eastAsia="Consolas" w:hAnsi="Consolas" w:cs="Consolas"/>
+                <w:color w:val="3A3226"/>
+                <w:sz w:val="18"/>
+                <w:szCs w:val="18"/>
+              </w:rPr>
+              <w:t>// when a variable is never reassigned elsewhere in the program</w:t>
+            </w:r>
+          </w:p>
+          <w:p>
+            <w:proofErr w:type="spellStart"/>
+            <w:r>
+              <w:rPr>
+                <w:rFonts w:ascii="Consolas" w:eastAsia="Consolas" w:hAnsi="Consolas" w:cs="Consolas"/>
+                <w:color w:val="3A3226"/>
+                <w:sz w:val="18"/>
+                <w:szCs w:val="18"/>
+              </w:rPr>
+              <w:t>const</w:t>
+            </w:r>
+            <w:proofErr w:type="spellEnd"/>
+            <w:r>
+              <w:rPr>
+                <w:rFonts w:ascii="Consolas" w:eastAsia="Consolas" w:hAnsi="Consolas" w:cs="Consolas"/>
+                <w:color w:val="3A3226"/>
+                <w:sz w:val="18"/>
+                <w:szCs w:val="18"/>
+              </w:rPr>
+              <w:t xml:space="preserve"> uint8_t </w:t>
+            </w:r>
+            <w:proofErr w:type="spellStart"/>
+            <w:r>
+              <w:rPr>
+                <w:rFonts w:ascii="Consolas" w:eastAsia="Consolas" w:hAnsi="Consolas" w:cs="Consolas"/>
+                <w:color w:val="3A3226"/>
+                <w:sz w:val="18"/>
+                <w:szCs w:val="18"/>
+              </w:rPr>
+              <w:t>buttonPin</w:t>
+            </w:r>
+            <w:proofErr w:type="spellEnd"/>
+            <w:r>
+              <w:rPr>
+                <w:rFonts w:ascii="Consolas" w:eastAsia="Consolas" w:hAnsi="Consolas" w:cs="Consolas"/>
+                <w:color w:val="3A3226"/>
+                <w:sz w:val="18"/>
+                <w:szCs w:val="18"/>
+              </w:rPr>
+              <w:t xml:space="preserve"> = 2;</w:t>
+            </w:r>
+          </w:p>
+          <w:p>
+            <w:proofErr w:type="spellStart"/>
+            <w:r>
+              <w:rPr>
+                <w:rFonts w:ascii="Consolas" w:eastAsia="Consolas" w:hAnsi="Consolas" w:cs="Consolas"/>
+                <w:color w:val="3A3226"/>
+                <w:sz w:val="18"/>
+                <w:szCs w:val="18"/>
+              </w:rPr>
+              <w:t>const</w:t>
+            </w:r>
+            <w:proofErr w:type="spellEnd"/>
+            <w:r>
+              <w:rPr>
+                <w:rFonts w:ascii="Consolas" w:eastAsia="Consolas" w:hAnsi="Consolas" w:cs="Consolas"/>
+                <w:color w:val="3A3226"/>
+                <w:sz w:val="18"/>
+                <w:szCs w:val="18"/>
+              </w:rPr>
+              <w:t xml:space="preserve"> uint8_t </w:t>
+            </w:r>
+            <w:proofErr w:type="spellStart"/>
+            <w:r>
+              <w:rPr>
+                <w:rFonts w:ascii="Consolas" w:eastAsia="Consolas" w:hAnsi="Consolas" w:cs="Consolas"/>
+                <w:color w:val="3A3226"/>
+                <w:sz w:val="18"/>
+                <w:szCs w:val="18"/>
+              </w:rPr>
+              <w:t>lightPin</w:t>
+            </w:r>
+            <w:proofErr w:type="spellEnd"/>
+            <w:r>
+              <w:rPr>
+                <w:rFonts w:ascii="Consolas" w:eastAsia="Consolas" w:hAnsi="Consolas" w:cs="Consolas"/>
+                <w:color w:val="3A3226"/>
+                <w:sz w:val="18"/>
+                <w:szCs w:val="18"/>
+              </w:rPr>
+              <w:t xml:space="preserve"> = 13;</w:t>
+            </w:r>
+          </w:p>
+          <w:p>
+            <w:proofErr w:type="spellStart"/>
+            <w:r>
+              <w:rPr>
+                <w:rFonts w:ascii="Consolas" w:eastAsia="Consolas" w:hAnsi="Consolas" w:cs="Consolas"/>
+                <w:color w:val="3A3226"/>
+                <w:sz w:val="18"/>
+                <w:szCs w:val="18"/>
+              </w:rPr>
+              <w:t>const</w:t>
+            </w:r>
+            <w:proofErr w:type="spellEnd"/>
+            <w:r>
+              <w:rPr>
+                <w:rFonts w:ascii="Consolas" w:eastAsia="Consolas" w:hAnsi="Consolas" w:cs="Consolas"/>
+                <w:color w:val="3A3226"/>
+                <w:sz w:val="18"/>
+                <w:szCs w:val="18"/>
+              </w:rPr>
               <w:t xml:space="preserve"> </w:t>
             </w:r>
             <w:proofErr w:type="spellStart"/>
@@ -7610,6 +8790,122 @@
                 <w:sz w:val="18"/>
                 <w:szCs w:val="18"/>
               </w:rPr>
+              <w:t>tempSensor</w:t>
+            </w:r>
+            <w:proofErr w:type="spellEnd"/>
+            <w:r>
+              <w:rPr>
+                <w:rFonts w:ascii="Consolas" w:eastAsia="Consolas" w:hAnsi="Consolas" w:cs="Consolas"/>
+                <w:color w:val="3A3226"/>
+                <w:sz w:val="18"/>
+                <w:szCs w:val="18"/>
+              </w:rPr>
+              <w:t xml:space="preserve"> = A0;</w:t>
+            </w:r>
+          </w:p>
+          <w:p>
+            <w:r>
+              <w:rPr>
+                <w:rFonts w:ascii="Consolas" w:eastAsia="Consolas" w:hAnsi="Consolas" w:cs="Consolas"/>
+                <w:color w:val="3A3226"/>
+                <w:sz w:val="18"/>
+                <w:szCs w:val="18"/>
+              </w:rPr>
+              <w:t xml:space="preserve">uint8_t </w:t>
+            </w:r>
+            <w:proofErr w:type="spellStart"/>
+            <w:r>
+              <w:rPr>
+                <w:rFonts w:ascii="Consolas" w:eastAsia="Consolas" w:hAnsi="Consolas" w:cs="Consolas"/>
+                <w:color w:val="3A3226"/>
+                <w:sz w:val="18"/>
+                <w:szCs w:val="18"/>
+              </w:rPr>
+              <w:t>systemActive</w:t>
+            </w:r>
+            <w:proofErr w:type="spellEnd"/>
+            <w:r>
+              <w:rPr>
+                <w:rFonts w:ascii="Consolas" w:eastAsia="Consolas" w:hAnsi="Consolas" w:cs="Consolas"/>
+                <w:color w:val="3A3226"/>
+                <w:sz w:val="18"/>
+                <w:szCs w:val="18"/>
+              </w:rPr>
+              <w:t xml:space="preserve"> = 1;   // reassigned in </w:t>
+            </w:r>
+            <w:proofErr w:type="spellStart"/>
+            <w:r>
+              <w:rPr>
+                <w:rFonts w:ascii="Consolas" w:eastAsia="Consolas" w:hAnsi="Consolas" w:cs="Consolas"/>
+                <w:color w:val="3A3226"/>
+                <w:sz w:val="18"/>
+                <w:szCs w:val="18"/>
+              </w:rPr>
+              <w:t>on_press</w:t>
+            </w:r>
+            <w:proofErr w:type="spellEnd"/>
+            <w:r>
+              <w:rPr>
+                <w:rFonts w:ascii="Consolas" w:eastAsia="Consolas" w:hAnsi="Consolas" w:cs="Consolas"/>
+                <w:color w:val="3A3226"/>
+                <w:sz w:val="18"/>
+                <w:szCs w:val="18"/>
+              </w:rPr>
+              <w:t xml:space="preserve"> body -&gt; not </w:t>
+            </w:r>
+            <w:proofErr w:type="spellStart"/>
+            <w:r>
+              <w:rPr>
+                <w:rFonts w:ascii="Consolas" w:eastAsia="Consolas" w:hAnsi="Consolas" w:cs="Consolas"/>
+                <w:color w:val="3A3226"/>
+                <w:sz w:val="18"/>
+                <w:szCs w:val="18"/>
+              </w:rPr>
+              <w:t>const</w:t>
+            </w:r>
+            <w:proofErr w:type="spellEnd"/>
+          </w:p>
+          <w:p>
+            <w:r>
+              <w:rPr>
+                <w:rFonts w:ascii="Consolas" w:eastAsia="Consolas" w:hAnsi="Consolas" w:cs="Consolas"/>
+                <w:color w:val="3A3226"/>
+                <w:sz w:val="18"/>
+                <w:szCs w:val="18"/>
+              </w:rPr>
+              <w:lastRenderedPageBreak/>
+              <w:t xml:space="preserve"> </w:t>
+            </w:r>
+          </w:p>
+          <w:p>
+            <w:r>
+              <w:rPr>
+                <w:rFonts w:ascii="Consolas" w:eastAsia="Consolas" w:hAnsi="Consolas" w:cs="Consolas"/>
+                <w:color w:val="3A3226"/>
+                <w:sz w:val="18"/>
+                <w:szCs w:val="18"/>
+              </w:rPr>
+              <w:t>void setup() {</w:t>
+            </w:r>
+          </w:p>
+          <w:p>
+            <w:r>
+              <w:rPr>
+                <w:rFonts w:ascii="Consolas" w:eastAsia="Consolas" w:hAnsi="Consolas" w:cs="Consolas"/>
+                <w:color w:val="3A3226"/>
+                <w:sz w:val="18"/>
+                <w:szCs w:val="18"/>
+              </w:rPr>
+              <w:t xml:space="preserve">    // Auto-Routing: </w:t>
+            </w:r>
+            <w:proofErr w:type="spellStart"/>
+            <w:r>
+              <w:rPr>
+                <w:rFonts w:ascii="Consolas" w:eastAsia="Consolas" w:hAnsi="Consolas" w:cs="Consolas"/>
+                <w:color w:val="3A3226"/>
+                <w:sz w:val="18"/>
+                <w:szCs w:val="18"/>
+              </w:rPr>
               <w:t>buttonPin</w:t>
             </w:r>
             <w:proofErr w:type="spellEnd"/>
@@ -7620,10 +8916,8 @@
                 <w:sz w:val="18"/>
                 <w:szCs w:val="18"/>
               </w:rPr>
-              <w:t xml:space="preserve"> = 2;</w:t>
-            </w:r>
-          </w:p>
-          <w:p>
+              <w:t xml:space="preserve"> flagged INPUT by </w:t>
+            </w:r>
             <w:proofErr w:type="spellStart"/>
             <w:r>
               <w:rPr>
@@ -7632,7 +8926,7 @@
                 <w:sz w:val="18"/>
                 <w:szCs w:val="18"/>
               </w:rPr>
-              <w:t>const</w:t>
+              <w:t>OnPressNode</w:t>
             </w:r>
             <w:proofErr w:type="spellEnd"/>
             <w:r>
@@ -7642,8 +8936,203 @@
                 <w:sz w:val="18"/>
                 <w:szCs w:val="18"/>
               </w:rPr>
+              <w:t>,</w:t>
+            </w:r>
+          </w:p>
+          <w:p>
+            <w:r>
+              <w:rPr>
+                <w:rFonts w:ascii="Consolas" w:eastAsia="Consolas" w:hAnsi="Consolas" w:cs="Consolas"/>
+                <w:color w:val="3A3226"/>
+                <w:sz w:val="18"/>
+                <w:szCs w:val="18"/>
+              </w:rPr>
+              <w:t xml:space="preserve">    // </w:t>
+            </w:r>
+            <w:proofErr w:type="spellStart"/>
+            <w:r>
+              <w:rPr>
+                <w:rFonts w:ascii="Consolas" w:eastAsia="Consolas" w:hAnsi="Consolas" w:cs="Consolas"/>
+                <w:color w:val="3A3226"/>
+                <w:sz w:val="18"/>
+                <w:szCs w:val="18"/>
+              </w:rPr>
+              <w:t>lightPin</w:t>
+            </w:r>
+            <w:proofErr w:type="spellEnd"/>
+            <w:r>
+              <w:rPr>
+                <w:rFonts w:ascii="Consolas" w:eastAsia="Consolas" w:hAnsi="Consolas" w:cs="Consolas"/>
+                <w:color w:val="3A3226"/>
+                <w:sz w:val="18"/>
+                <w:szCs w:val="18"/>
+              </w:rPr>
+              <w:t xml:space="preserve"> flagged OUTPUT by the </w:t>
+            </w:r>
+            <w:proofErr w:type="spellStart"/>
+            <w:r>
+              <w:rPr>
+                <w:rFonts w:ascii="Consolas" w:eastAsia="Consolas" w:hAnsi="Consolas" w:cs="Consolas"/>
+                <w:color w:val="3A3226"/>
+                <w:sz w:val="18"/>
+                <w:szCs w:val="18"/>
+              </w:rPr>
+              <w:t>turn_on</w:t>
+            </w:r>
+            <w:proofErr w:type="spellEnd"/>
+            <w:r>
+              <w:rPr>
+                <w:rFonts w:ascii="Consolas" w:eastAsia="Consolas" w:hAnsi="Consolas" w:cs="Consolas"/>
+                <w:color w:val="3A3226"/>
+                <w:sz w:val="18"/>
+                <w:szCs w:val="18"/>
+              </w:rPr>
+              <w:t>()/</w:t>
+            </w:r>
+            <w:proofErr w:type="spellStart"/>
+            <w:r>
+              <w:rPr>
+                <w:rFonts w:ascii="Consolas" w:eastAsia="Consolas" w:hAnsi="Consolas" w:cs="Consolas"/>
+                <w:color w:val="3A3226"/>
+                <w:sz w:val="18"/>
+                <w:szCs w:val="18"/>
+              </w:rPr>
+              <w:t>turn_off</w:t>
+            </w:r>
+            <w:proofErr w:type="spellEnd"/>
+            <w:r>
+              <w:rPr>
+                <w:rFonts w:ascii="Consolas" w:eastAsia="Consolas" w:hAnsi="Consolas" w:cs="Consolas"/>
+                <w:color w:val="3A3226"/>
+                <w:sz w:val="18"/>
+                <w:szCs w:val="18"/>
+              </w:rPr>
+              <w:t>() calls below</w:t>
+            </w:r>
+          </w:p>
+          <w:p>
+            <w:r>
+              <w:rPr>
+                <w:rFonts w:ascii="Consolas" w:eastAsia="Consolas" w:hAnsi="Consolas" w:cs="Consolas"/>
+                <w:color w:val="3A3226"/>
+                <w:sz w:val="18"/>
+                <w:szCs w:val="18"/>
+              </w:rPr>
+              <w:t xml:space="preserve">    </w:t>
+            </w:r>
+            <w:proofErr w:type="spellStart"/>
+            <w:r>
+              <w:rPr>
+                <w:rFonts w:ascii="Consolas" w:eastAsia="Consolas" w:hAnsi="Consolas" w:cs="Consolas"/>
+                <w:color w:val="3A3226"/>
+                <w:sz w:val="18"/>
+                <w:szCs w:val="18"/>
+              </w:rPr>
+              <w:t>pinMode</w:t>
+            </w:r>
+            <w:proofErr w:type="spellEnd"/>
+            <w:r>
+              <w:rPr>
+                <w:rFonts w:ascii="Consolas" w:eastAsia="Consolas" w:hAnsi="Consolas" w:cs="Consolas"/>
+                <w:color w:val="3A3226"/>
+                <w:sz w:val="18"/>
+                <w:szCs w:val="18"/>
+              </w:rPr>
+              <w:t>(</w:t>
+            </w:r>
+            <w:proofErr w:type="spellStart"/>
+            <w:r>
+              <w:rPr>
+                <w:rFonts w:ascii="Consolas" w:eastAsia="Consolas" w:hAnsi="Consolas" w:cs="Consolas"/>
+                <w:color w:val="3A3226"/>
+                <w:sz w:val="18"/>
+                <w:szCs w:val="18"/>
+              </w:rPr>
+              <w:t>buttonPin</w:t>
+            </w:r>
+            <w:proofErr w:type="spellEnd"/>
+            <w:r>
+              <w:rPr>
+                <w:rFonts w:ascii="Consolas" w:eastAsia="Consolas" w:hAnsi="Consolas" w:cs="Consolas"/>
+                <w:color w:val="3A3226"/>
+                <w:sz w:val="18"/>
+                <w:szCs w:val="18"/>
+              </w:rPr>
+              <w:t>, INPUT);</w:t>
+            </w:r>
+          </w:p>
+          <w:p>
+            <w:r>
+              <w:rPr>
+                <w:rFonts w:ascii="Consolas" w:eastAsia="Consolas" w:hAnsi="Consolas" w:cs="Consolas"/>
+                <w:color w:val="3A3226"/>
+                <w:sz w:val="18"/>
+                <w:szCs w:val="18"/>
+              </w:rPr>
+              <w:t xml:space="preserve">    </w:t>
+            </w:r>
+            <w:proofErr w:type="spellStart"/>
+            <w:r>
+              <w:rPr>
+                <w:rFonts w:ascii="Consolas" w:eastAsia="Consolas" w:hAnsi="Consolas" w:cs="Consolas"/>
+                <w:color w:val="3A3226"/>
+                <w:sz w:val="18"/>
+                <w:szCs w:val="18"/>
+              </w:rPr>
+              <w:t>pinMode</w:t>
+            </w:r>
+            <w:proofErr w:type="spellEnd"/>
+            <w:r>
+              <w:rPr>
+                <w:rFonts w:ascii="Consolas" w:eastAsia="Consolas" w:hAnsi="Consolas" w:cs="Consolas"/>
+                <w:color w:val="3A3226"/>
+                <w:sz w:val="18"/>
+                <w:szCs w:val="18"/>
+              </w:rPr>
+              <w:t>(</w:t>
+            </w:r>
+            <w:proofErr w:type="spellStart"/>
+            <w:r>
+              <w:rPr>
+                <w:rFonts w:ascii="Consolas" w:eastAsia="Consolas" w:hAnsi="Consolas" w:cs="Consolas"/>
+                <w:color w:val="3A3226"/>
+                <w:sz w:val="18"/>
+                <w:szCs w:val="18"/>
+              </w:rPr>
+              <w:t>lightPin</w:t>
+            </w:r>
+            <w:proofErr w:type="spellEnd"/>
+            <w:r>
+              <w:rPr>
+                <w:rFonts w:ascii="Consolas" w:eastAsia="Consolas" w:hAnsi="Consolas" w:cs="Consolas"/>
+                <w:color w:val="3A3226"/>
+                <w:sz w:val="18"/>
+                <w:szCs w:val="18"/>
+              </w:rPr>
+              <w:t>, OUTPUT);</w:t>
+            </w:r>
+          </w:p>
+          <w:p>
+            <w:r>
+              <w:rPr>
+                <w:rFonts w:ascii="Consolas" w:eastAsia="Consolas" w:hAnsi="Consolas" w:cs="Consolas"/>
+                <w:color w:val="3A3226"/>
+                <w:sz w:val="18"/>
+                <w:szCs w:val="18"/>
+              </w:rPr>
               <w:t xml:space="preserve"> </w:t>
             </w:r>
+          </w:p>
+          <w:p>
+            <w:r>
+              <w:rPr>
+                <w:rFonts w:ascii="Consolas" w:eastAsia="Consolas" w:hAnsi="Consolas" w:cs="Consolas"/>
+                <w:color w:val="3A3226"/>
+                <w:sz w:val="18"/>
+                <w:szCs w:val="18"/>
+              </w:rPr>
+              <w:t xml:space="preserve">    </w:t>
+            </w:r>
             <w:proofErr w:type="spellStart"/>
             <w:r>
               <w:rPr>
@@ -7652,7 +9141,7 @@
                 <w:sz w:val="18"/>
                 <w:szCs w:val="18"/>
               </w:rPr>
-              <w:t>int</w:t>
+              <w:t>Serial.begin</w:t>
             </w:r>
             <w:proofErr w:type="spellEnd"/>
             <w:r>
@@ -7662,613 +9151,7 @@
                 <w:sz w:val="18"/>
                 <w:szCs w:val="18"/>
               </w:rPr>
-              <w:t xml:space="preserve"> </w:t>
-            </w:r>
-            <w:proofErr w:type="spellStart"/>
-            <w:r>
-              <w:rPr>
-                <w:rFonts w:ascii="Consolas" w:eastAsia="Consolas" w:hAnsi="Consolas" w:cs="Consolas"/>
-                <w:color w:val="3A3226"/>
-                <w:sz w:val="18"/>
-                <w:szCs w:val="18"/>
-              </w:rPr>
-              <w:t>lightPin</w:t>
-            </w:r>
-            <w:proofErr w:type="spellEnd"/>
-            <w:r>
-              <w:rPr>
-                <w:rFonts w:ascii="Consolas" w:eastAsia="Consolas" w:hAnsi="Consolas" w:cs="Consolas"/>
-                <w:color w:val="3A3226"/>
-                <w:sz w:val="18"/>
-                <w:szCs w:val="18"/>
-              </w:rPr>
-              <w:t xml:space="preserve"> = 13;</w:t>
-            </w:r>
-          </w:p>
-          <w:p>
-            <w:proofErr w:type="spellStart"/>
-            <w:r>
-              <w:rPr>
-                <w:rFonts w:ascii="Consolas" w:eastAsia="Consolas" w:hAnsi="Consolas" w:cs="Consolas"/>
-                <w:color w:val="3A3226"/>
-                <w:sz w:val="18"/>
-                <w:szCs w:val="18"/>
-              </w:rPr>
-              <w:t>const</w:t>
-            </w:r>
-            <w:proofErr w:type="spellEnd"/>
-            <w:r>
-              <w:rPr>
-                <w:rFonts w:ascii="Consolas" w:eastAsia="Consolas" w:hAnsi="Consolas" w:cs="Consolas"/>
-                <w:color w:val="3A3226"/>
-                <w:sz w:val="18"/>
-                <w:szCs w:val="18"/>
-              </w:rPr>
-              <w:t xml:space="preserve"> </w:t>
-            </w:r>
-            <w:proofErr w:type="spellStart"/>
-            <w:r>
-              <w:rPr>
-                <w:rFonts w:ascii="Consolas" w:eastAsia="Consolas" w:hAnsi="Consolas" w:cs="Consolas"/>
-                <w:color w:val="3A3226"/>
-                <w:sz w:val="18"/>
-                <w:szCs w:val="18"/>
-              </w:rPr>
-              <w:t>int</w:t>
-            </w:r>
-            <w:proofErr w:type="spellEnd"/>
-            <w:r>
-              <w:rPr>
-                <w:rFonts w:ascii="Consolas" w:eastAsia="Consolas" w:hAnsi="Consolas" w:cs="Consolas"/>
-                <w:color w:val="3A3226"/>
-                <w:sz w:val="18"/>
-                <w:szCs w:val="18"/>
-              </w:rPr>
-              <w:t xml:space="preserve"> </w:t>
-            </w:r>
-            <w:proofErr w:type="spellStart"/>
-            <w:r>
-              <w:rPr>
-                <w:rFonts w:ascii="Consolas" w:eastAsia="Consolas" w:hAnsi="Consolas" w:cs="Consolas"/>
-                <w:color w:val="3A3226"/>
-                <w:sz w:val="18"/>
-                <w:szCs w:val="18"/>
-              </w:rPr>
-              <w:t>tempSensor</w:t>
-            </w:r>
-            <w:proofErr w:type="spellEnd"/>
-            <w:r>
-              <w:rPr>
-                <w:rFonts w:ascii="Consolas" w:eastAsia="Consolas" w:hAnsi="Consolas" w:cs="Consolas"/>
-                <w:color w:val="3A3226"/>
-                <w:sz w:val="18"/>
-                <w:szCs w:val="18"/>
-              </w:rPr>
-              <w:t xml:space="preserve"> = A0;</w:t>
-            </w:r>
-          </w:p>
-          <w:p>
-            <w:proofErr w:type="spellStart"/>
-            <w:r>
-              <w:rPr>
-                <w:rFonts w:ascii="Consolas" w:eastAsia="Consolas" w:hAnsi="Consolas" w:cs="Consolas"/>
-                <w:color w:val="3A3226"/>
-                <w:sz w:val="18"/>
-                <w:szCs w:val="18"/>
-              </w:rPr>
-              <w:t>int</w:t>
-            </w:r>
-            <w:proofErr w:type="spellEnd"/>
-            <w:r>
-              <w:rPr>
-                <w:rFonts w:ascii="Consolas" w:eastAsia="Consolas" w:hAnsi="Consolas" w:cs="Consolas"/>
-                <w:color w:val="3A3226"/>
-                <w:sz w:val="18"/>
-                <w:szCs w:val="18"/>
-              </w:rPr>
-              <w:t xml:space="preserve"> </w:t>
-            </w:r>
-            <w:proofErr w:type="spellStart"/>
-            <w:r>
-              <w:rPr>
-                <w:rFonts w:ascii="Consolas" w:eastAsia="Consolas" w:hAnsi="Consolas" w:cs="Consolas"/>
-                <w:color w:val="3A3226"/>
-                <w:sz w:val="18"/>
-                <w:szCs w:val="18"/>
-              </w:rPr>
-              <w:t>systemActive</w:t>
-            </w:r>
-            <w:proofErr w:type="spellEnd"/>
-            <w:r>
-              <w:rPr>
-                <w:rFonts w:ascii="Consolas" w:eastAsia="Consolas" w:hAnsi="Consolas" w:cs="Consolas"/>
-                <w:color w:val="3A3226"/>
-                <w:sz w:val="18"/>
-                <w:szCs w:val="18"/>
-              </w:rPr>
-              <w:t xml:space="preserve"> = 1;</w:t>
-            </w:r>
-          </w:p>
-          <w:p>
-            <w:r>
-              <w:rPr>
-                <w:rFonts w:ascii="Consolas" w:eastAsia="Consolas" w:hAnsi="Consolas" w:cs="Consolas"/>
-                <w:color w:val="3A3226"/>
-                <w:sz w:val="18"/>
-                <w:szCs w:val="18"/>
-              </w:rPr>
-              <w:t xml:space="preserve"> </w:t>
-            </w:r>
-          </w:p>
-          <w:p>
-            <w:r>
-              <w:rPr>
-                <w:rFonts w:ascii="Consolas" w:eastAsia="Consolas" w:hAnsi="Consolas" w:cs="Consolas"/>
-                <w:color w:val="3A3226"/>
-                <w:sz w:val="18"/>
-                <w:szCs w:val="18"/>
-              </w:rPr>
-              <w:t>// Background tracking parameters for distinct non-blocking 'every' sequences</w:t>
-            </w:r>
-          </w:p>
-          <w:p>
-            <w:r>
-              <w:rPr>
-                <w:rFonts w:ascii="Consolas" w:eastAsia="Consolas" w:hAnsi="Consolas" w:cs="Consolas"/>
-                <w:color w:val="3A3226"/>
-                <w:sz w:val="18"/>
-                <w:szCs w:val="18"/>
-              </w:rPr>
-              <w:t>unsigned long lastMillis_every_1 = 0;</w:t>
-            </w:r>
-          </w:p>
-          <w:p>
-            <w:proofErr w:type="spellStart"/>
-            <w:r>
-              <w:rPr>
-                <w:rFonts w:ascii="Consolas" w:eastAsia="Consolas" w:hAnsi="Consolas" w:cs="Consolas"/>
-                <w:color w:val="3A3226"/>
-                <w:sz w:val="18"/>
-                <w:szCs w:val="18"/>
-              </w:rPr>
-              <w:t>const</w:t>
-            </w:r>
-            <w:proofErr w:type="spellEnd"/>
-            <w:r>
-              <w:rPr>
-                <w:rFonts w:ascii="Consolas" w:eastAsia="Consolas" w:hAnsi="Consolas" w:cs="Consolas"/>
-                <w:color w:val="3A3226"/>
-                <w:sz w:val="18"/>
-                <w:szCs w:val="18"/>
-              </w:rPr>
-              <w:t xml:space="preserve"> unsigned long interval_every_1 = 5000;</w:t>
-            </w:r>
-          </w:p>
-          <w:p>
-            <w:r>
-              <w:rPr>
-                <w:rFonts w:ascii="Consolas" w:eastAsia="Consolas" w:hAnsi="Consolas" w:cs="Consolas"/>
-                <w:color w:val="3A3226"/>
-                <w:sz w:val="18"/>
-                <w:szCs w:val="18"/>
-              </w:rPr>
-              <w:t xml:space="preserve"> </w:t>
-            </w:r>
-          </w:p>
-          <w:p>
-            <w:r>
-              <w:rPr>
-                <w:rFonts w:ascii="Consolas" w:eastAsia="Consolas" w:hAnsi="Consolas" w:cs="Consolas"/>
-                <w:color w:val="3A3226"/>
-                <w:sz w:val="18"/>
-                <w:szCs w:val="18"/>
-              </w:rPr>
-              <w:t>// Background state registers for '</w:t>
-            </w:r>
-            <w:proofErr w:type="spellStart"/>
-            <w:r>
-              <w:rPr>
-                <w:rFonts w:ascii="Consolas" w:eastAsia="Consolas" w:hAnsi="Consolas" w:cs="Consolas"/>
-                <w:color w:val="3A3226"/>
-                <w:sz w:val="18"/>
-                <w:szCs w:val="18"/>
-              </w:rPr>
-              <w:t>on_press</w:t>
-            </w:r>
-            <w:proofErr w:type="spellEnd"/>
-            <w:r>
-              <w:rPr>
-                <w:rFonts w:ascii="Consolas" w:eastAsia="Consolas" w:hAnsi="Consolas" w:cs="Consolas"/>
-                <w:color w:val="3A3226"/>
-                <w:sz w:val="18"/>
-                <w:szCs w:val="18"/>
-              </w:rPr>
-              <w:t xml:space="preserve">' hardware </w:t>
-            </w:r>
-            <w:proofErr w:type="spellStart"/>
-            <w:r>
-              <w:rPr>
-                <w:rFonts w:ascii="Consolas" w:eastAsia="Consolas" w:hAnsi="Consolas" w:cs="Consolas"/>
-                <w:color w:val="3A3226"/>
-                <w:sz w:val="18"/>
-                <w:szCs w:val="18"/>
-              </w:rPr>
-              <w:t>debouncing</w:t>
-            </w:r>
-            <w:proofErr w:type="spellEnd"/>
-            <w:r>
-              <w:rPr>
-                <w:rFonts w:ascii="Consolas" w:eastAsia="Consolas" w:hAnsi="Consolas" w:cs="Consolas"/>
-                <w:color w:val="3A3226"/>
-                <w:sz w:val="18"/>
-                <w:szCs w:val="18"/>
-              </w:rPr>
-              <w:t xml:space="preserve"> sequence</w:t>
-            </w:r>
-          </w:p>
-          <w:p>
-            <w:proofErr w:type="spellStart"/>
-            <w:r>
-              <w:rPr>
-                <w:rFonts w:ascii="Consolas" w:eastAsia="Consolas" w:hAnsi="Consolas" w:cs="Consolas"/>
-                <w:color w:val="3A3226"/>
-                <w:sz w:val="18"/>
-                <w:szCs w:val="18"/>
-              </w:rPr>
-              <w:t>int</w:t>
-            </w:r>
-            <w:proofErr w:type="spellEnd"/>
-            <w:r>
-              <w:rPr>
-                <w:rFonts w:ascii="Consolas" w:eastAsia="Consolas" w:hAnsi="Consolas" w:cs="Consolas"/>
-                <w:color w:val="3A3226"/>
-                <w:sz w:val="18"/>
-                <w:szCs w:val="18"/>
-              </w:rPr>
-              <w:t xml:space="preserve"> </w:t>
-            </w:r>
-            <w:proofErr w:type="spellStart"/>
-            <w:r>
-              <w:rPr>
-                <w:rFonts w:ascii="Consolas" w:eastAsia="Consolas" w:hAnsi="Consolas" w:cs="Consolas"/>
-                <w:color w:val="3A3226"/>
-                <w:sz w:val="18"/>
-                <w:szCs w:val="18"/>
-              </w:rPr>
-              <w:t>lastButtonState</w:t>
-            </w:r>
-            <w:proofErr w:type="spellEnd"/>
-            <w:r>
-              <w:rPr>
-                <w:rFonts w:ascii="Consolas" w:eastAsia="Consolas" w:hAnsi="Consolas" w:cs="Consolas"/>
-                <w:color w:val="3A3226"/>
-                <w:sz w:val="18"/>
-                <w:szCs w:val="18"/>
-              </w:rPr>
-              <w:t xml:space="preserve"> = HIGH;</w:t>
-            </w:r>
-          </w:p>
-          <w:p>
-            <w:proofErr w:type="spellStart"/>
-            <w:r>
-              <w:rPr>
-                <w:rFonts w:ascii="Consolas" w:eastAsia="Consolas" w:hAnsi="Consolas" w:cs="Consolas"/>
-                <w:color w:val="3A3226"/>
-                <w:sz w:val="18"/>
-                <w:szCs w:val="18"/>
-              </w:rPr>
-              <w:t>int</w:t>
-            </w:r>
-            <w:proofErr w:type="spellEnd"/>
-            <w:r>
-              <w:rPr>
-                <w:rFonts w:ascii="Consolas" w:eastAsia="Consolas" w:hAnsi="Consolas" w:cs="Consolas"/>
-                <w:color w:val="3A3226"/>
-                <w:sz w:val="18"/>
-                <w:szCs w:val="18"/>
-              </w:rPr>
-              <w:t xml:space="preserve"> </w:t>
-            </w:r>
-            <w:proofErr w:type="spellStart"/>
-            <w:r>
-              <w:rPr>
-                <w:rFonts w:ascii="Consolas" w:eastAsia="Consolas" w:hAnsi="Consolas" w:cs="Consolas"/>
-                <w:color w:val="3A3226"/>
-                <w:sz w:val="18"/>
-                <w:szCs w:val="18"/>
-              </w:rPr>
-              <w:t>currentButtonState</w:t>
-            </w:r>
-            <w:proofErr w:type="spellEnd"/>
-            <w:r>
-              <w:rPr>
-                <w:rFonts w:ascii="Consolas" w:eastAsia="Consolas" w:hAnsi="Consolas" w:cs="Consolas"/>
-                <w:color w:val="3A3226"/>
-                <w:sz w:val="18"/>
-                <w:szCs w:val="18"/>
-              </w:rPr>
-              <w:t>;</w:t>
-            </w:r>
-          </w:p>
-          <w:p>
-            <w:r>
-              <w:rPr>
-                <w:rFonts w:ascii="Consolas" w:eastAsia="Consolas" w:hAnsi="Consolas" w:cs="Consolas"/>
-                <w:color w:val="3A3226"/>
-                <w:sz w:val="18"/>
-                <w:szCs w:val="18"/>
-              </w:rPr>
-              <w:t xml:space="preserve">unsigned long </w:t>
-            </w:r>
-            <w:proofErr w:type="spellStart"/>
-            <w:r>
-              <w:rPr>
-                <w:rFonts w:ascii="Consolas" w:eastAsia="Consolas" w:hAnsi="Consolas" w:cs="Consolas"/>
-                <w:color w:val="3A3226"/>
-                <w:sz w:val="18"/>
-                <w:szCs w:val="18"/>
-              </w:rPr>
-              <w:t>lastDebounceTime</w:t>
-            </w:r>
-            <w:proofErr w:type="spellEnd"/>
-            <w:r>
-              <w:rPr>
-                <w:rFonts w:ascii="Consolas" w:eastAsia="Consolas" w:hAnsi="Consolas" w:cs="Consolas"/>
-                <w:color w:val="3A3226"/>
-                <w:sz w:val="18"/>
-                <w:szCs w:val="18"/>
-              </w:rPr>
-              <w:t xml:space="preserve"> = 0;</w:t>
-            </w:r>
-          </w:p>
-          <w:p>
-            <w:proofErr w:type="spellStart"/>
-            <w:r>
-              <w:rPr>
-                <w:rFonts w:ascii="Consolas" w:eastAsia="Consolas" w:hAnsi="Consolas" w:cs="Consolas"/>
-                <w:color w:val="3A3226"/>
-                <w:sz w:val="18"/>
-                <w:szCs w:val="18"/>
-              </w:rPr>
-              <w:t>const</w:t>
-            </w:r>
-            <w:proofErr w:type="spellEnd"/>
-            <w:r>
-              <w:rPr>
-                <w:rFonts w:ascii="Consolas" w:eastAsia="Consolas" w:hAnsi="Consolas" w:cs="Consolas"/>
-                <w:color w:val="3A3226"/>
-                <w:sz w:val="18"/>
-                <w:szCs w:val="18"/>
-              </w:rPr>
-              <w:t xml:space="preserve"> unsigned long </w:t>
-            </w:r>
-            <w:proofErr w:type="spellStart"/>
-            <w:r>
-              <w:rPr>
-                <w:rFonts w:ascii="Consolas" w:eastAsia="Consolas" w:hAnsi="Consolas" w:cs="Consolas"/>
-                <w:color w:val="3A3226"/>
-                <w:sz w:val="18"/>
-                <w:szCs w:val="18"/>
-              </w:rPr>
-              <w:t>debounceDelay</w:t>
-            </w:r>
-            <w:proofErr w:type="spellEnd"/>
-            <w:r>
-              <w:rPr>
-                <w:rFonts w:ascii="Consolas" w:eastAsia="Consolas" w:hAnsi="Consolas" w:cs="Consolas"/>
-                <w:color w:val="3A3226"/>
-                <w:sz w:val="18"/>
-                <w:szCs w:val="18"/>
-              </w:rPr>
-              <w:t xml:space="preserve"> = 50;</w:t>
-            </w:r>
-          </w:p>
-          <w:p>
-            <w:r>
-              <w:rPr>
-                <w:rFonts w:ascii="Consolas" w:eastAsia="Consolas" w:hAnsi="Consolas" w:cs="Consolas"/>
-                <w:color w:val="3A3226"/>
-                <w:sz w:val="18"/>
-                <w:szCs w:val="18"/>
-              </w:rPr>
-              <w:t xml:space="preserve"> </w:t>
-            </w:r>
-          </w:p>
-          <w:p>
-            <w:r>
-              <w:rPr>
-                <w:rFonts w:ascii="Consolas" w:eastAsia="Consolas" w:hAnsi="Consolas" w:cs="Consolas"/>
-                <w:color w:val="3A3226"/>
-                <w:sz w:val="18"/>
-                <w:szCs w:val="18"/>
-              </w:rPr>
-              <w:t>void setup() {</w:t>
-            </w:r>
-          </w:p>
-          <w:p>
-            <w:r>
-              <w:rPr>
-                <w:rFonts w:ascii="Consolas" w:eastAsia="Consolas" w:hAnsi="Consolas" w:cs="Consolas"/>
-                <w:color w:val="3A3226"/>
-                <w:sz w:val="18"/>
-                <w:szCs w:val="18"/>
-              </w:rPr>
-              <w:t xml:space="preserve">    // Auto-Routing Peripheral Engine resolved dynamic I/O usage</w:t>
-            </w:r>
-          </w:p>
-          <w:p>
-            <w:r>
-              <w:rPr>
-                <w:rFonts w:ascii="Consolas" w:eastAsia="Consolas" w:hAnsi="Consolas" w:cs="Consolas"/>
-                <w:color w:val="3A3226"/>
-                <w:sz w:val="18"/>
-                <w:szCs w:val="18"/>
-              </w:rPr>
-              <w:t xml:space="preserve">    </w:t>
-            </w:r>
-            <w:proofErr w:type="spellStart"/>
-            <w:r>
-              <w:rPr>
-                <w:rFonts w:ascii="Consolas" w:eastAsia="Consolas" w:hAnsi="Consolas" w:cs="Consolas"/>
-                <w:color w:val="3A3226"/>
-                <w:sz w:val="18"/>
-                <w:szCs w:val="18"/>
-              </w:rPr>
-              <w:t>Serial.begin</w:t>
-            </w:r>
-            <w:proofErr w:type="spellEnd"/>
-            <w:r>
-              <w:rPr>
-                <w:rFonts w:ascii="Consolas" w:eastAsia="Consolas" w:hAnsi="Consolas" w:cs="Consolas"/>
-                <w:color w:val="3A3226"/>
-                <w:sz w:val="18"/>
-                <w:szCs w:val="18"/>
-              </w:rPr>
               <w:t>(9600);</w:t>
-            </w:r>
-          </w:p>
-          <w:p>
-            <w:r>
-              <w:rPr>
-                <w:rFonts w:ascii="Consolas" w:eastAsia="Consolas" w:hAnsi="Consolas" w:cs="Consolas"/>
-                <w:color w:val="3A3226"/>
-                <w:sz w:val="18"/>
-                <w:szCs w:val="18"/>
-              </w:rPr>
-              <w:t xml:space="preserve">    </w:t>
-            </w:r>
-            <w:proofErr w:type="spellStart"/>
-            <w:r>
-              <w:rPr>
-                <w:rFonts w:ascii="Consolas" w:eastAsia="Consolas" w:hAnsi="Consolas" w:cs="Consolas"/>
-                <w:color w:val="3A3226"/>
-                <w:sz w:val="18"/>
-                <w:szCs w:val="18"/>
-              </w:rPr>
-              <w:t>pinMode</w:t>
-            </w:r>
-            <w:proofErr w:type="spellEnd"/>
-            <w:r>
-              <w:rPr>
-                <w:rFonts w:ascii="Consolas" w:eastAsia="Consolas" w:hAnsi="Consolas" w:cs="Consolas"/>
-                <w:color w:val="3A3226"/>
-                <w:sz w:val="18"/>
-                <w:szCs w:val="18"/>
-              </w:rPr>
-              <w:t>(</w:t>
-            </w:r>
-            <w:proofErr w:type="spellStart"/>
-            <w:r>
-              <w:rPr>
-                <w:rFonts w:ascii="Consolas" w:eastAsia="Consolas" w:hAnsi="Consolas" w:cs="Consolas"/>
-                <w:color w:val="3A3226"/>
-                <w:sz w:val="18"/>
-                <w:szCs w:val="18"/>
-              </w:rPr>
-              <w:t>lightPin</w:t>
-            </w:r>
-            <w:proofErr w:type="spellEnd"/>
-            <w:r>
-              <w:rPr>
-                <w:rFonts w:ascii="Consolas" w:eastAsia="Consolas" w:hAnsi="Consolas" w:cs="Consolas"/>
-                <w:color w:val="3A3226"/>
-                <w:sz w:val="18"/>
-                <w:szCs w:val="18"/>
-              </w:rPr>
-              <w:t>, OUTPUT);</w:t>
-            </w:r>
-          </w:p>
-          <w:p>
-            <w:r>
-              <w:rPr>
-                <w:rFonts w:ascii="Consolas" w:eastAsia="Consolas" w:hAnsi="Consolas" w:cs="Consolas"/>
-                <w:color w:val="3A3226"/>
-                <w:sz w:val="18"/>
-                <w:szCs w:val="18"/>
-              </w:rPr>
-              <w:t xml:space="preserve">    </w:t>
-            </w:r>
-            <w:proofErr w:type="spellStart"/>
-            <w:r>
-              <w:rPr>
-                <w:rFonts w:ascii="Consolas" w:eastAsia="Consolas" w:hAnsi="Consolas" w:cs="Consolas"/>
-                <w:color w:val="3A3226"/>
-                <w:sz w:val="18"/>
-                <w:szCs w:val="18"/>
-              </w:rPr>
-              <w:t>pinMode</w:t>
-            </w:r>
-            <w:proofErr w:type="spellEnd"/>
-            <w:r>
-              <w:rPr>
-                <w:rFonts w:ascii="Consolas" w:eastAsia="Consolas" w:hAnsi="Consolas" w:cs="Consolas"/>
-                <w:color w:val="3A3226"/>
-                <w:sz w:val="18"/>
-                <w:szCs w:val="18"/>
-              </w:rPr>
-              <w:t>(</w:t>
-            </w:r>
-            <w:proofErr w:type="spellStart"/>
-            <w:r>
-              <w:rPr>
-                <w:rFonts w:ascii="Consolas" w:eastAsia="Consolas" w:hAnsi="Consolas" w:cs="Consolas"/>
-                <w:color w:val="3A3226"/>
-                <w:sz w:val="18"/>
-                <w:szCs w:val="18"/>
-              </w:rPr>
-              <w:t>buttonPin</w:t>
-            </w:r>
-            <w:proofErr w:type="spellEnd"/>
-            <w:r>
-              <w:rPr>
-                <w:rFonts w:ascii="Consolas" w:eastAsia="Consolas" w:hAnsi="Consolas" w:cs="Consolas"/>
-                <w:color w:val="3A3226"/>
-                <w:sz w:val="18"/>
-                <w:szCs w:val="18"/>
-              </w:rPr>
-              <w:t>, INPUT_PULLUP); // Safe default pullup mapping for input events</w:t>
-            </w:r>
-          </w:p>
-          <w:p>
-            <w:r>
-              <w:rPr>
-                <w:rFonts w:ascii="Consolas" w:eastAsia="Consolas" w:hAnsi="Consolas" w:cs="Consolas"/>
-                <w:color w:val="3A3226"/>
-                <w:sz w:val="18"/>
-                <w:szCs w:val="18"/>
-              </w:rPr>
-              <w:t xml:space="preserve"> </w:t>
-            </w:r>
-          </w:p>
-          <w:p>
-            <w:r>
-              <w:rPr>
-                <w:rFonts w:ascii="Consolas" w:eastAsia="Consolas" w:hAnsi="Consolas" w:cs="Consolas"/>
-                <w:color w:val="3A3226"/>
-                <w:sz w:val="18"/>
-                <w:szCs w:val="18"/>
-              </w:rPr>
-              <w:t xml:space="preserve">    // </w:t>
-            </w:r>
-            <w:proofErr w:type="spellStart"/>
-            <w:r>
-              <w:rPr>
-                <w:rFonts w:ascii="Consolas" w:eastAsia="Consolas" w:hAnsi="Consolas" w:cs="Consolas"/>
-                <w:color w:val="3A3226"/>
-                <w:sz w:val="18"/>
-                <w:szCs w:val="18"/>
-              </w:rPr>
-              <w:t>Transpiled</w:t>
-            </w:r>
-            <w:proofErr w:type="spellEnd"/>
-            <w:r>
-              <w:rPr>
-                <w:rFonts w:ascii="Consolas" w:eastAsia="Consolas" w:hAnsi="Consolas" w:cs="Consolas"/>
-                <w:color w:val="3A3226"/>
-                <w:sz w:val="18"/>
-                <w:szCs w:val="18"/>
-              </w:rPr>
-              <w:t xml:space="preserve"> block injection from Mello 'start:' directive</w:t>
             </w:r>
           </w:p>
           <w:p>
@@ -8310,7 +9193,16 @@
                 <w:sz w:val="18"/>
                 <w:szCs w:val="18"/>
               </w:rPr>
-              <w:t>"Smart Room OS Booting via Mello Compiler Core...");</w:t>
+              <w:t>F("</w:t>
+            </w:r>
+            <w:r>
+              <w:rPr>
+                <w:rFonts w:ascii="Consolas" w:eastAsia="Consolas" w:hAnsi="Consolas" w:cs="Consolas"/>
+                <w:color w:val="3A3226"/>
+                <w:sz w:val="18"/>
+                <w:szCs w:val="18"/>
+              </w:rPr>
+              <w:t>Smart Room OS Booting via Mello Compiler Core..."));</w:t>
             </w:r>
           </w:p>
           <w:p>
@@ -8354,8 +9246,7 @@
                 <w:sz w:val="18"/>
                 <w:szCs w:val="18"/>
               </w:rPr>
-              <w:lastRenderedPageBreak/>
-              <w:t xml:space="preserve">    unsigned long </w:t>
+              <w:t xml:space="preserve">    // --- </w:t>
             </w:r>
             <w:proofErr w:type="spellStart"/>
             <w:r>
@@ -8365,7 +9256,7 @@
                 <w:sz w:val="18"/>
                 <w:szCs w:val="18"/>
               </w:rPr>
-              <w:t>currentMillis</w:t>
+              <w:t>EveryNode</w:t>
             </w:r>
             <w:proofErr w:type="spellEnd"/>
             <w:r>
@@ -8375,7 +9266,7 @@
                 <w:sz w:val="18"/>
                 <w:szCs w:val="18"/>
               </w:rPr>
-              <w:t xml:space="preserve"> = </w:t>
+              <w:t>::</w:t>
             </w:r>
             <w:proofErr w:type="spellStart"/>
             <w:r>
@@ -8385,6 +9276,48 @@
                 <w:sz w:val="18"/>
                 <w:szCs w:val="18"/>
               </w:rPr>
+              <w:t>toCpp</w:t>
+            </w:r>
+            <w:proofErr w:type="spellEnd"/>
+            <w:r>
+              <w:rPr>
+                <w:rFonts w:ascii="Consolas" w:eastAsia="Consolas" w:hAnsi="Consolas" w:cs="Consolas"/>
+                <w:color w:val="3A3226"/>
+                <w:sz w:val="18"/>
+                <w:szCs w:val="18"/>
+              </w:rPr>
+              <w:t>() — every 5000: ---</w:t>
+            </w:r>
+          </w:p>
+          <w:p>
+            <w:r>
+              <w:rPr>
+                <w:rFonts w:ascii="Consolas" w:eastAsia="Consolas" w:hAnsi="Consolas" w:cs="Consolas"/>
+                <w:color w:val="3A3226"/>
+                <w:sz w:val="18"/>
+                <w:szCs w:val="18"/>
+              </w:rPr>
+              <w:t xml:space="preserve">    static unsigned long _every_timer_0 = 0;</w:t>
+            </w:r>
+          </w:p>
+          <w:p>
+            <w:r>
+              <w:rPr>
+                <w:rFonts w:ascii="Consolas" w:eastAsia="Consolas" w:hAnsi="Consolas" w:cs="Consolas"/>
+                <w:color w:val="3A3226"/>
+                <w:sz w:val="18"/>
+                <w:szCs w:val="18"/>
+              </w:rPr>
+              <w:t xml:space="preserve">    if (</w:t>
+            </w:r>
+            <w:proofErr w:type="spellStart"/>
+            <w:r>
+              <w:rPr>
+                <w:rFonts w:ascii="Consolas" w:eastAsia="Consolas" w:hAnsi="Consolas" w:cs="Consolas"/>
+                <w:color w:val="3A3226"/>
+                <w:sz w:val="18"/>
+                <w:szCs w:val="18"/>
+              </w:rPr>
               <w:t>millis</w:t>
             </w:r>
             <w:proofErr w:type="spellEnd"/>
@@ -8395,6 +9328,37 @@
                 <w:sz w:val="18"/>
                 <w:szCs w:val="18"/>
               </w:rPr>
+              <w:t>() - _every_timer_0 &gt;= 5000) {</w:t>
+            </w:r>
+          </w:p>
+          <w:p>
+            <w:r>
+              <w:rPr>
+                <w:rFonts w:ascii="Consolas" w:eastAsia="Consolas" w:hAnsi="Consolas" w:cs="Consolas"/>
+                <w:color w:val="3A3226"/>
+                <w:sz w:val="18"/>
+                <w:szCs w:val="18"/>
+              </w:rPr>
+              <w:t xml:space="preserve">        _every_timer_0 = </w:t>
+            </w:r>
+            <w:proofErr w:type="spellStart"/>
+            <w:r>
+              <w:rPr>
+                <w:rFonts w:ascii="Consolas" w:eastAsia="Consolas" w:hAnsi="Consolas" w:cs="Consolas"/>
+                <w:color w:val="3A3226"/>
+                <w:sz w:val="18"/>
+                <w:szCs w:val="18"/>
+              </w:rPr>
+              <w:t>millis</w:t>
+            </w:r>
+            <w:proofErr w:type="spellEnd"/>
+            <w:r>
+              <w:rPr>
+                <w:rFonts w:ascii="Consolas" w:eastAsia="Consolas" w:hAnsi="Consolas" w:cs="Consolas"/>
+                <w:color w:val="3A3226"/>
+                <w:sz w:val="18"/>
+                <w:szCs w:val="18"/>
+              </w:rPr>
               <w:t>();</w:t>
             </w:r>
           </w:p>
@@ -8406,8 +9370,161 @@
                 <w:sz w:val="18"/>
                 <w:szCs w:val="18"/>
               </w:rPr>
+              <w:t xml:space="preserve">        </w:t>
+            </w:r>
+            <w:proofErr w:type="spellStart"/>
+            <w:r>
+              <w:rPr>
+                <w:rFonts w:ascii="Consolas" w:eastAsia="Consolas" w:hAnsi="Consolas" w:cs="Consolas"/>
+                <w:color w:val="3A3226"/>
+                <w:sz w:val="18"/>
+                <w:szCs w:val="18"/>
+              </w:rPr>
+              <w:t>int</w:t>
+            </w:r>
+            <w:proofErr w:type="spellEnd"/>
+            <w:r>
+              <w:rPr>
+                <w:rFonts w:ascii="Consolas" w:eastAsia="Consolas" w:hAnsi="Consolas" w:cs="Consolas"/>
+                <w:color w:val="3A3226"/>
+                <w:sz w:val="18"/>
+                <w:szCs w:val="18"/>
+              </w:rPr>
               <w:t xml:space="preserve"> </w:t>
             </w:r>
+            <w:r>
+              <w:rPr>
+                <w:rFonts w:ascii="Consolas" w:eastAsia="Consolas" w:hAnsi="Consolas" w:cs="Consolas"/>
+                <w:color w:val="3A3226"/>
+                <w:sz w:val="18"/>
+                <w:szCs w:val="18"/>
+              </w:rPr>
+              <w:t xml:space="preserve">temp = </w:t>
+            </w:r>
+            <w:proofErr w:type="spellStart"/>
+            <w:r>
+              <w:rPr>
+                <w:rFonts w:ascii="Consolas" w:eastAsia="Consolas" w:hAnsi="Consolas" w:cs="Consolas"/>
+                <w:color w:val="3A3226"/>
+                <w:sz w:val="18"/>
+                <w:szCs w:val="18"/>
+              </w:rPr>
+              <w:t>analogRead</w:t>
+            </w:r>
+            <w:proofErr w:type="spellEnd"/>
+            <w:r>
+              <w:rPr>
+                <w:rFonts w:ascii="Consolas" w:eastAsia="Consolas" w:hAnsi="Consolas" w:cs="Consolas"/>
+                <w:color w:val="3A3226"/>
+                <w:sz w:val="18"/>
+                <w:szCs w:val="18"/>
+              </w:rPr>
+              <w:t>(</w:t>
+            </w:r>
+            <w:proofErr w:type="spellStart"/>
+            <w:r>
+              <w:rPr>
+                <w:rFonts w:ascii="Consolas" w:eastAsia="Consolas" w:hAnsi="Consolas" w:cs="Consolas"/>
+                <w:color w:val="3A3226"/>
+                <w:sz w:val="18"/>
+                <w:szCs w:val="18"/>
+              </w:rPr>
+              <w:t>tempSensor</w:t>
+            </w:r>
+            <w:proofErr w:type="spellEnd"/>
+            <w:r>
+              <w:rPr>
+                <w:rFonts w:ascii="Consolas" w:eastAsia="Consolas" w:hAnsi="Consolas" w:cs="Consolas"/>
+                <w:color w:val="3A3226"/>
+                <w:sz w:val="18"/>
+                <w:szCs w:val="18"/>
+              </w:rPr>
+              <w:t>);</w:t>
+            </w:r>
+          </w:p>
+          <w:p>
+            <w:r>
+              <w:rPr>
+                <w:rFonts w:ascii="Consolas" w:eastAsia="Consolas" w:hAnsi="Consolas" w:cs="Consolas"/>
+                <w:color w:val="3A3226"/>
+                <w:sz w:val="18"/>
+                <w:szCs w:val="18"/>
+              </w:rPr>
+              <w:t xml:space="preserve">        </w:t>
+            </w:r>
+            <w:proofErr w:type="spellStart"/>
+            <w:r>
+              <w:rPr>
+                <w:rFonts w:ascii="Consolas" w:eastAsia="Consolas" w:hAnsi="Consolas" w:cs="Consolas"/>
+                <w:color w:val="3A3226"/>
+                <w:sz w:val="18"/>
+                <w:szCs w:val="18"/>
+              </w:rPr>
+              <w:t>Serial.print</w:t>
+            </w:r>
+            <w:proofErr w:type="spellEnd"/>
+            <w:r>
+              <w:rPr>
+                <w:rFonts w:ascii="Consolas" w:eastAsia="Consolas" w:hAnsi="Consolas" w:cs="Consolas"/>
+                <w:color w:val="3A3226"/>
+                <w:sz w:val="18"/>
+                <w:szCs w:val="18"/>
+              </w:rPr>
+              <w:t>(F("Current Telemetry Temp: "));</w:t>
+            </w:r>
+          </w:p>
+          <w:p>
+            <w:r>
+              <w:rPr>
+                <w:rFonts w:ascii="Consolas" w:eastAsia="Consolas" w:hAnsi="Consolas" w:cs="Consolas"/>
+                <w:color w:val="3A3226"/>
+                <w:sz w:val="18"/>
+                <w:szCs w:val="18"/>
+              </w:rPr>
+              <w:t xml:space="preserve">        </w:t>
+            </w:r>
+            <w:proofErr w:type="spellStart"/>
+            <w:r>
+              <w:rPr>
+                <w:rFonts w:ascii="Consolas" w:eastAsia="Consolas" w:hAnsi="Consolas" w:cs="Consolas"/>
+                <w:color w:val="3A3226"/>
+                <w:sz w:val="18"/>
+                <w:szCs w:val="18"/>
+              </w:rPr>
+              <w:t>Serial.println</w:t>
+            </w:r>
+            <w:proofErr w:type="spellEnd"/>
+            <w:r>
+              <w:rPr>
+                <w:rFonts w:ascii="Consolas" w:eastAsia="Consolas" w:hAnsi="Consolas" w:cs="Consolas"/>
+                <w:color w:val="3A3226"/>
+                <w:sz w:val="18"/>
+                <w:szCs w:val="18"/>
+              </w:rPr>
+              <w:t>(temp);</w:t>
+            </w:r>
+          </w:p>
+          <w:p>
+            <w:r>
+              <w:rPr>
+                <w:rFonts w:ascii="Consolas" w:eastAsia="Consolas" w:hAnsi="Consolas" w:cs="Consolas"/>
+                <w:color w:val="3A3226"/>
+                <w:sz w:val="18"/>
+                <w:szCs w:val="18"/>
+              </w:rPr>
+              <w:t xml:space="preserve">    }</w:t>
+            </w:r>
+          </w:p>
+          <w:p>
+            <w:r>
+              <w:rPr>
+                <w:rFonts w:ascii="Consolas" w:eastAsia="Consolas" w:hAnsi="Consolas" w:cs="Consolas"/>
+                <w:color w:val="3A3226"/>
+                <w:sz w:val="18"/>
+                <w:szCs w:val="18"/>
+              </w:rPr>
+              <w:t xml:space="preserve"> </w:t>
+            </w:r>
           </w:p>
           <w:p>
             <w:r>
@@ -8427,7 +9544,7 @@
                 <w:sz w:val="18"/>
                 <w:szCs w:val="18"/>
               </w:rPr>
-              <w:t>Transpiled</w:t>
+              <w:t>OnPressNode</w:t>
             </w:r>
             <w:proofErr w:type="spellEnd"/>
             <w:r>
@@ -8437,18 +9554,7 @@
                 <w:sz w:val="18"/>
                 <w:szCs w:val="18"/>
               </w:rPr>
-              <w:t xml:space="preserve"> 'every 5000' Structural AST Node (Micro-Threading) ---</w:t>
-            </w:r>
-          </w:p>
-          <w:p>
-            <w:r>
-              <w:rPr>
-                <w:rFonts w:ascii="Consolas" w:eastAsia="Consolas" w:hAnsi="Consolas" w:cs="Consolas"/>
-                <w:color w:val="3A3226"/>
-                <w:sz w:val="18"/>
-                <w:szCs w:val="18"/>
-              </w:rPr>
-              <w:t xml:space="preserve">    if (</w:t>
+              <w:t>::</w:t>
             </w:r>
             <w:proofErr w:type="spellStart"/>
             <w:r>
@@ -8458,7 +9564,7 @@
                 <w:sz w:val="18"/>
                 <w:szCs w:val="18"/>
               </w:rPr>
-              <w:t>currentMillis</w:t>
+              <w:t>toCpp</w:t>
             </w:r>
             <w:proofErr w:type="spellEnd"/>
             <w:r>
@@ -8468,18 +9574,7 @@
                 <w:sz w:val="18"/>
                 <w:szCs w:val="18"/>
               </w:rPr>
-              <w:t xml:space="preserve"> - lastMillis_every_1 &gt;= interval_every_1) {</w:t>
-            </w:r>
-          </w:p>
-          <w:p>
-            <w:r>
-              <w:rPr>
-                <w:rFonts w:ascii="Consolas" w:eastAsia="Consolas" w:hAnsi="Consolas" w:cs="Consolas"/>
-                <w:color w:val="3A3226"/>
-                <w:sz w:val="18"/>
-                <w:szCs w:val="18"/>
-              </w:rPr>
-              <w:t xml:space="preserve">        lastMillis_every_1 = </w:t>
+              <w:t xml:space="preserve">() — </w:t>
             </w:r>
             <w:proofErr w:type="spellStart"/>
             <w:r>
@@ -8489,7 +9584,7 @@
                 <w:sz w:val="18"/>
                 <w:szCs w:val="18"/>
               </w:rPr>
-              <w:t>currentMillis</w:t>
+              <w:t>on_press</w:t>
             </w:r>
             <w:proofErr w:type="spellEnd"/>
             <w:r>
@@ -8499,18 +9594,7 @@
                 <w:sz w:val="18"/>
                 <w:szCs w:val="18"/>
               </w:rPr>
-              <w:t>;</w:t>
-            </w:r>
-          </w:p>
-          <w:p>
-            <w:r>
-              <w:rPr>
-                <w:rFonts w:ascii="Consolas" w:eastAsia="Consolas" w:hAnsi="Consolas" w:cs="Consolas"/>
-                <w:color w:val="3A3226"/>
-                <w:sz w:val="18"/>
-                <w:szCs w:val="18"/>
-              </w:rPr>
-              <w:t xml:space="preserve">        </w:t>
+              <w:t xml:space="preserve"> </w:t>
             </w:r>
             <w:proofErr w:type="spellStart"/>
             <w:r>
@@ -8520,7 +9604,7 @@
                 <w:sz w:val="18"/>
                 <w:szCs w:val="18"/>
               </w:rPr>
-              <w:t>int</w:t>
+              <w:t>buttonPin</w:t>
             </w:r>
             <w:proofErr w:type="spellEnd"/>
             <w:r>
@@ -8530,7 +9614,49 @@
                 <w:sz w:val="18"/>
                 <w:szCs w:val="18"/>
               </w:rPr>
-              <w:t xml:space="preserve"> temp = </w:t>
+              <w:t>: ---</w:t>
+            </w:r>
+          </w:p>
+          <w:p>
+            <w:r>
+              <w:rPr>
+                <w:rFonts w:ascii="Consolas" w:eastAsia="Consolas" w:hAnsi="Consolas" w:cs="Consolas"/>
+                <w:color w:val="3A3226"/>
+                <w:sz w:val="18"/>
+                <w:szCs w:val="18"/>
+              </w:rPr>
+              <w:t xml:space="preserve">    static unsigned long _btn_timer_0 = 0;</w:t>
+            </w:r>
+          </w:p>
+          <w:p>
+            <w:r>
+              <w:rPr>
+                <w:rFonts w:ascii="Consolas" w:eastAsia="Consolas" w:hAnsi="Consolas" w:cs="Consolas"/>
+                <w:color w:val="3A3226"/>
+                <w:sz w:val="18"/>
+                <w:szCs w:val="18"/>
+              </w:rPr>
+              <w:t xml:space="preserve">    static bool _btn_last_0 = HIG</w:t>
+            </w:r>
+            <w:r>
+              <w:rPr>
+                <w:rFonts w:ascii="Consolas" w:eastAsia="Consolas" w:hAnsi="Consolas" w:cs="Consolas"/>
+                <w:color w:val="3A3226"/>
+                <w:sz w:val="18"/>
+                <w:szCs w:val="18"/>
+              </w:rPr>
+              <w:t>H;</w:t>
+            </w:r>
+          </w:p>
+          <w:p>
+            <w:r>
+              <w:rPr>
+                <w:rFonts w:ascii="Consolas" w:eastAsia="Consolas" w:hAnsi="Consolas" w:cs="Consolas"/>
+                <w:color w:val="3A3226"/>
+                <w:sz w:val="18"/>
+                <w:szCs w:val="18"/>
+              </w:rPr>
+              <w:t xml:space="preserve">    bool _btn_curr_0 = </w:t>
             </w:r>
             <w:proofErr w:type="spellStart"/>
             <w:r>
@@ -8540,7 +9666,7 @@
                 <w:sz w:val="18"/>
                 <w:szCs w:val="18"/>
               </w:rPr>
-              <w:t>analogRead</w:t>
+              <w:t>digitalRead</w:t>
             </w:r>
             <w:proofErr w:type="spellEnd"/>
             <w:r>
@@ -8560,7 +9686,7 @@
                 <w:sz w:val="18"/>
                 <w:szCs w:val="18"/>
               </w:rPr>
-              <w:t>tempSensor</w:t>
+              <w:t>buttonPin</w:t>
             </w:r>
             <w:proofErr w:type="spellEnd"/>
             <w:r>
@@ -8581,7 +9707,18 @@
                 <w:sz w:val="18"/>
                 <w:szCs w:val="18"/>
               </w:rPr>
-              <w:t xml:space="preserve">        </w:t>
+              <w:t xml:space="preserve">    if (_btn_curr_0 == LOW &amp;&amp; _btn_last_0 == HIGH</w:t>
+            </w:r>
+          </w:p>
+          <w:p>
+            <w:r>
+              <w:rPr>
+                <w:rFonts w:ascii="Consolas" w:eastAsia="Consolas" w:hAnsi="Consolas" w:cs="Consolas"/>
+                <w:color w:val="3A3226"/>
+                <w:sz w:val="18"/>
+                <w:szCs w:val="18"/>
+              </w:rPr>
+              <w:t xml:space="preserve">        &amp;&amp; (</w:t>
             </w:r>
             <w:proofErr w:type="spellStart"/>
             <w:r>
@@ -8591,7 +9728,7 @@
                 <w:sz w:val="18"/>
                 <w:szCs w:val="18"/>
               </w:rPr>
-              <w:t>Serial.print</w:t>
+              <w:t>millis</w:t>
             </w:r>
             <w:proofErr w:type="spellEnd"/>
             <w:r>
@@ -8601,18 +9738,18 @@
                 <w:sz w:val="18"/>
                 <w:szCs w:val="18"/>
               </w:rPr>
-              <w:t>("Current Telemetry Temp: ");</w:t>
-            </w:r>
-          </w:p>
-          <w:p>
-            <w:r>
-              <w:rPr>
-                <w:rFonts w:ascii="Consolas" w:eastAsia="Consolas" w:hAnsi="Consolas" w:cs="Consolas"/>
-                <w:color w:val="3A3226"/>
-                <w:sz w:val="18"/>
-                <w:szCs w:val="18"/>
-              </w:rPr>
-              <w:t xml:space="preserve">        </w:t>
+              <w:t>() - _btn_timer_0 &gt; 200)) {</w:t>
+            </w:r>
+          </w:p>
+          <w:p>
+            <w:r>
+              <w:rPr>
+                <w:rFonts w:ascii="Consolas" w:eastAsia="Consolas" w:hAnsi="Consolas" w:cs="Consolas"/>
+                <w:color w:val="3A3226"/>
+                <w:sz w:val="18"/>
+                <w:szCs w:val="18"/>
+              </w:rPr>
+              <w:t xml:space="preserve">        _btn_timer_0 = </w:t>
             </w:r>
             <w:proofErr w:type="spellStart"/>
             <w:r>
@@ -8622,7 +9759,7 @@
                 <w:sz w:val="18"/>
                 <w:szCs w:val="18"/>
               </w:rPr>
-              <w:t>Serial.println</w:t>
+              <w:t>millis</w:t>
             </w:r>
             <w:proofErr w:type="spellEnd"/>
             <w:r>
@@ -8632,40 +9769,18 @@
                 <w:sz w:val="18"/>
                 <w:szCs w:val="18"/>
               </w:rPr>
-              <w:t>(temp);</w:t>
-            </w:r>
-          </w:p>
-          <w:p>
-            <w:r>
-              <w:rPr>
-                <w:rFonts w:ascii="Consolas" w:eastAsia="Consolas" w:hAnsi="Consolas" w:cs="Consolas"/>
-                <w:color w:val="3A3226"/>
-                <w:sz w:val="18"/>
-                <w:szCs w:val="18"/>
-              </w:rPr>
-              <w:t xml:space="preserve">    }</w:t>
-            </w:r>
-          </w:p>
-          <w:p>
-            <w:r>
-              <w:rPr>
-                <w:rFonts w:ascii="Consolas" w:eastAsia="Consolas" w:hAnsi="Consolas" w:cs="Consolas"/>
-                <w:color w:val="3A3226"/>
-                <w:sz w:val="18"/>
-                <w:szCs w:val="18"/>
-              </w:rPr>
-              <w:t xml:space="preserve"> </w:t>
-            </w:r>
-          </w:p>
-          <w:p>
-            <w:r>
-              <w:rPr>
-                <w:rFonts w:ascii="Consolas" w:eastAsia="Consolas" w:hAnsi="Consolas" w:cs="Consolas"/>
-                <w:color w:val="3A3226"/>
-                <w:sz w:val="18"/>
-                <w:szCs w:val="18"/>
-              </w:rPr>
-              <w:t xml:space="preserve">    // --- </w:t>
+              <w:t>();</w:t>
+            </w:r>
+          </w:p>
+          <w:p>
+            <w:r>
+              <w:rPr>
+                <w:rFonts w:ascii="Consolas" w:eastAsia="Consolas" w:hAnsi="Consolas" w:cs="Consolas"/>
+                <w:color w:val="3A3226"/>
+                <w:sz w:val="18"/>
+                <w:szCs w:val="18"/>
+              </w:rPr>
+              <w:t xml:space="preserve">        if (</w:t>
             </w:r>
             <w:proofErr w:type="spellStart"/>
             <w:r>
@@ -8675,7 +9790,7 @@
                 <w:sz w:val="18"/>
                 <w:szCs w:val="18"/>
               </w:rPr>
-              <w:t>Transpiled</w:t>
+              <w:t>systemActive</w:t>
             </w:r>
             <w:proofErr w:type="spellEnd"/>
             <w:r>
@@ -8685,7 +9800,18 @@
                 <w:sz w:val="18"/>
                 <w:szCs w:val="18"/>
               </w:rPr>
-              <w:t xml:space="preserve"> '</w:t>
+              <w:t xml:space="preserve"> == 1) {</w:t>
+            </w:r>
+          </w:p>
+          <w:p>
+            <w:r>
+              <w:rPr>
+                <w:rFonts w:ascii="Consolas" w:eastAsia="Consolas" w:hAnsi="Consolas" w:cs="Consolas"/>
+                <w:color w:val="3A3226"/>
+                <w:sz w:val="18"/>
+                <w:szCs w:val="18"/>
+              </w:rPr>
+              <w:t xml:space="preserve">            </w:t>
             </w:r>
             <w:proofErr w:type="spellStart"/>
             <w:r>
@@ -8695,7 +9821,7 @@
                 <w:sz w:val="18"/>
                 <w:szCs w:val="18"/>
               </w:rPr>
-              <w:t>on_press</w:t>
+              <w:t>systemActive</w:t>
             </w:r>
             <w:proofErr w:type="spellEnd"/>
             <w:r>
@@ -8705,7 +9831,18 @@
                 <w:sz w:val="18"/>
                 <w:szCs w:val="18"/>
               </w:rPr>
-              <w:t>' Structural AST Node (</w:t>
+              <w:t xml:space="preserve"> = 0;</w:t>
+            </w:r>
+          </w:p>
+          <w:p>
+            <w:r>
+              <w:rPr>
+                <w:rFonts w:ascii="Consolas" w:eastAsia="Consolas" w:hAnsi="Consolas" w:cs="Consolas"/>
+                <w:color w:val="3A3226"/>
+                <w:sz w:val="18"/>
+                <w:szCs w:val="18"/>
+              </w:rPr>
+              <w:t xml:space="preserve">            </w:t>
             </w:r>
             <w:proofErr w:type="spellStart"/>
             <w:r>
@@ -8715,7 +9852,7 @@
                 <w:sz w:val="18"/>
                 <w:szCs w:val="18"/>
               </w:rPr>
-              <w:t>Debounce</w:t>
+              <w:t>digitalWrite</w:t>
             </w:r>
             <w:proofErr w:type="spellEnd"/>
             <w:r>
@@ -8725,18 +9862,7 @@
                 <w:sz w:val="18"/>
                 <w:szCs w:val="18"/>
               </w:rPr>
-              <w:t xml:space="preserve"> Filtration) ---</w:t>
-            </w:r>
-          </w:p>
-          <w:p>
-            <w:r>
-              <w:rPr>
-                <w:rFonts w:ascii="Consolas" w:eastAsia="Consolas" w:hAnsi="Consolas" w:cs="Consolas"/>
-                <w:color w:val="3A3226"/>
-                <w:sz w:val="18"/>
-                <w:szCs w:val="18"/>
-              </w:rPr>
-              <w:t xml:space="preserve">    </w:t>
+              <w:t>(</w:t>
             </w:r>
             <w:proofErr w:type="spellStart"/>
             <w:r>
@@ -8746,7 +9872,7 @@
                 <w:sz w:val="18"/>
                 <w:szCs w:val="18"/>
               </w:rPr>
-              <w:t>int</w:t>
+              <w:t>lightPin</w:t>
             </w:r>
             <w:proofErr w:type="spellEnd"/>
             <w:r>
@@ -8756,253 +9882,7 @@
                 <w:sz w:val="18"/>
                 <w:szCs w:val="18"/>
               </w:rPr>
-              <w:t xml:space="preserve"> reading = </w:t>
-            </w:r>
-            <w:proofErr w:type="spellStart"/>
-            <w:r>
-              <w:rPr>
-                <w:rFonts w:ascii="Consolas" w:eastAsia="Consolas" w:hAnsi="Consolas" w:cs="Consolas"/>
-                <w:color w:val="3A3226"/>
-                <w:sz w:val="18"/>
-                <w:szCs w:val="18"/>
-              </w:rPr>
-              <w:t>digitalRead</w:t>
-            </w:r>
-            <w:proofErr w:type="spellEnd"/>
-            <w:r>
-              <w:rPr>
-                <w:rFonts w:ascii="Consolas" w:eastAsia="Consolas" w:hAnsi="Consolas" w:cs="Consolas"/>
-                <w:color w:val="3A3226"/>
-                <w:sz w:val="18"/>
-                <w:szCs w:val="18"/>
-              </w:rPr>
-              <w:t>(</w:t>
-            </w:r>
-            <w:proofErr w:type="spellStart"/>
-            <w:r>
-              <w:rPr>
-                <w:rFonts w:ascii="Consolas" w:eastAsia="Consolas" w:hAnsi="Consolas" w:cs="Consolas"/>
-                <w:color w:val="3A3226"/>
-                <w:sz w:val="18"/>
-                <w:szCs w:val="18"/>
-              </w:rPr>
-              <w:t>buttonPin</w:t>
-            </w:r>
-            <w:proofErr w:type="spellEnd"/>
-            <w:r>
-              <w:rPr>
-                <w:rFonts w:ascii="Consolas" w:eastAsia="Consolas" w:hAnsi="Consolas" w:cs="Consolas"/>
-                <w:color w:val="3A3226"/>
-                <w:sz w:val="18"/>
-                <w:szCs w:val="18"/>
-              </w:rPr>
-              <w:t>);</w:t>
-            </w:r>
-          </w:p>
-          <w:p>
-            <w:r>
-              <w:rPr>
-                <w:rFonts w:ascii="Consolas" w:eastAsia="Consolas" w:hAnsi="Consolas" w:cs="Consolas"/>
-                <w:color w:val="3A3226"/>
-                <w:sz w:val="18"/>
-                <w:szCs w:val="18"/>
-              </w:rPr>
-              <w:t xml:space="preserve">    if (reading != </w:t>
-            </w:r>
-            <w:proofErr w:type="spellStart"/>
-            <w:r>
-              <w:rPr>
-                <w:rFonts w:ascii="Consolas" w:eastAsia="Consolas" w:hAnsi="Consolas" w:cs="Consolas"/>
-                <w:color w:val="3A3226"/>
-                <w:sz w:val="18"/>
-                <w:szCs w:val="18"/>
-              </w:rPr>
-              <w:t>lastButtonState</w:t>
-            </w:r>
-            <w:proofErr w:type="spellEnd"/>
-            <w:r>
-              <w:rPr>
-                <w:rFonts w:ascii="Consolas" w:eastAsia="Consolas" w:hAnsi="Consolas" w:cs="Consolas"/>
-                <w:color w:val="3A3226"/>
-                <w:sz w:val="18"/>
-                <w:szCs w:val="18"/>
-              </w:rPr>
-              <w:t>) {</w:t>
-            </w:r>
-          </w:p>
-          <w:p>
-            <w:r>
-              <w:rPr>
-                <w:rFonts w:ascii="Consolas" w:eastAsia="Consolas" w:hAnsi="Consolas" w:cs="Consolas"/>
-                <w:color w:val="3A3226"/>
-                <w:sz w:val="18"/>
-                <w:szCs w:val="18"/>
-              </w:rPr>
-              <w:t xml:space="preserve">        </w:t>
-            </w:r>
-            <w:proofErr w:type="spellStart"/>
-            <w:r>
-              <w:rPr>
-                <w:rFonts w:ascii="Consolas" w:eastAsia="Consolas" w:hAnsi="Consolas" w:cs="Consolas"/>
-                <w:color w:val="3A3226"/>
-                <w:sz w:val="18"/>
-                <w:szCs w:val="18"/>
-              </w:rPr>
-              <w:t>lastDebounceTime</w:t>
-            </w:r>
-            <w:proofErr w:type="spellEnd"/>
-            <w:r>
-              <w:rPr>
-                <w:rFonts w:ascii="Consolas" w:eastAsia="Consolas" w:hAnsi="Consolas" w:cs="Consolas"/>
-                <w:color w:val="3A3226"/>
-                <w:sz w:val="18"/>
-                <w:szCs w:val="18"/>
-              </w:rPr>
-              <w:t xml:space="preserve"> = </w:t>
-            </w:r>
-            <w:proofErr w:type="spellStart"/>
-            <w:r>
-              <w:rPr>
-                <w:rFonts w:ascii="Consolas" w:eastAsia="Consolas" w:hAnsi="Consolas" w:cs="Consolas"/>
-                <w:color w:val="3A3226"/>
-                <w:sz w:val="18"/>
-                <w:szCs w:val="18"/>
-              </w:rPr>
-              <w:t>currentMillis</w:t>
-            </w:r>
-            <w:proofErr w:type="spellEnd"/>
-            <w:r>
-              <w:rPr>
-                <w:rFonts w:ascii="Consolas" w:eastAsia="Consolas" w:hAnsi="Consolas" w:cs="Consolas"/>
-                <w:color w:val="3A3226"/>
-                <w:sz w:val="18"/>
-                <w:szCs w:val="18"/>
-              </w:rPr>
-              <w:t>;</w:t>
-            </w:r>
-          </w:p>
-          <w:p>
-            <w:r>
-              <w:rPr>
-                <w:rFonts w:ascii="Consolas" w:eastAsia="Consolas" w:hAnsi="Consolas" w:cs="Consolas"/>
-                <w:color w:val="3A3226"/>
-                <w:sz w:val="18"/>
-                <w:szCs w:val="18"/>
-              </w:rPr>
-              <w:t xml:space="preserve">    }</w:t>
-            </w:r>
-          </w:p>
-          <w:p>
-            <w:r>
-              <w:rPr>
-                <w:rFonts w:ascii="Consolas" w:eastAsia="Consolas" w:hAnsi="Consolas" w:cs="Consolas"/>
-                <w:color w:val="3A3226"/>
-                <w:sz w:val="18"/>
-                <w:szCs w:val="18"/>
-              </w:rPr>
-              <w:t xml:space="preserve"> </w:t>
-            </w:r>
-          </w:p>
-          <w:p>
-            <w:r>
-              <w:rPr>
-                <w:rFonts w:ascii="Consolas" w:eastAsia="Consolas" w:hAnsi="Consolas" w:cs="Consolas"/>
-                <w:color w:val="3A3226"/>
-                <w:sz w:val="18"/>
-                <w:szCs w:val="18"/>
-              </w:rPr>
-              <w:t xml:space="preserve">    if ((</w:t>
-            </w:r>
-            <w:proofErr w:type="spellStart"/>
-            <w:r>
-              <w:rPr>
-                <w:rFonts w:ascii="Consolas" w:eastAsia="Consolas" w:hAnsi="Consolas" w:cs="Consolas"/>
-                <w:color w:val="3A3226"/>
-                <w:sz w:val="18"/>
-                <w:szCs w:val="18"/>
-              </w:rPr>
-              <w:t>currentMillis</w:t>
-            </w:r>
-            <w:proofErr w:type="spellEnd"/>
-            <w:r>
-              <w:rPr>
-                <w:rFonts w:ascii="Consolas" w:eastAsia="Consolas" w:hAnsi="Consolas" w:cs="Consolas"/>
-                <w:color w:val="3A3226"/>
-                <w:sz w:val="18"/>
-                <w:szCs w:val="18"/>
-              </w:rPr>
-              <w:t xml:space="preserve"> - </w:t>
-            </w:r>
-            <w:proofErr w:type="spellStart"/>
-            <w:r>
-              <w:rPr>
-                <w:rFonts w:ascii="Consolas" w:eastAsia="Consolas" w:hAnsi="Consolas" w:cs="Consolas"/>
-                <w:color w:val="3A3226"/>
-                <w:sz w:val="18"/>
-                <w:szCs w:val="18"/>
-              </w:rPr>
-              <w:t>lastDebounceTime</w:t>
-            </w:r>
-            <w:proofErr w:type="spellEnd"/>
-            <w:r>
-              <w:rPr>
-                <w:rFonts w:ascii="Consolas" w:eastAsia="Consolas" w:hAnsi="Consolas" w:cs="Consolas"/>
-                <w:color w:val="3A3226"/>
-                <w:sz w:val="18"/>
-                <w:szCs w:val="18"/>
-              </w:rPr>
-              <w:t xml:space="preserve">) &gt; </w:t>
-            </w:r>
-            <w:proofErr w:type="spellStart"/>
-            <w:r>
-              <w:rPr>
-                <w:rFonts w:ascii="Consolas" w:eastAsia="Consolas" w:hAnsi="Consolas" w:cs="Consolas"/>
-                <w:color w:val="3A3226"/>
-                <w:sz w:val="18"/>
-                <w:szCs w:val="18"/>
-              </w:rPr>
-              <w:t>debounceDelay</w:t>
-            </w:r>
-            <w:proofErr w:type="spellEnd"/>
-            <w:r>
-              <w:rPr>
-                <w:rFonts w:ascii="Consolas" w:eastAsia="Consolas" w:hAnsi="Consolas" w:cs="Consolas"/>
-                <w:color w:val="3A3226"/>
-                <w:sz w:val="18"/>
-                <w:szCs w:val="18"/>
-              </w:rPr>
-              <w:t>) {</w:t>
-            </w:r>
-          </w:p>
-          <w:p>
-            <w:r>
-              <w:rPr>
-                <w:rFonts w:ascii="Consolas" w:eastAsia="Consolas" w:hAnsi="Consolas" w:cs="Consolas"/>
-                <w:color w:val="3A3226"/>
-                <w:sz w:val="18"/>
-                <w:szCs w:val="18"/>
-              </w:rPr>
-              <w:t xml:space="preserve">        if (reading != </w:t>
-            </w:r>
-            <w:proofErr w:type="spellStart"/>
-            <w:r>
-              <w:rPr>
-                <w:rFonts w:ascii="Consolas" w:eastAsia="Consolas" w:hAnsi="Consolas" w:cs="Consolas"/>
-                <w:color w:val="3A3226"/>
-                <w:sz w:val="18"/>
-                <w:szCs w:val="18"/>
-              </w:rPr>
-              <w:t>currentButtonState</w:t>
-            </w:r>
-            <w:proofErr w:type="spellEnd"/>
-            <w:r>
-              <w:rPr>
-                <w:rFonts w:ascii="Consolas" w:eastAsia="Consolas" w:hAnsi="Consolas" w:cs="Consolas"/>
-                <w:color w:val="3A3226"/>
-                <w:sz w:val="18"/>
-                <w:szCs w:val="18"/>
-              </w:rPr>
-              <w:t>) {</w:t>
+              <w:t>, LOW);</w:t>
             </w:r>
           </w:p>
           <w:p>
@@ -9014,192 +9894,6 @@
                 <w:szCs w:val="18"/>
               </w:rPr>
               <w:t xml:space="preserve">            </w:t>
-            </w:r>
-            <w:proofErr w:type="spellStart"/>
-            <w:r>
-              <w:rPr>
-                <w:rFonts w:ascii="Consolas" w:eastAsia="Consolas" w:hAnsi="Consolas" w:cs="Consolas"/>
-                <w:color w:val="3A3226"/>
-                <w:sz w:val="18"/>
-                <w:szCs w:val="18"/>
-              </w:rPr>
-              <w:t>currentButtonState</w:t>
-            </w:r>
-            <w:proofErr w:type="spellEnd"/>
-            <w:r>
-              <w:rPr>
-                <w:rFonts w:ascii="Consolas" w:eastAsia="Consolas" w:hAnsi="Consolas" w:cs="Consolas"/>
-                <w:color w:val="3A3226"/>
-                <w:sz w:val="18"/>
-                <w:szCs w:val="18"/>
-              </w:rPr>
-              <w:t xml:space="preserve"> = reading;</w:t>
-            </w:r>
-          </w:p>
-          <w:p>
-            <w:r>
-              <w:rPr>
-                <w:rFonts w:ascii="Consolas" w:eastAsia="Consolas" w:hAnsi="Consolas" w:cs="Consolas"/>
-                <w:color w:val="3A3226"/>
-                <w:sz w:val="18"/>
-                <w:szCs w:val="18"/>
-              </w:rPr>
-              <w:t xml:space="preserve">            if (</w:t>
-            </w:r>
-            <w:proofErr w:type="spellStart"/>
-            <w:r>
-              <w:rPr>
-                <w:rFonts w:ascii="Consolas" w:eastAsia="Consolas" w:hAnsi="Consolas" w:cs="Consolas"/>
-                <w:color w:val="3A3226"/>
-                <w:sz w:val="18"/>
-                <w:szCs w:val="18"/>
-              </w:rPr>
-              <w:t>currentButtonState</w:t>
-            </w:r>
-            <w:proofErr w:type="spellEnd"/>
-            <w:r>
-              <w:rPr>
-                <w:rFonts w:ascii="Consolas" w:eastAsia="Consolas" w:hAnsi="Consolas" w:cs="Consolas"/>
-                <w:color w:val="3A3226"/>
-                <w:sz w:val="18"/>
-                <w:szCs w:val="18"/>
-              </w:rPr>
-              <w:t xml:space="preserve"> == LOW) { // Confirmed digital latch closure</w:t>
-            </w:r>
-          </w:p>
-          <w:p>
-            <w:r>
-              <w:rPr>
-                <w:rFonts w:ascii="Consolas" w:eastAsia="Consolas" w:hAnsi="Consolas" w:cs="Consolas"/>
-                <w:color w:val="3A3226"/>
-                <w:sz w:val="18"/>
-                <w:szCs w:val="18"/>
-              </w:rPr>
-              <w:t xml:space="preserve">                // Injected control structure logic execution</w:t>
-            </w:r>
-          </w:p>
-          <w:p>
-            <w:r>
-              <w:rPr>
-                <w:rFonts w:ascii="Consolas" w:eastAsia="Consolas" w:hAnsi="Consolas" w:cs="Consolas"/>
-                <w:color w:val="3A3226"/>
-                <w:sz w:val="18"/>
-                <w:szCs w:val="18"/>
-              </w:rPr>
-              <w:t xml:space="preserve">                if (</w:t>
-            </w:r>
-            <w:proofErr w:type="spellStart"/>
-            <w:r>
-              <w:rPr>
-                <w:rFonts w:ascii="Consolas" w:eastAsia="Consolas" w:hAnsi="Consolas" w:cs="Consolas"/>
-                <w:color w:val="3A3226"/>
-                <w:sz w:val="18"/>
-                <w:szCs w:val="18"/>
-              </w:rPr>
-              <w:t>systemActive</w:t>
-            </w:r>
-            <w:proofErr w:type="spellEnd"/>
-            <w:r>
-              <w:rPr>
-                <w:rFonts w:ascii="Consolas" w:eastAsia="Consolas" w:hAnsi="Consolas" w:cs="Consolas"/>
-                <w:color w:val="3A3226"/>
-                <w:sz w:val="18"/>
-                <w:szCs w:val="18"/>
-              </w:rPr>
-              <w:t xml:space="preserve"> == 1) {</w:t>
-            </w:r>
-          </w:p>
-          <w:p>
-            <w:r>
-              <w:rPr>
-                <w:rFonts w:ascii="Consolas" w:eastAsia="Consolas" w:hAnsi="Consolas" w:cs="Consolas"/>
-                <w:color w:val="3A3226"/>
-                <w:sz w:val="18"/>
-                <w:szCs w:val="18"/>
-              </w:rPr>
-              <w:t xml:space="preserve">                    </w:t>
-            </w:r>
-            <w:proofErr w:type="spellStart"/>
-            <w:r>
-              <w:rPr>
-                <w:rFonts w:ascii="Consolas" w:eastAsia="Consolas" w:hAnsi="Consolas" w:cs="Consolas"/>
-                <w:color w:val="3A3226"/>
-                <w:sz w:val="18"/>
-                <w:szCs w:val="18"/>
-              </w:rPr>
-              <w:t>systemActive</w:t>
-            </w:r>
-            <w:proofErr w:type="spellEnd"/>
-            <w:r>
-              <w:rPr>
-                <w:rFonts w:ascii="Consolas" w:eastAsia="Consolas" w:hAnsi="Consolas" w:cs="Consolas"/>
-                <w:color w:val="3A3226"/>
-                <w:sz w:val="18"/>
-                <w:szCs w:val="18"/>
-              </w:rPr>
-              <w:t xml:space="preserve"> = 0;</w:t>
-            </w:r>
-          </w:p>
-          <w:p>
-            <w:r>
-              <w:rPr>
-                <w:rFonts w:ascii="Consolas" w:eastAsia="Consolas" w:hAnsi="Consolas" w:cs="Consolas"/>
-                <w:color w:val="3A3226"/>
-                <w:sz w:val="18"/>
-                <w:szCs w:val="18"/>
-              </w:rPr>
-              <w:t xml:space="preserve">                    </w:t>
-            </w:r>
-            <w:proofErr w:type="spellStart"/>
-            <w:r>
-              <w:rPr>
-                <w:rFonts w:ascii="Consolas" w:eastAsia="Consolas" w:hAnsi="Consolas" w:cs="Consolas"/>
-                <w:color w:val="3A3226"/>
-                <w:sz w:val="18"/>
-                <w:szCs w:val="18"/>
-              </w:rPr>
-              <w:t>digitalWrite</w:t>
-            </w:r>
-            <w:proofErr w:type="spellEnd"/>
-            <w:r>
-              <w:rPr>
-                <w:rFonts w:ascii="Consolas" w:eastAsia="Consolas" w:hAnsi="Consolas" w:cs="Consolas"/>
-                <w:color w:val="3A3226"/>
-                <w:sz w:val="18"/>
-                <w:szCs w:val="18"/>
-              </w:rPr>
-              <w:t>(</w:t>
-            </w:r>
-            <w:proofErr w:type="spellStart"/>
-            <w:r>
-              <w:rPr>
-                <w:rFonts w:ascii="Consolas" w:eastAsia="Consolas" w:hAnsi="Consolas" w:cs="Consolas"/>
-                <w:color w:val="3A3226"/>
-                <w:sz w:val="18"/>
-                <w:szCs w:val="18"/>
-              </w:rPr>
-              <w:t>lightPin</w:t>
-            </w:r>
-            <w:proofErr w:type="spellEnd"/>
-            <w:r>
-              <w:rPr>
-                <w:rFonts w:ascii="Consolas" w:eastAsia="Consolas" w:hAnsi="Consolas" w:cs="Consolas"/>
-                <w:color w:val="3A3226"/>
-                <w:sz w:val="18"/>
-                <w:szCs w:val="18"/>
-              </w:rPr>
-              <w:t>, LOW);</w:t>
-            </w:r>
-          </w:p>
-          <w:p>
-            <w:r>
-              <w:rPr>
-                <w:rFonts w:ascii="Consolas" w:eastAsia="Consolas" w:hAnsi="Consolas" w:cs="Consolas"/>
-                <w:color w:val="3A3226"/>
-                <w:sz w:val="18"/>
-                <w:szCs w:val="18"/>
-              </w:rPr>
-              <w:t xml:space="preserve">                    </w:t>
             </w:r>
             <w:proofErr w:type="spellStart"/>
             <w:proofErr w:type="gramStart"/>
@@ -9230,29 +9924,29 @@
                 <w:sz w:val="18"/>
                 <w:szCs w:val="18"/>
               </w:rPr>
-              <w:t>"System Infrastructure Deactivated.");</w:t>
-            </w:r>
-          </w:p>
-          <w:p>
-            <w:r>
-              <w:rPr>
-                <w:rFonts w:ascii="Consolas" w:eastAsia="Consolas" w:hAnsi="Consolas" w:cs="Consolas"/>
-                <w:color w:val="3A3226"/>
-                <w:sz w:val="18"/>
-                <w:szCs w:val="18"/>
-              </w:rPr>
-              <w:t xml:space="preserve">                } else {</w:t>
-            </w:r>
-          </w:p>
-          <w:p>
-            <w:r>
-              <w:rPr>
-                <w:rFonts w:ascii="Consolas" w:eastAsia="Consolas" w:hAnsi="Consolas" w:cs="Consolas"/>
-                <w:color w:val="3A3226"/>
-                <w:sz w:val="18"/>
-                <w:szCs w:val="18"/>
-              </w:rPr>
-              <w:t xml:space="preserve">                    </w:t>
+              <w:t>F("System Infrastructure Deactivated."));</w:t>
+            </w:r>
+          </w:p>
+          <w:p>
+            <w:r>
+              <w:rPr>
+                <w:rFonts w:ascii="Consolas" w:eastAsia="Consolas" w:hAnsi="Consolas" w:cs="Consolas"/>
+                <w:color w:val="3A3226"/>
+                <w:sz w:val="18"/>
+                <w:szCs w:val="18"/>
+              </w:rPr>
+              <w:t xml:space="preserve">        } else {</w:t>
+            </w:r>
+          </w:p>
+          <w:p>
+            <w:r>
+              <w:rPr>
+                <w:rFonts w:ascii="Consolas" w:eastAsia="Consolas" w:hAnsi="Consolas" w:cs="Consolas"/>
+                <w:color w:val="3A3226"/>
+                <w:sz w:val="18"/>
+                <w:szCs w:val="18"/>
+              </w:rPr>
+              <w:t xml:space="preserve">            </w:t>
             </w:r>
             <w:proofErr w:type="spellStart"/>
             <w:r>
@@ -9283,7 +9977,7 @@
                 <w:sz w:val="18"/>
                 <w:szCs w:val="18"/>
               </w:rPr>
-              <w:t xml:space="preserve">                    </w:t>
+              <w:t xml:space="preserve">            </w:t>
             </w:r>
             <w:proofErr w:type="spellStart"/>
             <w:r>
@@ -9334,7 +10028,7 @@
                 <w:sz w:val="18"/>
                 <w:szCs w:val="18"/>
               </w:rPr>
-              <w:t xml:space="preserve">                    </w:t>
+              <w:t xml:space="preserve">            </w:t>
             </w:r>
             <w:proofErr w:type="spellStart"/>
             <w:proofErr w:type="gramStart"/>
@@ -9365,29 +10059,16 @@
                 <w:sz w:val="18"/>
                 <w:szCs w:val="18"/>
               </w:rPr>
-              <w:t>"System Infrastructure Fully Activated.");</w:t>
-            </w:r>
-          </w:p>
-          <w:p>
-            <w:r>
-              <w:rPr>
-                <w:rFonts w:ascii="Consolas" w:eastAsia="Consolas" w:hAnsi="Consolas" w:cs="Consolas"/>
-                <w:color w:val="3A3226"/>
-                <w:sz w:val="18"/>
-                <w:szCs w:val="18"/>
-              </w:rPr>
-              <w:t xml:space="preserve">                }</w:t>
-            </w:r>
-          </w:p>
-          <w:p>
-            <w:r>
-              <w:rPr>
-                <w:rFonts w:ascii="Consolas" w:eastAsia="Consolas" w:hAnsi="Consolas" w:cs="Consolas"/>
-                <w:color w:val="3A3226"/>
-                <w:sz w:val="18"/>
-                <w:szCs w:val="18"/>
-              </w:rPr>
-              <w:t xml:space="preserve">            }</w:t>
+              <w:t>F("</w:t>
+            </w:r>
+            <w:r>
+              <w:rPr>
+                <w:rFonts w:ascii="Consolas" w:eastAsia="Consolas" w:hAnsi="Consolas" w:cs="Consolas"/>
+                <w:color w:val="3A3226"/>
+                <w:sz w:val="18"/>
+                <w:szCs w:val="18"/>
+              </w:rPr>
+              <w:t>System Infrastructure Fully Activated."));</w:t>
             </w:r>
           </w:p>
           <w:p>
@@ -9420,27 +10101,7 @@
                 <w:sz w:val="18"/>
                 <w:szCs w:val="18"/>
               </w:rPr>
-              <w:t xml:space="preserve">    </w:t>
-            </w:r>
-            <w:proofErr w:type="spellStart"/>
-            <w:r>
-              <w:rPr>
-                <w:rFonts w:ascii="Consolas" w:eastAsia="Consolas" w:hAnsi="Consolas" w:cs="Consolas"/>
-                <w:color w:val="3A3226"/>
-                <w:sz w:val="18"/>
-                <w:szCs w:val="18"/>
-              </w:rPr>
-              <w:t>lastButtonState</w:t>
-            </w:r>
-            <w:proofErr w:type="spellEnd"/>
-            <w:r>
-              <w:rPr>
-                <w:rFonts w:ascii="Consolas" w:eastAsia="Consolas" w:hAnsi="Consolas" w:cs="Consolas"/>
-                <w:color w:val="3A3226"/>
-                <w:sz w:val="18"/>
-                <w:szCs w:val="18"/>
-              </w:rPr>
-              <w:t xml:space="preserve"> = reading;</w:t>
+              <w:t xml:space="preserve">    _btn_last_0 = _btn_curr_0;</w:t>
             </w:r>
           </w:p>
           <w:p>
@@ -9457,6 +10118,109 @@
         </w:tc>
       </w:tr>
     </w:tbl>
+    <w:p>
+      <w:pPr>
+        <w:spacing w:after="160" w:line="300" w:lineRule="auto"/>
+        <w:jc w:val="both"/>
+      </w:pPr>
+      <w:r>
+        <w:rPr>
+          <w:rFonts w:ascii="Calibri" w:eastAsia="Calibri" w:hAnsi="Calibri" w:cs="Calibri"/>
+          <w:sz w:val="22"/>
+          <w:szCs w:val="22"/>
+        </w:rPr>
+        <w:lastRenderedPageBreak/>
+        <w:t xml:space="preserve">Two details are easy to miss but structurally important. First, </w:t>
+      </w:r>
+      <w:proofErr w:type="spellStart"/>
+      <w:r>
+        <w:rPr>
+          <w:rFonts w:ascii="Calibri" w:eastAsia="Calibri" w:hAnsi="Calibri" w:cs="Calibri"/>
+          <w:sz w:val="22"/>
+          <w:szCs w:val="22"/>
+        </w:rPr>
+        <w:t>on_press</w:t>
+      </w:r>
+      <w:proofErr w:type="spellEnd"/>
+      <w:r>
+        <w:rPr>
+          <w:rFonts w:ascii="Calibri" w:eastAsia="Calibri" w:hAnsi="Calibri" w:cs="Calibri"/>
+          <w:sz w:val="22"/>
+          <w:szCs w:val="22"/>
+        </w:rPr>
+        <w:t xml:space="preserve"> </w:t>
+      </w:r>
+      <w:proofErr w:type="spellStart"/>
+      <w:r>
+        <w:rPr>
+          <w:rFonts w:ascii="Calibri" w:eastAsia="Calibri" w:hAnsi="Calibri" w:cs="Calibri"/>
+          <w:sz w:val="22"/>
+          <w:szCs w:val="22"/>
+        </w:rPr>
+        <w:t>debouncing</w:t>
+      </w:r>
+      <w:proofErr w:type="spellEnd"/>
+      <w:r>
+        <w:rPr>
+          <w:rFonts w:ascii="Calibri" w:eastAsia="Calibri" w:hAnsi="Calibri" w:cs="Calibri"/>
+          <w:sz w:val="22"/>
+          <w:szCs w:val="22"/>
+        </w:rPr>
+        <w:t xml:space="preserve"> is edge-detected with a 200-millisecond cooldown rather than a classic polling </w:t>
+      </w:r>
+      <w:r>
+        <w:rPr>
+          <w:rFonts w:ascii="Calibri" w:eastAsia="Calibri" w:hAnsi="Calibri" w:cs="Calibri"/>
+          <w:sz w:val="22"/>
+          <w:szCs w:val="22"/>
+        </w:rPr>
+        <w:t xml:space="preserve">low-pass filter — fewer state variables, same clean-press guarantee. Second, every string literal passed to </w:t>
+      </w:r>
+      <w:proofErr w:type="gramStart"/>
+      <w:r>
+        <w:rPr>
+          <w:rFonts w:ascii="Calibri" w:eastAsia="Calibri" w:hAnsi="Calibri" w:cs="Calibri"/>
+          <w:sz w:val="22"/>
+          <w:szCs w:val="22"/>
+        </w:rPr>
+        <w:t>print(</w:t>
+      </w:r>
+      <w:proofErr w:type="gramEnd"/>
+      <w:r>
+        <w:rPr>
+          <w:rFonts w:ascii="Calibri" w:eastAsia="Calibri" w:hAnsi="Calibri" w:cs="Calibri"/>
+          <w:sz w:val="22"/>
+          <w:szCs w:val="22"/>
+        </w:rPr>
+        <w:t>)/</w:t>
+      </w:r>
+      <w:proofErr w:type="spellStart"/>
+      <w:r>
+        <w:rPr>
+          <w:rFonts w:ascii="Calibri" w:eastAsia="Calibri" w:hAnsi="Calibri" w:cs="Calibri"/>
+          <w:sz w:val="22"/>
+          <w:szCs w:val="22"/>
+        </w:rPr>
+        <w:t>println</w:t>
+      </w:r>
+      <w:proofErr w:type="spellEnd"/>
+      <w:r>
+        <w:rPr>
+          <w:rFonts w:ascii="Calibri" w:eastAsia="Calibri" w:hAnsi="Calibri" w:cs="Calibri"/>
+          <w:sz w:val="22"/>
+          <w:szCs w:val="22"/>
+        </w:rPr>
+        <w:t>() is wrapped in Arduino's F() macro automatically, so constant text lives in Flash instead of consuming the ATmega328P's 2 KB of RAM</w:t>
+      </w:r>
+      <w:r>
+        <w:rPr>
+          <w:rFonts w:ascii="Calibri" w:eastAsia="Calibri" w:hAnsi="Calibri" w:cs="Calibri"/>
+          <w:sz w:val="22"/>
+          <w:szCs w:val="22"/>
+        </w:rPr>
+        <w:t>.</w:t>
+      </w:r>
+    </w:p>
     <w:p>
       <w:pPr>
         <w:pStyle w:val="Heading1"/>
@@ -9465,14 +10229,13 @@
         </w:pBdr>
         <w:spacing w:before="400" w:after="200"/>
       </w:pPr>
-      <w:bookmarkStart w:id="27" w:name="_Toc234659136"/>
+      <w:bookmarkStart w:id="27" w:name="_Toc234873263"/>
       <w:r>
         <w:rPr>
           <w:b/>
           <w:bCs/>
           <w:color w:val="7C2D12"/>
         </w:rPr>
-        <w:lastRenderedPageBreak/>
         <w:t>Section 6: Comprehensive Experimental Results &amp; Performance Analysis</w:t>
       </w:r>
       <w:bookmarkEnd w:id="27"/>
@@ -9496,14 +10259,22 @@
         <w:pStyle w:val="Heading2"/>
         <w:spacing w:before="300" w:after="150"/>
       </w:pPr>
-      <w:bookmarkStart w:id="28" w:name="_Toc234659137"/>
+      <w:bookmarkStart w:id="28" w:name="_Toc234873264"/>
       <w:r>
         <w:rPr>
           <w:b/>
           <w:bCs/>
           <w:color w:val="7C2D12"/>
         </w:rPr>
-        <w:t>6.1 Quantitative Memory Overhead Metrics</w:t>
+        <w:t>6.1 Quantitative Memory Ove</w:t>
+      </w:r>
+      <w:r>
+        <w:rPr>
+          <w:b/>
+          <w:bCs/>
+          <w:color w:val="7C2D12"/>
+        </w:rPr>
+        <w:t>rhead Metrics</w:t>
       </w:r>
       <w:bookmarkEnd w:id="28"/>
     </w:p>
@@ -9518,6 +10289,7 @@
           <w:sz w:val="22"/>
           <w:szCs w:val="22"/>
         </w:rPr>
+        <w:lastRenderedPageBreak/>
         <w:t>The compiled binaries generated by the Mello pipeline were directly cross-referenced against standard code implementations:</w:t>
       </w:r>
     </w:p>
@@ -9545,6 +10317,12 @@
         <w:gridCol w:w="2600"/>
       </w:tblGrid>
       <w:tr>
+        <w:tblPrEx>
+          <w:tblCellMar>
+            <w:top w:w="0" w:type="dxa"/>
+            <w:bottom w:w="0" w:type="dxa"/>
+          </w:tblCellMar>
+        </w:tblPrEx>
         <w:trPr>
           <w:tblHeader/>
         </w:trPr>
@@ -9646,6 +10424,12 @@
         </w:tc>
       </w:tr>
       <w:tr>
+        <w:tblPrEx>
+          <w:tblCellMar>
+            <w:top w:w="0" w:type="dxa"/>
+            <w:bottom w:w="0" w:type="dxa"/>
+          </w:tblCellMar>
+        </w:tblPrEx>
         <w:tc>
           <w:tcPr>
             <w:tcW w:w="3200" w:type="dxa"/>
@@ -9728,6 +10512,12 @@
         </w:tc>
       </w:tr>
       <w:tr>
+        <w:tblPrEx>
+          <w:tblCellMar>
+            <w:top w:w="0" w:type="dxa"/>
+            <w:bottom w:w="0" w:type="dxa"/>
+          </w:tblCellMar>
+        </w:tblPrEx>
         <w:tc>
           <w:tcPr>
             <w:tcW w:w="3200" w:type="dxa"/>
@@ -9744,7 +10534,6 @@
               <w:rPr>
                 <w:rFonts w:ascii="Calibri" w:eastAsia="Calibri" w:hAnsi="Calibri" w:cs="Calibri"/>
               </w:rPr>
-              <w:lastRenderedPageBreak/>
               <w:t>Native C++ Arduino Layer</w:t>
             </w:r>
           </w:p>
@@ -9811,6 +10600,12 @@
         </w:tc>
       </w:tr>
       <w:tr>
+        <w:tblPrEx>
+          <w:tblCellMar>
+            <w:top w:w="0" w:type="dxa"/>
+            <w:bottom w:w="0" w:type="dxa"/>
+          </w:tblCellMar>
+        </w:tblPrEx>
         <w:tc>
           <w:tcPr>
             <w:tcW w:w="3200" w:type="dxa"/>
@@ -9911,7 +10706,7 @@
         <w:pStyle w:val="Heading2"/>
         <w:spacing w:before="300" w:after="150"/>
       </w:pPr>
-      <w:bookmarkStart w:id="29" w:name="_Toc234659138"/>
+      <w:bookmarkStart w:id="29" w:name="_Toc234873265"/>
       <w:r>
         <w:rPr>
           <w:b/>
@@ -9980,7 +10775,15 @@
           <w:sz w:val="22"/>
           <w:szCs w:val="22"/>
         </w:rPr>
-        <w:t>Mello achieved an average reduction of 40% to 60% in total lines of code required to implement functional asynchronous features.</w:t>
+        <w:t xml:space="preserve">Mello </w:t>
+      </w:r>
+      <w:r>
+        <w:rPr>
+          <w:rFonts w:ascii="Calibri" w:eastAsia="Calibri" w:hAnsi="Calibri" w:cs="Calibri"/>
+          <w:sz w:val="22"/>
+          <w:szCs w:val="22"/>
+        </w:rPr>
+        <w:t>achieved an average reduction of 40% to 60% in total lines of code required to implement functional asynchronous features.</w:t>
       </w:r>
     </w:p>
     <w:p>
@@ -10027,7 +10830,15 @@
           <w:sz w:val="22"/>
           <w:szCs w:val="22"/>
         </w:rPr>
-        <w:t xml:space="preserve"> with deterministic space tokenization, the environment completely eliminated basic punctuation compilation failures, significantly accelerating the rapid prototyping process.</w:t>
+        <w:t xml:space="preserve"> with deterministic space tokenization, the environ</w:t>
+      </w:r>
+      <w:r>
+        <w:rPr>
+          <w:rFonts w:ascii="Calibri" w:eastAsia="Calibri" w:hAnsi="Calibri" w:cs="Calibri"/>
+          <w:sz w:val="22"/>
+          <w:szCs w:val="22"/>
+        </w:rPr>
+        <w:t>ment completely eliminated basic punctuation compilation failures, significantly accelerating the rapid prototyping process.</w:t>
       </w:r>
     </w:p>
     <w:p>
@@ -10038,7 +10849,7 @@
         </w:pBdr>
         <w:spacing w:before="400" w:after="200"/>
       </w:pPr>
-      <w:bookmarkStart w:id="30" w:name="_Toc234659139"/>
+      <w:bookmarkStart w:id="30" w:name="_Toc234873266"/>
       <w:r>
         <w:rPr>
           <w:b/>
@@ -10060,7 +10871,23 @@
           <w:sz w:val="22"/>
           <w:szCs w:val="22"/>
         </w:rPr>
-        <w:t xml:space="preserve">Raw binary efficiency only tells half the engineering story — the other half is how quickly and reliably a developer can move from an idea to working, flashed firmware. To quantify this, a controlled authoring study was carried out: the same developer implemented four representative embedded tasks of increasing complexity three separate times, once in each of the three frameworks under evaluation (Mello, native Arduino C++, and </w:t>
+        <w:t>Raw binary efficiency only tells half the engineering story — the</w:t>
+      </w:r>
+      <w:r>
+        <w:rPr>
+          <w:rFonts w:ascii="Calibri" w:eastAsia="Calibri" w:hAnsi="Calibri" w:cs="Calibri"/>
+          <w:sz w:val="22"/>
+          <w:szCs w:val="22"/>
+        </w:rPr>
+        <w:t xml:space="preserve"> other half is how quickly and reliably a developer can move from an idea to working, flashed firmware. To quantify this, a controlled authoring study was carried out: the same developer implemented four representative embedded tasks of increasing complexi</w:t>
+      </w:r>
+      <w:r>
+        <w:rPr>
+          <w:rFonts w:ascii="Calibri" w:eastAsia="Calibri" w:hAnsi="Calibri" w:cs="Calibri"/>
+          <w:sz w:val="22"/>
+          <w:szCs w:val="22"/>
+        </w:rPr>
+        <w:t xml:space="preserve">ty three separate times, once in each of the three frameworks under evaluation (Mello, native Arduino C++, and </w:t>
       </w:r>
       <w:proofErr w:type="spellStart"/>
       <w:r>
@@ -10078,7 +10905,15 @@
           <w:sz w:val="22"/>
           <w:szCs w:val="22"/>
         </w:rPr>
-        <w:t>). For every run, four metrics were recorded — total lines of code, characters typed, wall-clock time to a first successful, correctly behaving build, and the number of compile/debug iterations needed to reach that correct behavior.</w:t>
+        <w:t>). For every run, four metrics were recorded — total lines of code, characters typed, wall-clock time to a first successful, correctly</w:t>
+      </w:r>
+      <w:r>
+        <w:rPr>
+          <w:rFonts w:ascii="Calibri" w:eastAsia="Calibri" w:hAnsi="Calibri" w:cs="Calibri"/>
+          <w:sz w:val="22"/>
+          <w:szCs w:val="22"/>
+        </w:rPr>
+        <w:t xml:space="preserve"> behaving build, and the number of compile/debug iterations needed to reach that correct behavior.</w:t>
       </w:r>
     </w:p>
     <w:p>
@@ -10086,7 +10921,7 @@
         <w:pStyle w:val="Heading2"/>
         <w:spacing w:before="300" w:after="150"/>
       </w:pPr>
-      <w:bookmarkStart w:id="31" w:name="_Toc234659140"/>
+      <w:bookmarkStart w:id="31" w:name="_Toc234873267"/>
       <w:r>
         <w:rPr>
           <w:b/>
@@ -10108,7 +10943,24 @@
           <w:sz w:val="22"/>
           <w:szCs w:val="22"/>
         </w:rPr>
-        <w:t>Each task was implemented independently, with the timer starting the moment the source file was opened and stopping the moment the compiled behavior matched the specification on real hardware. To keep the comparison fair, no external libraries beyond each framework's standard hardware API were used, and the developer had equal prior familiarity with all three toolchains.</w:t>
+        <w:t>Each task was implemented independently, with the timer starting the moment the source file was opened and stopping the moment the</w:t>
+      </w:r>
+      <w:r>
+        <w:rPr>
+          <w:rFonts w:ascii="Calibri" w:eastAsia="Calibri" w:hAnsi="Calibri" w:cs="Calibri"/>
+          <w:sz w:val="22"/>
+          <w:szCs w:val="22"/>
+        </w:rPr>
+        <w:t xml:space="preserve"> compiled behavior matched the specification on real hardware. To keep the </w:t>
+      </w:r>
+      <w:r>
+        <w:rPr>
+          <w:rFonts w:ascii="Calibri" w:eastAsia="Calibri" w:hAnsi="Calibri" w:cs="Calibri"/>
+          <w:sz w:val="22"/>
+          <w:szCs w:val="22"/>
+        </w:rPr>
+        <w:lastRenderedPageBreak/>
+        <w:t>comparison fair, no external libraries beyond each framework's standard hardware API were used, and the developer had equal prior familiarity with all three toolchains.</w:t>
       </w:r>
     </w:p>
     <w:p>
@@ -10235,8 +11087,18 @@
           <w:sz w:val="22"/>
           <w:szCs w:val="22"/>
         </w:rPr>
-        <w:lastRenderedPageBreak/>
-        <w:t xml:space="preserve">Task 3 — Non-Blocking Dual Timer: </w:t>
+        <w:t>Task 3 — Non-Blocking Dual Ti</w:t>
+      </w:r>
+      <w:r>
+        <w:rPr>
+          <w:rFonts w:ascii="Calibri" w:eastAsia="Calibri" w:hAnsi="Calibri" w:cs="Calibri"/>
+          <w:b/>
+          <w:bCs/>
+          <w:color w:val="7C2D12"/>
+          <w:sz w:val="22"/>
+          <w:szCs w:val="22"/>
+        </w:rPr>
+        <w:t xml:space="preserve">mer: </w:t>
       </w:r>
       <w:r>
         <w:rPr>
@@ -10291,7 +11153,15 @@
           <w:sz w:val="22"/>
           <w:szCs w:val="22"/>
         </w:rPr>
-        <w:t xml:space="preserve">the full multi-feature program from Section 5, combining a non-blocking sensor timer with a </w:t>
+        <w:t>the full multi-feature program from Section 5, combining a non-blocking sens</w:t>
+      </w:r>
+      <w:r>
+        <w:rPr>
+          <w:rFonts w:ascii="Calibri" w:eastAsia="Calibri" w:hAnsi="Calibri" w:cs="Calibri"/>
+          <w:sz w:val="22"/>
+          <w:szCs w:val="22"/>
+        </w:rPr>
+        <w:t xml:space="preserve">or timer with a </w:t>
       </w:r>
       <w:proofErr w:type="spellStart"/>
       <w:r>
@@ -10317,7 +11187,7 @@
         <w:pStyle w:val="Heading2"/>
         <w:spacing w:before="300" w:after="150"/>
       </w:pPr>
-      <w:bookmarkStart w:id="32" w:name="_Toc234659141"/>
+      <w:bookmarkStart w:id="32" w:name="_Toc234873268"/>
       <w:r>
         <w:rPr>
           <w:b/>
@@ -10354,6 +11224,12 @@
         <w:gridCol w:w="1500"/>
       </w:tblGrid>
       <w:tr>
+        <w:tblPrEx>
+          <w:tblCellMar>
+            <w:top w:w="0" w:type="dxa"/>
+            <w:bottom w:w="0" w:type="dxa"/>
+          </w:tblCellMar>
+        </w:tblPrEx>
         <w:trPr>
           <w:tblHeader/>
         </w:trPr>
@@ -10503,6 +11379,12 @@
         </w:tc>
       </w:tr>
       <w:tr>
+        <w:tblPrEx>
+          <w:tblCellMar>
+            <w:top w:w="0" w:type="dxa"/>
+            <w:bottom w:w="0" w:type="dxa"/>
+          </w:tblCellMar>
+        </w:tblPrEx>
         <w:tc>
           <w:tcPr>
             <w:tcW w:w="2600" w:type="dxa"/>
@@ -10559,7 +11441,7 @@
               <w:rPr>
                 <w:rFonts w:ascii="Calibri" w:eastAsia="Calibri" w:hAnsi="Calibri" w:cs="Calibri"/>
               </w:rPr>
-              <w:t>4</w:t>
+              <w:t>6</w:t>
             </w:r>
           </w:p>
         </w:tc>
@@ -10599,13 +11481,7 @@
               <w:rPr>
                 <w:rFonts w:ascii="Calibri" w:eastAsia="Calibri" w:hAnsi="Calibri" w:cs="Calibri"/>
               </w:rPr>
-              <w:t>1</w:t>
-            </w:r>
-            <w:r>
-              <w:rPr>
-                <w:rFonts w:ascii="Calibri" w:eastAsia="Calibri" w:hAnsi="Calibri" w:cs="Calibri"/>
-              </w:rPr>
-              <w:t xml:space="preserve"> min</w:t>
+              <w:t>2 min</w:t>
             </w:r>
           </w:p>
         </w:tc>
@@ -10631,6 +11507,12 @@
         </w:tc>
       </w:tr>
       <w:tr>
+        <w:tblPrEx>
+          <w:tblCellMar>
+            <w:top w:w="0" w:type="dxa"/>
+            <w:bottom w:w="0" w:type="dxa"/>
+          </w:tblCellMar>
+        </w:tblPrEx>
         <w:tc>
           <w:tcPr>
             <w:tcW w:w="2600" w:type="dxa"/>
@@ -10753,6 +11635,12 @@
         </w:tc>
       </w:tr>
       <w:tr>
+        <w:tblPrEx>
+          <w:tblCellMar>
+            <w:top w:w="0" w:type="dxa"/>
+            <w:bottom w:w="0" w:type="dxa"/>
+          </w:tblCellMar>
+        </w:tblPrEx>
         <w:tc>
           <w:tcPr>
             <w:tcW w:w="2600" w:type="dxa"/>
@@ -10877,6 +11765,12 @@
         </w:tc>
       </w:tr>
       <w:tr>
+        <w:tblPrEx>
+          <w:tblCellMar>
+            <w:top w:w="0" w:type="dxa"/>
+            <w:bottom w:w="0" w:type="dxa"/>
+          </w:tblCellMar>
+        </w:tblPrEx>
         <w:tc>
           <w:tcPr>
             <w:tcW w:w="2600" w:type="dxa"/>
@@ -10987,13 +11881,7 @@
               <w:rPr>
                 <w:rFonts w:ascii="Calibri" w:eastAsia="Calibri" w:hAnsi="Calibri" w:cs="Calibri"/>
               </w:rPr>
-              <w:t>2</w:t>
-            </w:r>
-            <w:r>
-              <w:rPr>
-                <w:rFonts w:ascii="Calibri" w:eastAsia="Calibri" w:hAnsi="Calibri" w:cs="Calibri"/>
-              </w:rPr>
-              <w:t xml:space="preserve"> min</w:t>
+              <w:t>4 min</w:t>
             </w:r>
           </w:p>
         </w:tc>
@@ -11019,6 +11907,12 @@
         </w:tc>
       </w:tr>
       <w:tr>
+        <w:tblPrEx>
+          <w:tblCellMar>
+            <w:top w:w="0" w:type="dxa"/>
+            <w:bottom w:w="0" w:type="dxa"/>
+          </w:tblCellMar>
+        </w:tblPrEx>
         <w:tc>
           <w:tcPr>
             <w:tcW w:w="2600" w:type="dxa"/>
@@ -11155,6 +12049,12 @@
         </w:tc>
       </w:tr>
       <w:tr>
+        <w:tblPrEx>
+          <w:tblCellMar>
+            <w:top w:w="0" w:type="dxa"/>
+            <w:bottom w:w="0" w:type="dxa"/>
+          </w:tblCellMar>
+        </w:tblPrEx>
         <w:tc>
           <w:tcPr>
             <w:tcW w:w="2600" w:type="dxa"/>
@@ -11293,6 +12193,12 @@
         </w:tc>
       </w:tr>
       <w:tr>
+        <w:tblPrEx>
+          <w:tblCellMar>
+            <w:top w:w="0" w:type="dxa"/>
+            <w:bottom w:w="0" w:type="dxa"/>
+          </w:tblCellMar>
+        </w:tblPrEx>
         <w:tc>
           <w:tcPr>
             <w:tcW w:w="2600" w:type="dxa"/>
@@ -11415,6 +12321,12 @@
         </w:tc>
       </w:tr>
       <w:tr>
+        <w:tblPrEx>
+          <w:tblCellMar>
+            <w:top w:w="0" w:type="dxa"/>
+            <w:bottom w:w="0" w:type="dxa"/>
+          </w:tblCellMar>
+        </w:tblPrEx>
         <w:tc>
           <w:tcPr>
             <w:tcW w:w="2600" w:type="dxa"/>
@@ -11537,6 +12449,12 @@
         </w:tc>
       </w:tr>
       <w:tr>
+        <w:tblPrEx>
+          <w:tblCellMar>
+            <w:top w:w="0" w:type="dxa"/>
+            <w:bottom w:w="0" w:type="dxa"/>
+          </w:tblCellMar>
+        </w:tblPrEx>
         <w:tc>
           <w:tcPr>
             <w:tcW w:w="2600" w:type="dxa"/>
@@ -11661,6 +12579,12 @@
         </w:tc>
       </w:tr>
       <w:tr>
+        <w:tblPrEx>
+          <w:tblCellMar>
+            <w:top w:w="0" w:type="dxa"/>
+            <w:bottom w:w="0" w:type="dxa"/>
+          </w:tblCellMar>
+        </w:tblPrEx>
         <w:tc>
           <w:tcPr>
             <w:tcW w:w="2600" w:type="dxa"/>
@@ -11757,13 +12681,7 @@
               <w:rPr>
                 <w:rFonts w:ascii="Calibri" w:eastAsia="Calibri" w:hAnsi="Calibri" w:cs="Calibri"/>
               </w:rPr>
-              <w:t>5</w:t>
-            </w:r>
-            <w:r>
-              <w:rPr>
-                <w:rFonts w:ascii="Calibri" w:eastAsia="Calibri" w:hAnsi="Calibri" w:cs="Calibri"/>
-              </w:rPr>
-              <w:t xml:space="preserve"> min</w:t>
+              <w:t>9 min</w:t>
             </w:r>
           </w:p>
         </w:tc>
@@ -11789,6 +12707,12 @@
         </w:tc>
       </w:tr>
       <w:tr>
+        <w:tblPrEx>
+          <w:tblCellMar>
+            <w:top w:w="0" w:type="dxa"/>
+            <w:bottom w:w="0" w:type="dxa"/>
+          </w:tblCellMar>
+        </w:tblPrEx>
         <w:tc>
           <w:tcPr>
             <w:tcW w:w="2600" w:type="dxa"/>
@@ -11911,6 +12835,12 @@
         </w:tc>
       </w:tr>
       <w:tr>
+        <w:tblPrEx>
+          <w:tblCellMar>
+            <w:top w:w="0" w:type="dxa"/>
+            <w:bottom w:w="0" w:type="dxa"/>
+          </w:tblCellMar>
+        </w:tblPrEx>
         <w:tc>
           <w:tcPr>
             <w:tcW w:w="2600" w:type="dxa"/>
@@ -12045,7 +12975,7 @@
         <w:pStyle w:val="Heading2"/>
         <w:spacing w:before="300" w:after="150"/>
       </w:pPr>
-      <w:bookmarkStart w:id="33" w:name="_Toc234659142"/>
+      <w:bookmarkStart w:id="33" w:name="_Toc234873269"/>
       <w:r>
         <w:rPr>
           <w:b/>
@@ -12096,7 +13026,15 @@
           <w:sz w:val="22"/>
           <w:szCs w:val="22"/>
         </w:rPr>
-        <w:t>an average reduction of 58% in lines of code and 61% in raw characters typed versus native Arduino C++, closely matching the 40–60% LoC reduction reported in Section 6.2.</w:t>
+        <w:t>an average reduction of 58% in lines of code and 61% in raw characters typed versus native Arduino C++, closely matching</w:t>
+      </w:r>
+      <w:r>
+        <w:rPr>
+          <w:rFonts w:ascii="Calibri" w:eastAsia="Calibri" w:hAnsi="Calibri" w:cs="Calibri"/>
+          <w:sz w:val="22"/>
+          <w:szCs w:val="22"/>
+        </w:rPr>
+        <w:t xml:space="preserve"> the 40–60% LoC reduction reported in Section 6.2.</w:t>
       </w:r>
     </w:p>
     <w:p>
@@ -12117,6 +13055,7 @@
           <w:sz w:val="22"/>
           <w:szCs w:val="22"/>
         </w:rPr>
+        <w:lastRenderedPageBreak/>
         <w:t xml:space="preserve">Time to Working Build: </w:t>
       </w:r>
       <w:r>
@@ -12182,7 +13121,18 @@
           <w:sz w:val="22"/>
           <w:szCs w:val="22"/>
         </w:rPr>
-        <w:t xml:space="preserve">Debug Iterations: </w:t>
+        <w:t xml:space="preserve">Debug </w:t>
+      </w:r>
+      <w:r>
+        <w:rPr>
+          <w:rFonts w:ascii="Calibri" w:eastAsia="Calibri" w:hAnsi="Calibri" w:cs="Calibri"/>
+          <w:b/>
+          <w:bCs/>
+          <w:color w:val="7C2D12"/>
+          <w:sz w:val="22"/>
+          <w:szCs w:val="22"/>
+        </w:rPr>
+        <w:t xml:space="preserve">Iterations: </w:t>
       </w:r>
       <w:r>
         <w:rPr>
@@ -12254,7 +13204,15 @@
           <w:sz w:val="22"/>
           <w:szCs w:val="22"/>
         </w:rPr>
-        <w:t>() rollover handling in hand-rolled timers, and unfiltered contact bounce in manual button-reading code.</w:t>
+        <w:t>() rollover handling in hand-roll</w:t>
+      </w:r>
+      <w:r>
+        <w:rPr>
+          <w:rFonts w:ascii="Calibri" w:eastAsia="Calibri" w:hAnsi="Calibri" w:cs="Calibri"/>
+          <w:sz w:val="22"/>
+          <w:szCs w:val="22"/>
+        </w:rPr>
+        <w:t>ed timers, and unfiltered contact bounce in manual button-reading code.</w:t>
       </w:r>
     </w:p>
     <w:p>
@@ -12268,8 +13226,15 @@
           <w:sz w:val="22"/>
           <w:szCs w:val="22"/>
         </w:rPr>
-        <w:lastRenderedPageBreak/>
-        <w:t xml:space="preserve">Notably, the gap between Mello and both alternatives widens rather than narrows as task complexity grows — Blink is a near tie in time-to-build, but by the Smart Room Controller task, Mello finishes in roughly a third of the time Arduino C++ requires. This trend suggests the productivity gain scales with the number of concurrent hardware behaviors a program must coordinate, precisely the class of problem the </w:t>
+        <w:t xml:space="preserve">Notably, the gap between Mello and both alternatives widens rather than narrows as task complexity grows — Blink is a near tie in time-to-build, but by the Smart Room Controller task, </w:t>
+      </w:r>
+      <w:r>
+        <w:rPr>
+          <w:rFonts w:ascii="Calibri" w:eastAsia="Calibri" w:hAnsi="Calibri" w:cs="Calibri"/>
+          <w:sz w:val="22"/>
+          <w:szCs w:val="22"/>
+        </w:rPr>
+        <w:t xml:space="preserve">Mello finishes in roughly a third of the time Arduino C++ requires. This trend suggests the productivity gain scales with the number of concurrent hardware behaviors a program must coordinate, precisely the class of problem the </w:t>
       </w:r>
       <w:proofErr w:type="gramStart"/>
       <w:r>
@@ -12305,7 +13270,15 @@
           <w:sz w:val="22"/>
           <w:szCs w:val="22"/>
         </w:rPr>
-        <w:t xml:space="preserve"> abstractions were designed to solve.</w:t>
+        <w:t xml:space="preserve"> abstracti</w:t>
+      </w:r>
+      <w:r>
+        <w:rPr>
+          <w:rFonts w:ascii="Calibri" w:eastAsia="Calibri" w:hAnsi="Calibri" w:cs="Calibri"/>
+          <w:sz w:val="22"/>
+          <w:szCs w:val="22"/>
+        </w:rPr>
+        <w:t>ons were designed to solve.</w:t>
       </w:r>
     </w:p>
     <w:p>
@@ -12313,7 +13286,7 @@
         <w:pStyle w:val="Heading2"/>
         <w:spacing w:before="300" w:after="150"/>
       </w:pPr>
-      <w:bookmarkStart w:id="34" w:name="_Toc234659143"/>
+      <w:bookmarkStart w:id="34" w:name="_Toc234873270"/>
       <w:r>
         <w:rPr>
           <w:b/>
@@ -12368,7 +13341,15 @@
           <w:sz w:val="22"/>
           <w:szCs w:val="22"/>
         </w:rPr>
-        <w:t>/interval static variables and a new rollover-safe comparison, all authored and debugged by hand. Mello generates this state automatically per timer instance.</w:t>
+        <w:t>/interval static variables and a new rollover-safe comparison, all autho</w:t>
+      </w:r>
+      <w:r>
+        <w:rPr>
+          <w:rFonts w:ascii="Calibri" w:eastAsia="Calibri" w:hAnsi="Calibri" w:cs="Calibri"/>
+          <w:sz w:val="22"/>
+          <w:szCs w:val="22"/>
+        </w:rPr>
+        <w:t>red and debugged by hand. Mello generates this state automatically per timer instance.</w:t>
       </w:r>
     </w:p>
     <w:p>
@@ -12439,7 +13420,15 @@
           <w:sz w:val="22"/>
           <w:szCs w:val="22"/>
         </w:rPr>
-        <w:t xml:space="preserve"> by hand (Section 5.2's </w:t>
+        <w:t xml:space="preserve"> by hand (Section 5.2'</w:t>
+      </w:r>
+      <w:r>
+        <w:rPr>
+          <w:rFonts w:ascii="Calibri" w:eastAsia="Calibri" w:hAnsi="Calibri" w:cs="Calibri"/>
+          <w:sz w:val="22"/>
+          <w:szCs w:val="22"/>
+        </w:rPr>
+        <w:t xml:space="preserve">s </w:t>
       </w:r>
       <w:proofErr w:type="spellStart"/>
       <w:r>
@@ -12546,7 +13535,15 @@
           <w:sz w:val="22"/>
           <w:szCs w:val="22"/>
         </w:rPr>
-        <w:t xml:space="preserve">the Auto-Routing Peripheral Engine removes an entire class of easy-to-forget, hard-to-diagnose bugs — a missing </w:t>
+        <w:t>the Auto-Routing Peripheral Engine re</w:t>
+      </w:r>
+      <w:r>
+        <w:rPr>
+          <w:rFonts w:ascii="Calibri" w:eastAsia="Calibri" w:hAnsi="Calibri" w:cs="Calibri"/>
+          <w:sz w:val="22"/>
+          <w:szCs w:val="22"/>
+        </w:rPr>
+        <w:t xml:space="preserve">moves an entire class of easy-to-forget, hard-to-diagnose bugs — a missing </w:t>
       </w:r>
       <w:proofErr w:type="spellStart"/>
       <w:r>
@@ -12611,14 +13608,22 @@
         </w:pBdr>
         <w:spacing w:before="400" w:after="200"/>
       </w:pPr>
-      <w:bookmarkStart w:id="35" w:name="_Toc234659144"/>
+      <w:bookmarkStart w:id="35" w:name="_Toc234873271"/>
       <w:r>
         <w:rPr>
           <w:b/>
           <w:bCs/>
           <w:color w:val="7C2D12"/>
         </w:rPr>
-        <w:t>Section 8: Comparative Positioning Against Visual Block-Based Environments</w:t>
+        <w:t>Section 8: Comparative Positioning Against Visual Block-Based Envir</w:t>
+      </w:r>
+      <w:r>
+        <w:rPr>
+          <w:b/>
+          <w:bCs/>
+          <w:color w:val="7C2D12"/>
+        </w:rPr>
+        <w:t>onments</w:t>
       </w:r>
       <w:bookmarkEnd w:id="35"/>
     </w:p>
@@ -12687,7 +13692,15 @@
           <w:sz w:val="22"/>
           <w:szCs w:val="22"/>
         </w:rPr>
-        <w:t xml:space="preserve"> editors). These tools occupy a distinct point on the accessibility spectrum and are frequently the first environment a beginner encounters before moving to text-based code, which makes an explicit comparison necessary to justify Mello's design choices.</w:t>
+        <w:t xml:space="preserve"> editors)</w:t>
+      </w:r>
+      <w:r>
+        <w:rPr>
+          <w:rFonts w:ascii="Calibri" w:eastAsia="Calibri" w:hAnsi="Calibri" w:cs="Calibri"/>
+          <w:sz w:val="22"/>
+          <w:szCs w:val="22"/>
+        </w:rPr>
+        <w:t>. These tools occupy a distinct point on the accessibility spectrum and are frequently the first environment a beginner encounters before moving to text-based code, which makes an explicit comparison necessary to justify Mello's design choices.</w:t>
       </w:r>
     </w:p>
     <w:p>
@@ -12695,14 +13708,22 @@
         <w:pStyle w:val="Heading2"/>
         <w:spacing w:before="300" w:after="150"/>
       </w:pPr>
-      <w:bookmarkStart w:id="36" w:name="_Toc234659145"/>
+      <w:bookmarkStart w:id="36" w:name="_Toc234873272"/>
       <w:r>
         <w:rPr>
           <w:b/>
           <w:bCs/>
           <w:color w:val="7C2D12"/>
         </w:rPr>
-        <w:t>8.1 Structural Comparison</w:t>
+        <w:t>8.1 Structu</w:t>
+      </w:r>
+      <w:r>
+        <w:rPr>
+          <w:b/>
+          <w:bCs/>
+          <w:color w:val="7C2D12"/>
+        </w:rPr>
+        <w:t>ral Comparison</w:t>
       </w:r>
       <w:bookmarkEnd w:id="36"/>
     </w:p>
@@ -12732,6 +13753,12 @@
         <w:gridCol w:w="1650"/>
       </w:tblGrid>
       <w:tr>
+        <w:tblPrEx>
+          <w:tblCellMar>
+            <w:top w:w="0" w:type="dxa"/>
+            <w:bottom w:w="0" w:type="dxa"/>
+          </w:tblCellMar>
+        </w:tblPrEx>
         <w:trPr>
           <w:tblHeader/>
         </w:trPr>
@@ -12881,6 +13908,12 @@
         </w:tc>
       </w:tr>
       <w:tr>
+        <w:tblPrEx>
+          <w:tblCellMar>
+            <w:top w:w="0" w:type="dxa"/>
+            <w:bottom w:w="0" w:type="dxa"/>
+          </w:tblCellMar>
+        </w:tblPrEx>
         <w:tc>
           <w:tcPr>
             <w:tcW w:w="1550" w:type="dxa"/>
@@ -13003,6 +14036,12 @@
         </w:tc>
       </w:tr>
       <w:tr>
+        <w:tblPrEx>
+          <w:tblCellMar>
+            <w:top w:w="0" w:type="dxa"/>
+            <w:bottom w:w="0" w:type="dxa"/>
+          </w:tblCellMar>
+        </w:tblPrEx>
         <w:tc>
           <w:tcPr>
             <w:tcW w:w="1550" w:type="dxa"/>
@@ -13020,6 +14059,7 @@
               <w:rPr>
                 <w:rFonts w:ascii="Calibri" w:eastAsia="Calibri" w:hAnsi="Calibri" w:cs="Calibri"/>
               </w:rPr>
+              <w:lastRenderedPageBreak/>
               <w:t>Blockly</w:t>
             </w:r>
             <w:proofErr w:type="spellEnd"/>
@@ -13133,6 +14173,12 @@
         </w:tc>
       </w:tr>
       <w:tr>
+        <w:tblPrEx>
+          <w:tblCellMar>
+            <w:top w:w="0" w:type="dxa"/>
+            <w:bottom w:w="0" w:type="dxa"/>
+          </w:tblCellMar>
+        </w:tblPrEx>
         <w:tc>
           <w:tcPr>
             <w:tcW w:w="1550" w:type="dxa"/>
@@ -13257,6 +14303,12 @@
         </w:tc>
       </w:tr>
       <w:tr>
+        <w:tblPrEx>
+          <w:tblCellMar>
+            <w:top w:w="0" w:type="dxa"/>
+            <w:bottom w:w="0" w:type="dxa"/>
+          </w:tblCellMar>
+        </w:tblPrEx>
         <w:tc>
           <w:tcPr>
             <w:tcW w:w="1550" w:type="dxa"/>
@@ -13379,6 +14431,12 @@
         </w:tc>
       </w:tr>
       <w:tr>
+        <w:tblPrEx>
+          <w:tblCellMar>
+            <w:top w:w="0" w:type="dxa"/>
+            <w:bottom w:w="0" w:type="dxa"/>
+          </w:tblCellMar>
+        </w:tblPrEx>
         <w:tc>
           <w:tcPr>
             <w:tcW w:w="1550" w:type="dxa"/>
@@ -13395,7 +14453,6 @@
               <w:rPr>
                 <w:rFonts w:ascii="Calibri" w:eastAsia="Calibri" w:hAnsi="Calibri" w:cs="Calibri"/>
               </w:rPr>
-              <w:lastRenderedPageBreak/>
               <w:t>Mello</w:t>
             </w:r>
           </w:p>
@@ -13512,7 +14569,7 @@
         <w:pStyle w:val="Heading2"/>
         <w:spacing w:before="300" w:after="150"/>
       </w:pPr>
-      <w:bookmarkStart w:id="37" w:name="_Toc234659146"/>
+      <w:bookmarkStart w:id="37" w:name="_Toc234873273"/>
       <w:r>
         <w:rPr>
           <w:b/>
@@ -13583,7 +14640,15 @@
           <w:sz w:val="22"/>
           <w:szCs w:val="22"/>
         </w:rPr>
-        <w:t xml:space="preserve">a program with nested conditionals, a </w:t>
+        <w:t>a progr</w:t>
+      </w:r>
+      <w:r>
+        <w:rPr>
+          <w:rFonts w:ascii="Calibri" w:eastAsia="Calibri" w:hAnsi="Calibri" w:cs="Calibri"/>
+          <w:sz w:val="22"/>
+          <w:szCs w:val="22"/>
+        </w:rPr>
+        <w:t xml:space="preserve">am with nested conditionals, a </w:t>
       </w:r>
       <w:proofErr w:type="spellStart"/>
       <w:r>
@@ -13601,7 +14666,15 @@
           <w:sz w:val="22"/>
           <w:szCs w:val="22"/>
         </w:rPr>
-        <w:t xml:space="preserve"> button, and two independent timers — exactly the Smart Room Controller task from Section 5 — quickly becomes a sprawling canvas of interlocking puzzle pieces that no longer fits on screen and is difficult to review or reason about. Mello expresses the same logic in 26 lines of flat, readable text.</w:t>
+        <w:t xml:space="preserve"> button, and two independent timers — exactly the Smart Room Controller task from Section 5 — quickly becomes a sprawling canvas of interlocking puzzle pieces that no longer fits on screen and is difficult to review </w:t>
+      </w:r>
+      <w:r>
+        <w:rPr>
+          <w:rFonts w:ascii="Calibri" w:eastAsia="Calibri" w:hAnsi="Calibri" w:cs="Calibri"/>
+          <w:sz w:val="22"/>
+          <w:szCs w:val="22"/>
+        </w:rPr>
+        <w:t>or reason about. Mello expresses the same logic in 26 lines of flat, readable text.</w:t>
       </w:r>
     </w:p>
     <w:p>
@@ -13640,7 +14713,15 @@
           <w:sz w:val="22"/>
           <w:szCs w:val="22"/>
         </w:rPr>
-        <w:t xml:space="preserve"> tools translate blocks into C/C++ behind the scenes, but that generated code is rarely surfaced or meant to be read, so the block author never actually learns the underlying language. Mello's syntax is the code — writing a Mello program is writing real, readable source that also happens to compile down to the exact same C++ a professional embedded engineer would write by hand.</w:t>
+        <w:t xml:space="preserve"> tools translate blocks into C/C++ behind the scenes, but that generated code is rarely surfaced or meant to be read, so the block author never actually learns the underlying language. Mello's syntax is the code — writing a Mello program is writing </w:t>
+      </w:r>
+      <w:r>
+        <w:rPr>
+          <w:rFonts w:ascii="Calibri" w:eastAsia="Calibri" w:hAnsi="Calibri" w:cs="Calibri"/>
+          <w:sz w:val="22"/>
+          <w:szCs w:val="22"/>
+        </w:rPr>
+        <w:t>real, readable source that also happens to compile down to the exact same C++ a professional embedded engineer would write by hand.</w:t>
       </w:r>
     </w:p>
     <w:p>
@@ -13669,7 +14750,15 @@
           <w:sz w:val="22"/>
           <w:szCs w:val="22"/>
         </w:rPr>
-        <w:t xml:space="preserve">block-based projects are stored as serialized visual layouts, not text, so tools like </w:t>
+        <w:t>block-based projects are stored as serialized visual layouts, not text, so tools l</w:t>
+      </w:r>
+      <w:r>
+        <w:rPr>
+          <w:rFonts w:ascii="Calibri" w:eastAsia="Calibri" w:hAnsi="Calibri" w:cs="Calibri"/>
+          <w:sz w:val="22"/>
+          <w:szCs w:val="22"/>
+        </w:rPr>
+        <w:t xml:space="preserve">ike </w:t>
       </w:r>
       <w:proofErr w:type="spellStart"/>
       <w:r>
@@ -13716,7 +14805,15 @@
           <w:sz w:val="22"/>
           <w:szCs w:val="22"/>
         </w:rPr>
-        <w:t xml:space="preserve">block libraries only expose the specific pre-built blocks their authors created. Mello's </w:t>
+        <w:t>block libraries only expose the specific pre-built bloc</w:t>
+      </w:r>
+      <w:r>
+        <w:rPr>
+          <w:rFonts w:ascii="Calibri" w:eastAsia="Calibri" w:hAnsi="Calibri" w:cs="Calibri"/>
+          <w:sz w:val="22"/>
+          <w:szCs w:val="22"/>
+        </w:rPr>
+        <w:t xml:space="preserve">ks their authors created. Mello's </w:t>
       </w:r>
       <w:proofErr w:type="spellStart"/>
       <w:r>
@@ -13755,7 +14852,18 @@
           <w:sz w:val="22"/>
           <w:szCs w:val="22"/>
         </w:rPr>
-        <w:t xml:space="preserve">Direct hardware-abstraction parity, not replacement: </w:t>
+        <w:t>Direct hardwar</w:t>
+      </w:r>
+      <w:r>
+        <w:rPr>
+          <w:rFonts w:ascii="Calibri" w:eastAsia="Calibri" w:hAnsi="Calibri" w:cs="Calibri"/>
+          <w:b/>
+          <w:bCs/>
+          <w:color w:val="7C2D12"/>
+          <w:sz w:val="22"/>
+          <w:szCs w:val="22"/>
+        </w:rPr>
+        <w:t xml:space="preserve">e-abstraction parity, not replacement: </w:t>
       </w:r>
       <w:proofErr w:type="spellStart"/>
       <w:r>
@@ -13827,7 +14935,15 @@
           <w:sz w:val="22"/>
           <w:szCs w:val="22"/>
         </w:rPr>
-        <w:t xml:space="preserve"> keywords (Sections 2.2–2.3) solve the underlying concurrency problem structurally, rather than hiding blocking code behind a friendlier block shape.</w:t>
+        <w:t xml:space="preserve"> keywords (Sections 2.2–2.3) solve the underlying concurrency problem</w:t>
+      </w:r>
+      <w:r>
+        <w:rPr>
+          <w:rFonts w:ascii="Calibri" w:eastAsia="Calibri" w:hAnsi="Calibri" w:cs="Calibri"/>
+          <w:sz w:val="22"/>
+          <w:szCs w:val="22"/>
+        </w:rPr>
+        <w:t xml:space="preserve"> structurally, rather than hiding blocking code behind a friendlier block shape.</w:t>
       </w:r>
     </w:p>
     <w:p>
@@ -13856,7 +14972,15 @@
           <w:sz w:val="22"/>
           <w:szCs w:val="22"/>
         </w:rPr>
-        <w:t xml:space="preserve">because Mello's indentation-based syntax and </w:t>
+        <w:t>because Mello'</w:t>
+      </w:r>
+      <w:r>
+        <w:rPr>
+          <w:rFonts w:ascii="Calibri" w:eastAsia="Calibri" w:hAnsi="Calibri" w:cs="Calibri"/>
+          <w:sz w:val="22"/>
+          <w:szCs w:val="22"/>
+        </w:rPr>
+        <w:t xml:space="preserve">s indentation-based syntax and </w:t>
       </w:r>
       <w:proofErr w:type="spellStart"/>
       <w:r>
@@ -13874,7 +14998,24 @@
           <w:sz w:val="22"/>
           <w:szCs w:val="22"/>
         </w:rPr>
-        <w:t xml:space="preserve"> model sit deliberately close to Python and C++, a student who outgrows Mello moves directly into reading and writing the native C++ it already produces. Outgrowing a block-based tool instead means starting over in a completely different paradigm.</w:t>
+        <w:t xml:space="preserve"> model sit deliberately close to Python and C++, a student who outgrows Mello moves directly into reading </w:t>
+      </w:r>
+      <w:r>
+        <w:rPr>
+          <w:rFonts w:ascii="Calibri" w:eastAsia="Calibri" w:hAnsi="Calibri" w:cs="Calibri"/>
+          <w:sz w:val="22"/>
+          <w:szCs w:val="22"/>
+        </w:rPr>
+        <w:lastRenderedPageBreak/>
+        <w:t xml:space="preserve">and writing the native C++ it already produces. Outgrowing a block-based tool instead means starting over </w:t>
+      </w:r>
+      <w:r>
+        <w:rPr>
+          <w:rFonts w:ascii="Calibri" w:eastAsia="Calibri" w:hAnsi="Calibri" w:cs="Calibri"/>
+          <w:sz w:val="22"/>
+          <w:szCs w:val="22"/>
+        </w:rPr>
+        <w:t>in a completely different paradigm.</w:t>
       </w:r>
     </w:p>
     <w:p>
@@ -13885,14 +15026,14 @@
         </w:pBdr>
         <w:spacing w:before="400" w:after="200"/>
       </w:pPr>
-      <w:bookmarkStart w:id="38" w:name="_Toc234659147"/>
+      <w:bookmarkStart w:id="38" w:name="_Toc234873274"/>
       <w:r>
         <w:rPr>
           <w:b/>
           <w:bCs/>
           <w:color w:val="7C2D12"/>
         </w:rPr>
-        <w:t>Section 9: STEAM &amp; Professional Evaluation Criteria Mapping</w:t>
+        <w:t>Section 9: The Mello IDE</w:t>
       </w:r>
       <w:bookmarkEnd w:id="38"/>
     </w:p>
@@ -13907,8 +15048,50 @@
           <w:sz w:val="22"/>
           <w:szCs w:val="22"/>
         </w:rPr>
-        <w:t>This compiler system is designed to fulfill the rigorous standards of modern academic and systems engineering evaluation boards:</w:t>
-      </w:r>
+        <w:t>Alongside the compiler itself, the project now includes a dedicated desktop IDE — a native companion application built specifically to write, manage, and compile .</w:t>
+      </w:r>
+      <w:proofErr w:type="spellStart"/>
+      <w:r>
+        <w:rPr>
+          <w:rFonts w:ascii="Calibri" w:eastAsia="Calibri" w:hAnsi="Calibri" w:cs="Calibri"/>
+          <w:sz w:val="22"/>
+          <w:szCs w:val="22"/>
+        </w:rPr>
+        <w:t>mello</w:t>
+      </w:r>
+      <w:proofErr w:type="spellEnd"/>
+      <w:r>
+        <w:rPr>
+          <w:rFonts w:ascii="Calibri" w:eastAsia="Calibri" w:hAnsi="Calibri" w:cs="Calibri"/>
+          <w:sz w:val="22"/>
+          <w:szCs w:val="22"/>
+        </w:rPr>
+        <w:t xml:space="preserve"> source files without leavi</w:t>
+      </w:r>
+      <w:r>
+        <w:rPr>
+          <w:rFonts w:ascii="Calibri" w:eastAsia="Calibri" w:hAnsi="Calibri" w:cs="Calibri"/>
+          <w:sz w:val="22"/>
+          <w:szCs w:val="22"/>
+        </w:rPr>
+        <w:t>ng a purpose-built editor.</w:t>
+      </w:r>
+    </w:p>
+    <w:p>
+      <w:pPr>
+        <w:pStyle w:val="Heading2"/>
+        <w:spacing w:before="300" w:after="150"/>
+      </w:pPr>
+      <w:bookmarkStart w:id="39" w:name="_Toc234873275"/>
+      <w:r>
+        <w:rPr>
+          <w:b/>
+          <w:bCs/>
+          <w:color w:val="7C2D12"/>
+        </w:rPr>
+        <w:t>9.1 Architecture</w:t>
+      </w:r>
+      <w:bookmarkEnd w:id="39"/>
     </w:p>
     <w:p>
       <w:pPr>
@@ -13928,16 +15111,77 @@
           <w:sz w:val="22"/>
           <w:szCs w:val="22"/>
         </w:rPr>
-        <w:lastRenderedPageBreak/>
-        <w:t xml:space="preserve">Systems Software Engineering: </w:t>
-      </w:r>
-      <w:r>
-        <w:rPr>
-          <w:rFonts w:ascii="Calibri" w:eastAsia="Calibri" w:hAnsi="Calibri" w:cs="Calibri"/>
-          <w:sz w:val="22"/>
-          <w:szCs w:val="22"/>
-        </w:rPr>
-        <w:t>demonstrates complex architecture involving lexical tokenization pipelines, abstract syntax analysis mapping structures, and low-level code generation models.</w:t>
+        <w:t xml:space="preserve">Native Desktop Shell: </w:t>
+      </w:r>
+      <w:r>
+        <w:rPr>
+          <w:rFonts w:ascii="Calibri" w:eastAsia="Calibri" w:hAnsi="Calibri" w:cs="Calibri"/>
+          <w:sz w:val="22"/>
+          <w:szCs w:val="22"/>
+        </w:rPr>
+        <w:t xml:space="preserve">the IDE is built on </w:t>
+      </w:r>
+      <w:proofErr w:type="spellStart"/>
+      <w:r>
+        <w:rPr>
+          <w:rFonts w:ascii="Calibri" w:eastAsia="Calibri" w:hAnsi="Calibri" w:cs="Calibri"/>
+          <w:sz w:val="22"/>
+          <w:szCs w:val="22"/>
+        </w:rPr>
+        <w:t>Tauri</w:t>
+      </w:r>
+      <w:proofErr w:type="spellEnd"/>
+      <w:r>
+        <w:rPr>
+          <w:rFonts w:ascii="Calibri" w:eastAsia="Calibri" w:hAnsi="Calibri" w:cs="Calibri"/>
+          <w:sz w:val="22"/>
+          <w:szCs w:val="22"/>
+        </w:rPr>
+        <w:t xml:space="preserve">, pairing a Rust backend with a </w:t>
+      </w:r>
+      <w:proofErr w:type="spellStart"/>
+      <w:r>
+        <w:rPr>
+          <w:rFonts w:ascii="Calibri" w:eastAsia="Calibri" w:hAnsi="Calibri" w:cs="Calibri"/>
+          <w:sz w:val="22"/>
+          <w:szCs w:val="22"/>
+        </w:rPr>
+        <w:t>TypeScript</w:t>
+      </w:r>
+      <w:proofErr w:type="spellEnd"/>
+      <w:r>
+        <w:rPr>
+          <w:rFonts w:ascii="Calibri" w:eastAsia="Calibri" w:hAnsi="Calibri" w:cs="Calibri"/>
+          <w:sz w:val="22"/>
+          <w:szCs w:val="22"/>
+        </w:rPr>
+        <w:t xml:space="preserve"> and </w:t>
+      </w:r>
+      <w:proofErr w:type="spellStart"/>
+      <w:r>
+        <w:rPr>
+          <w:rFonts w:ascii="Calibri" w:eastAsia="Calibri" w:hAnsi="Calibri" w:cs="Calibri"/>
+          <w:sz w:val="22"/>
+          <w:szCs w:val="22"/>
+        </w:rPr>
+        <w:t>Vite</w:t>
+      </w:r>
+      <w:proofErr w:type="spellEnd"/>
+      <w:r>
+        <w:rPr>
+          <w:rFonts w:ascii="Calibri" w:eastAsia="Calibri" w:hAnsi="Calibri" w:cs="Calibri"/>
+          <w:sz w:val="22"/>
+          <w:szCs w:val="22"/>
+        </w:rPr>
+        <w:t xml:space="preserve"> front-end. This keeps the packaged application lightweight compared to a full Electron/Chromium bundle, while sti</w:t>
+      </w:r>
+      <w:r>
+        <w:rPr>
+          <w:rFonts w:ascii="Calibri" w:eastAsia="Calibri" w:hAnsi="Calibri" w:cs="Calibri"/>
+          <w:sz w:val="22"/>
+          <w:szCs w:val="22"/>
+        </w:rPr>
+        <w:t>ll giving the editor native filesystem and process access.</w:t>
       </w:r>
     </w:p>
     <w:p>
@@ -13958,15 +15202,59 @@
           <w:sz w:val="22"/>
           <w:szCs w:val="22"/>
         </w:rPr>
-        <w:t xml:space="preserve">Algorithmic Resource Efficiency: </w:t>
-      </w:r>
-      <w:r>
-        <w:rPr>
-          <w:rFonts w:ascii="Calibri" w:eastAsia="Calibri" w:hAnsi="Calibri" w:cs="Calibri"/>
-          <w:sz w:val="22"/>
-          <w:szCs w:val="22"/>
-        </w:rPr>
-        <w:t>resolves practical computational bottlenecks, enabling modern, clean high-level programming paradigms to deploy safely onto affordable, hardware-constrained microcontrollers.</w:t>
+        <w:t xml:space="preserve">Bundled Compiler: </w:t>
+      </w:r>
+      <w:r>
+        <w:rPr>
+          <w:rFonts w:ascii="Calibri" w:eastAsia="Calibri" w:hAnsi="Calibri" w:cs="Calibri"/>
+          <w:sz w:val="22"/>
+          <w:szCs w:val="22"/>
+        </w:rPr>
+        <w:t xml:space="preserve">the same </w:t>
+      </w:r>
+      <w:proofErr w:type="spellStart"/>
+      <w:r>
+        <w:rPr>
+          <w:rFonts w:ascii="Calibri" w:eastAsia="Calibri" w:hAnsi="Calibri" w:cs="Calibri"/>
+          <w:sz w:val="22"/>
+          <w:szCs w:val="22"/>
+        </w:rPr>
+        <w:t>CMake</w:t>
+      </w:r>
+      <w:proofErr w:type="spellEnd"/>
+      <w:r>
+        <w:rPr>
+          <w:rFonts w:ascii="Calibri" w:eastAsia="Calibri" w:hAnsi="Calibri" w:cs="Calibri"/>
+          <w:sz w:val="22"/>
+          <w:szCs w:val="22"/>
+        </w:rPr>
+        <w:t>-built C++ compiler core documented in Section 3 is bundled directly with the IDE, so compiling a .</w:t>
+      </w:r>
+      <w:proofErr w:type="spellStart"/>
+      <w:r>
+        <w:rPr>
+          <w:rFonts w:ascii="Calibri" w:eastAsia="Calibri" w:hAnsi="Calibri" w:cs="Calibri"/>
+          <w:sz w:val="22"/>
+          <w:szCs w:val="22"/>
+        </w:rPr>
+        <w:t>mello</w:t>
+      </w:r>
+      <w:proofErr w:type="spellEnd"/>
+      <w:r>
+        <w:rPr>
+          <w:rFonts w:ascii="Calibri" w:eastAsia="Calibri" w:hAnsi="Calibri" w:cs="Calibri"/>
+          <w:sz w:val="22"/>
+          <w:szCs w:val="22"/>
+        </w:rPr>
+        <w:t xml:space="preserve"> file is a local, offline operation — no separate command-lin</w:t>
+      </w:r>
+      <w:r>
+        <w:rPr>
+          <w:rFonts w:ascii="Calibri" w:eastAsia="Calibri" w:hAnsi="Calibri" w:cs="Calibri"/>
+          <w:sz w:val="22"/>
+          <w:szCs w:val="22"/>
+        </w:rPr>
+        <w:t>e install step required.</w:t>
       </w:r>
     </w:p>
     <w:p>
@@ -13987,33 +15275,15 @@
           <w:sz w:val="22"/>
           <w:szCs w:val="22"/>
         </w:rPr>
-        <w:t xml:space="preserve">Practical Design Innovation: </w:t>
-      </w:r>
-      <w:r>
-        <w:rPr>
-          <w:rFonts w:ascii="Calibri" w:eastAsia="Calibri" w:hAnsi="Calibri" w:cs="Calibri"/>
-          <w:sz w:val="22"/>
-          <w:szCs w:val="22"/>
-        </w:rPr>
-        <w:t xml:space="preserve">replaces complex multi-variable state tracking with elegant concurrent keywords like </w:t>
-      </w:r>
-      <w:proofErr w:type="gramStart"/>
-      <w:r>
-        <w:rPr>
-          <w:rFonts w:ascii="Calibri" w:eastAsia="Calibri" w:hAnsi="Calibri" w:cs="Calibri"/>
-          <w:sz w:val="22"/>
-          <w:szCs w:val="22"/>
-        </w:rPr>
-        <w:t>every and</w:t>
-      </w:r>
-      <w:proofErr w:type="gramEnd"/>
-      <w:r>
-        <w:rPr>
-          <w:rFonts w:ascii="Calibri" w:eastAsia="Calibri" w:hAnsi="Calibri" w:cs="Calibri"/>
-          <w:sz w:val="22"/>
-          <w:szCs w:val="22"/>
-        </w:rPr>
-        <w:t xml:space="preserve"> automated physical </w:t>
+        <w:t xml:space="preserve">Editor Front-End: </w:t>
+      </w:r>
+      <w:r>
+        <w:rPr>
+          <w:rFonts w:ascii="Calibri" w:eastAsia="Calibri" w:hAnsi="Calibri" w:cs="Calibri"/>
+          <w:sz w:val="22"/>
+          <w:szCs w:val="22"/>
+        </w:rPr>
+        <w:t xml:space="preserve">the interface layer is implemented in </w:t>
       </w:r>
       <w:proofErr w:type="spellStart"/>
       <w:r>
@@ -14022,7 +15292,7 @@
           <w:sz w:val="22"/>
           <w:szCs w:val="22"/>
         </w:rPr>
-        <w:t>debounce</w:t>
+        <w:t>TypeScript</w:t>
       </w:r>
       <w:proofErr w:type="spellEnd"/>
       <w:r>
@@ -14031,7 +15301,102 @@
           <w:sz w:val="22"/>
           <w:szCs w:val="22"/>
         </w:rPr>
-        <w:t xml:space="preserve"> handling nodes.</w:t>
+        <w:t xml:space="preserve"> against a </w:t>
+      </w:r>
+      <w:proofErr w:type="spellStart"/>
+      <w:r>
+        <w:rPr>
+          <w:rFonts w:ascii="Calibri" w:eastAsia="Calibri" w:hAnsi="Calibri" w:cs="Calibri"/>
+          <w:sz w:val="22"/>
+          <w:szCs w:val="22"/>
+        </w:rPr>
+        <w:t>Vite</w:t>
+      </w:r>
+      <w:proofErr w:type="spellEnd"/>
+      <w:r>
+        <w:rPr>
+          <w:rFonts w:ascii="Calibri" w:eastAsia="Calibri" w:hAnsi="Calibri" w:cs="Calibri"/>
+          <w:sz w:val="22"/>
+          <w:szCs w:val="22"/>
+        </w:rPr>
+        <w:t xml:space="preserve"> build pipeline, giving the project a modern, fast development loop for the editing surface itself.</w:t>
+      </w:r>
+    </w:p>
+    <w:p>
+      <w:pPr>
+        <w:pStyle w:val="Heading2"/>
+        <w:spacing w:before="300" w:after="150"/>
+      </w:pPr>
+      <w:bookmarkStart w:id="40" w:name="_Toc234873276"/>
+      <w:r>
+        <w:rPr>
+          <w:b/>
+          <w:bCs/>
+          <w:color w:val="7C2D12"/>
+        </w:rPr>
+        <w:t>9.2 Project Status</w:t>
+      </w:r>
+      <w:bookmarkEnd w:id="40"/>
+    </w:p>
+    <w:p>
+      <w:pPr>
+        <w:spacing w:after="160" w:line="300" w:lineRule="auto"/>
+        <w:jc w:val="both"/>
+      </w:pPr>
+      <w:r>
+        <w:rPr>
+          <w:rFonts w:ascii="Calibri" w:eastAsia="Calibri" w:hAnsi="Calibri" w:cs="Calibri"/>
+          <w:sz w:val="22"/>
+          <w:szCs w:val="22"/>
+        </w:rPr>
+        <w:t>The Mello IDE is an actively de</w:t>
+      </w:r>
+      <w:r>
+        <w:rPr>
+          <w:rFonts w:ascii="Calibri" w:eastAsia="Calibri" w:hAnsi="Calibri" w:cs="Calibri"/>
+          <w:sz w:val="22"/>
+          <w:szCs w:val="22"/>
+        </w:rPr>
+        <w:t>veloped, early-stage companion project (public repository, MIT-adjacent restrictive license matching the compiler) rather than a finished, versioned release. It is best understood as the natural next step in the roadmap: pairing the language and compiler d</w:t>
+      </w:r>
+      <w:r>
+        <w:rPr>
+          <w:rFonts w:ascii="Calibri" w:eastAsia="Calibri" w:hAnsi="Calibri" w:cs="Calibri"/>
+          <w:sz w:val="22"/>
+          <w:szCs w:val="22"/>
+        </w:rPr>
+        <w:t>ocumented in this paper with a dedicated authoring environment, instead of requiring developers to invoke the compiler from a bare terminal.</w:t>
+      </w:r>
+    </w:p>
+    <w:p>
+      <w:pPr>
+        <w:pBdr>
+          <w:left w:val="single" w:sz="24" w:space="0" w:color="B45309"/>
+        </w:pBdr>
+        <w:spacing w:before="150" w:after="200" w:line="300" w:lineRule="auto"/>
+        <w:ind w:left="400"/>
+      </w:pPr>
+      <w:r>
+        <w:rPr>
+          <w:rFonts w:ascii="Calibri" w:eastAsia="Calibri" w:hAnsi="Calibri" w:cs="Calibri"/>
+          <w:i/>
+          <w:iCs/>
+          <w:color w:val="5C4A38"/>
+          <w:sz w:val="22"/>
+          <w:szCs w:val="22"/>
+        </w:rPr>
+        <w:t xml:space="preserve">The same intellectual property and usage restrictions documented in Section 12 extend explicitly to the Mello IDE: </w:t>
+      </w:r>
+      <w:r>
+        <w:rPr>
+          <w:rFonts w:ascii="Calibri" w:eastAsia="Calibri" w:hAnsi="Calibri" w:cs="Calibri"/>
+          <w:i/>
+          <w:iCs/>
+          <w:color w:val="5C4A38"/>
+          <w:sz w:val="22"/>
+          <w:szCs w:val="22"/>
+        </w:rPr>
+        <w:t>it is provided for viewing and personal educational use, and is not licensed for redistribution or competitive submission.</w:t>
       </w:r>
     </w:p>
     <w:p>
@@ -14042,16 +15407,16 @@
         </w:pBdr>
         <w:spacing w:before="400" w:after="200"/>
       </w:pPr>
-      <w:bookmarkStart w:id="39" w:name="_Toc234659148"/>
+      <w:bookmarkStart w:id="41" w:name="_Toc234873277"/>
       <w:r>
         <w:rPr>
           <w:b/>
           <w:bCs/>
           <w:color w:val="7C2D12"/>
         </w:rPr>
-        <w:t>Section 10: Roadmap &amp; Future Work</w:t>
-      </w:r>
-      <w:bookmarkEnd w:id="39"/>
+        <w:t>Section 10: STEAM &amp; Professional Evaluation Criteria Mapping</w:t>
+      </w:r>
+      <w:bookmarkEnd w:id="41"/>
     </w:p>
     <w:p>
       <w:pPr>
@@ -14064,7 +15429,15 @@
           <w:sz w:val="22"/>
           <w:szCs w:val="22"/>
         </w:rPr>
-        <w:t>As part of ongoing research and development, the following features are planned for upcoming compiler versions:</w:t>
+        <w:t>This compiler system is designed to fulfill the rigorous standards of mo</w:t>
+      </w:r>
+      <w:r>
+        <w:rPr>
+          <w:rFonts w:ascii="Calibri" w:eastAsia="Calibri" w:hAnsi="Calibri" w:cs="Calibri"/>
+          <w:sz w:val="22"/>
+          <w:szCs w:val="22"/>
+        </w:rPr>
+        <w:t>dern academic and systems engineering evaluation boards:</w:t>
       </w:r>
     </w:p>
     <w:p>
@@ -14085,15 +15458,15 @@
           <w:sz w:val="22"/>
           <w:szCs w:val="22"/>
         </w:rPr>
-        <w:t xml:space="preserve">Static Type Checker: </w:t>
-      </w:r>
-      <w:r>
-        <w:rPr>
-          <w:rFonts w:ascii="Calibri" w:eastAsia="Calibri" w:hAnsi="Calibri" w:cs="Calibri"/>
-          <w:sz w:val="22"/>
-          <w:szCs w:val="22"/>
-        </w:rPr>
-        <w:t>implementing a strict pre-compilation type checking phase to guarantee complete memory safety and prevent type mismatches before flashing.</w:t>
+        <w:t xml:space="preserve">Systems Software Engineering: </w:t>
+      </w:r>
+      <w:r>
+        <w:rPr>
+          <w:rFonts w:ascii="Calibri" w:eastAsia="Calibri" w:hAnsi="Calibri" w:cs="Calibri"/>
+          <w:sz w:val="22"/>
+          <w:szCs w:val="22"/>
+        </w:rPr>
+        <w:t>demonstrates complex architecture involving lexical tokenization pipelines, abstract syntax analysis mapping structures, and low-level code generation models.</w:t>
       </w:r>
     </w:p>
     <w:p>
@@ -14114,33 +15487,26 @@
           <w:sz w:val="22"/>
           <w:szCs w:val="22"/>
         </w:rPr>
-        <w:t xml:space="preserve">Native Power Management (sleep modes): </w:t>
-      </w:r>
-      <w:r>
-        <w:rPr>
-          <w:rFonts w:ascii="Calibri" w:eastAsia="Calibri" w:hAnsi="Calibri" w:cs="Calibri"/>
-          <w:sz w:val="22"/>
-          <w:szCs w:val="22"/>
-        </w:rPr>
-        <w:t xml:space="preserve">introducing dedicated keywords to instantly push the microcontroller into AVR_SLEEP modes, maximizing battery life for low-power </w:t>
-      </w:r>
-      <w:proofErr w:type="spellStart"/>
-      <w:r>
-        <w:rPr>
-          <w:rFonts w:ascii="Calibri" w:eastAsia="Calibri" w:hAnsi="Calibri" w:cs="Calibri"/>
-          <w:sz w:val="22"/>
-          <w:szCs w:val="22"/>
-        </w:rPr>
-        <w:t>IoT</w:t>
-      </w:r>
-      <w:proofErr w:type="spellEnd"/>
-      <w:r>
-        <w:rPr>
-          <w:rFonts w:ascii="Calibri" w:eastAsia="Calibri" w:hAnsi="Calibri" w:cs="Calibri"/>
-          <w:sz w:val="22"/>
-          <w:szCs w:val="22"/>
-        </w:rPr>
-        <w:t xml:space="preserve"> deployments.</w:t>
+        <w:t>Algorithmi</w:t>
+      </w:r>
+      <w:r>
+        <w:rPr>
+          <w:rFonts w:ascii="Calibri" w:eastAsia="Calibri" w:hAnsi="Calibri" w:cs="Calibri"/>
+          <w:b/>
+          <w:bCs/>
+          <w:color w:val="7C2D12"/>
+          <w:sz w:val="22"/>
+          <w:szCs w:val="22"/>
+        </w:rPr>
+        <w:t xml:space="preserve">c Resource Efficiency: </w:t>
+      </w:r>
+      <w:r>
+        <w:rPr>
+          <w:rFonts w:ascii="Calibri" w:eastAsia="Calibri" w:hAnsi="Calibri" w:cs="Calibri"/>
+          <w:sz w:val="22"/>
+          <w:szCs w:val="22"/>
+        </w:rPr>
+        <w:t>resolves practical computational bottlenecks, enabling modern, clean high-level programming paradigms to deploy safely onto affordable, hardware-constrained microcontrollers.</w:t>
       </w:r>
     </w:p>
     <w:p>
@@ -14161,15 +15527,60 @@
           <w:sz w:val="22"/>
           <w:szCs w:val="22"/>
         </w:rPr>
-        <w:t xml:space="preserve">Array/List Abstractions: </w:t>
-      </w:r>
-      <w:r>
-        <w:rPr>
-          <w:rFonts w:ascii="Calibri" w:eastAsia="Calibri" w:hAnsi="Calibri" w:cs="Calibri"/>
-          <w:sz w:val="22"/>
-          <w:szCs w:val="22"/>
-        </w:rPr>
-        <w:t>safe, static-bound array handling for sensor data averaging and general mathematical processing without dynamic heap allocation.</w:t>
+        <w:lastRenderedPageBreak/>
+        <w:t xml:space="preserve">Practical Design Innovation: </w:t>
+      </w:r>
+      <w:r>
+        <w:rPr>
+          <w:rFonts w:ascii="Calibri" w:eastAsia="Calibri" w:hAnsi="Calibri" w:cs="Calibri"/>
+          <w:sz w:val="22"/>
+          <w:szCs w:val="22"/>
+        </w:rPr>
+        <w:t>replaces complex multi-variab</w:t>
+      </w:r>
+      <w:r>
+        <w:rPr>
+          <w:rFonts w:ascii="Calibri" w:eastAsia="Calibri" w:hAnsi="Calibri" w:cs="Calibri"/>
+          <w:sz w:val="22"/>
+          <w:szCs w:val="22"/>
+        </w:rPr>
+        <w:t xml:space="preserve">le state tracking with elegant concurrent keywords like </w:t>
+      </w:r>
+      <w:proofErr w:type="gramStart"/>
+      <w:r>
+        <w:rPr>
+          <w:rFonts w:ascii="Calibri" w:eastAsia="Calibri" w:hAnsi="Calibri" w:cs="Calibri"/>
+          <w:sz w:val="22"/>
+          <w:szCs w:val="22"/>
+        </w:rPr>
+        <w:t>every and</w:t>
+      </w:r>
+      <w:proofErr w:type="gramEnd"/>
+      <w:r>
+        <w:rPr>
+          <w:rFonts w:ascii="Calibri" w:eastAsia="Calibri" w:hAnsi="Calibri" w:cs="Calibri"/>
+          <w:sz w:val="22"/>
+          <w:szCs w:val="22"/>
+        </w:rPr>
+        <w:t xml:space="preserve"> automated physical </w:t>
+      </w:r>
+      <w:proofErr w:type="spellStart"/>
+      <w:r>
+        <w:rPr>
+          <w:rFonts w:ascii="Calibri" w:eastAsia="Calibri" w:hAnsi="Calibri" w:cs="Calibri"/>
+          <w:sz w:val="22"/>
+          <w:szCs w:val="22"/>
+        </w:rPr>
+        <w:t>debounce</w:t>
+      </w:r>
+      <w:proofErr w:type="spellEnd"/>
+      <w:r>
+        <w:rPr>
+          <w:rFonts w:ascii="Calibri" w:eastAsia="Calibri" w:hAnsi="Calibri" w:cs="Calibri"/>
+          <w:sz w:val="22"/>
+          <w:szCs w:val="22"/>
+        </w:rPr>
+        <w:t xml:space="preserve"> handling nodes.</w:t>
       </w:r>
     </w:p>
     <w:p>
@@ -14180,16 +15591,16 @@
         </w:pBdr>
         <w:spacing w:before="400" w:after="200"/>
       </w:pPr>
-      <w:bookmarkStart w:id="40" w:name="_Toc234659149"/>
+      <w:bookmarkStart w:id="42" w:name="_Toc234873278"/>
       <w:r>
         <w:rPr>
           <w:b/>
           <w:bCs/>
           <w:color w:val="7C2D12"/>
         </w:rPr>
-        <w:t>Section 11: Intellectual Property &amp; Restrictive Usage Policy</w:t>
-      </w:r>
-      <w:bookmarkEnd w:id="40"/>
+        <w:t>Section 11: Roadmap &amp; Future Work</w:t>
+      </w:r>
+      <w:bookmarkEnd w:id="42"/>
     </w:p>
     <w:p>
       <w:pPr>
@@ -14199,121 +15610,11 @@
       <w:r>
         <w:rPr>
           <w:rFonts w:ascii="Calibri" w:eastAsia="Calibri" w:hAnsi="Calibri" w:cs="Calibri"/>
-          <w:b/>
-          <w:bCs/>
-          <w:sz w:val="22"/>
-          <w:szCs w:val="22"/>
-        </w:rPr>
-        <w:t>© 2026 Mohammed Tamer Mohammed Ahmed El-</w:t>
-      </w:r>
-      <w:proofErr w:type="spellStart"/>
-      <w:r>
-        <w:rPr>
-          <w:rFonts w:ascii="Calibri" w:eastAsia="Calibri" w:hAnsi="Calibri" w:cs="Calibri"/>
-          <w:b/>
-          <w:bCs/>
-          <w:sz w:val="22"/>
-          <w:szCs w:val="22"/>
-        </w:rPr>
-        <w:t>Azab</w:t>
-      </w:r>
-      <w:proofErr w:type="spellEnd"/>
-      <w:r>
-        <w:rPr>
-          <w:rFonts w:ascii="Calibri" w:eastAsia="Calibri" w:hAnsi="Calibri" w:cs="Calibri"/>
-          <w:b/>
-          <w:bCs/>
-          <w:sz w:val="22"/>
-          <w:szCs w:val="22"/>
-        </w:rPr>
-        <w:t xml:space="preserve"> </w:t>
-      </w:r>
-      <w:proofErr w:type="spellStart"/>
-      <w:r>
-        <w:rPr>
-          <w:rFonts w:ascii="Calibri" w:eastAsia="Calibri" w:hAnsi="Calibri" w:cs="Calibri"/>
-          <w:b/>
-          <w:bCs/>
-          <w:sz w:val="22"/>
-          <w:szCs w:val="22"/>
-        </w:rPr>
-        <w:t>Nour</w:t>
-      </w:r>
-      <w:proofErr w:type="spellEnd"/>
-      <w:r>
-        <w:rPr>
-          <w:rFonts w:ascii="Calibri" w:eastAsia="Calibri" w:hAnsi="Calibri" w:cs="Calibri"/>
-          <w:b/>
-          <w:bCs/>
-          <w:sz w:val="22"/>
-          <w:szCs w:val="22"/>
-        </w:rPr>
-        <w:t>. All Rights Reserved.</w:t>
-      </w:r>
-    </w:p>
-    <w:p>
-      <w:pPr>
-        <w:pStyle w:val="Heading2"/>
-        <w:spacing w:before="300" w:after="150"/>
-      </w:pPr>
-      <w:bookmarkStart w:id="41" w:name="_Toc234659150"/>
-      <w:r>
-        <w:rPr>
-          <w:b/>
-          <w:bCs/>
-          <w:color w:val="7C2D12"/>
-        </w:rPr>
-        <w:t>8.1 Legal Ownership Context</w:t>
-      </w:r>
-      <w:bookmarkEnd w:id="41"/>
-    </w:p>
-    <w:p>
-      <w:pPr>
-        <w:spacing w:after="160" w:line="300" w:lineRule="auto"/>
-        <w:jc w:val="both"/>
-      </w:pPr>
-      <w:r>
-        <w:rPr>
-          <w:rFonts w:ascii="Calibri" w:eastAsia="Calibri" w:hAnsi="Calibri" w:cs="Calibri"/>
-          <w:sz w:val="22"/>
-          <w:szCs w:val="22"/>
-        </w:rPr>
-        <w:t xml:space="preserve">The Mello Programming Language, including its documentation, custom grammar blueprints, </w:t>
-      </w:r>
-      <w:proofErr w:type="spellStart"/>
-      <w:r>
-        <w:rPr>
-          <w:rFonts w:ascii="Calibri" w:eastAsia="Calibri" w:hAnsi="Calibri" w:cs="Calibri"/>
-          <w:sz w:val="22"/>
-          <w:szCs w:val="22"/>
-        </w:rPr>
-        <w:t>transpiler</w:t>
-      </w:r>
-      <w:proofErr w:type="spellEnd"/>
-      <w:r>
-        <w:rPr>
-          <w:rFonts w:ascii="Calibri" w:eastAsia="Calibri" w:hAnsi="Calibri" w:cs="Calibri"/>
-          <w:sz w:val="22"/>
-          <w:szCs w:val="22"/>
-        </w:rPr>
-        <w:t xml:space="preserve"> engine codebase, parser logic structures, and automated toolchain configurations, represents original academic research and intellectual property engineered exclusively by the author.</w:t>
-      </w:r>
-    </w:p>
-    <w:p>
-      <w:pPr>
-        <w:pStyle w:val="Heading2"/>
-        <w:spacing w:before="300" w:after="150"/>
-      </w:pPr>
-      <w:bookmarkStart w:id="42" w:name="_Toc234659151"/>
-      <w:r>
-        <w:rPr>
-          <w:b/>
-          <w:bCs/>
-          <w:color w:val="7C2D12"/>
-        </w:rPr>
-        <w:t>8.2 Explicit Prohibitions &amp; Competitive Clause</w:t>
-      </w:r>
-      <w:bookmarkEnd w:id="42"/>
+          <w:sz w:val="22"/>
+          <w:szCs w:val="22"/>
+        </w:rPr>
+        <w:t>As part of ongoing research and development, the following features are planned for upcoming compiler versions:</w:t>
+      </w:r>
     </w:p>
     <w:p>
       <w:pPr>
@@ -14333,15 +15634,15 @@
           <w:sz w:val="22"/>
           <w:szCs w:val="22"/>
         </w:rPr>
-        <w:t xml:space="preserve">Educational Exploration: </w:t>
-      </w:r>
-      <w:r>
-        <w:rPr>
-          <w:rFonts w:ascii="Calibri" w:eastAsia="Calibri" w:hAnsi="Calibri" w:cs="Calibri"/>
-          <w:sz w:val="22"/>
-          <w:szCs w:val="22"/>
-        </w:rPr>
-        <w:t>individuals are permitted to view, study, evaluate, and use the repository assets for personal educational growth, learning compiler architecture design, and programming microcontrollers for individual projects.</w:t>
+        <w:t xml:space="preserve">Static Type Checker: </w:t>
+      </w:r>
+      <w:r>
+        <w:rPr>
+          <w:rFonts w:ascii="Calibri" w:eastAsia="Calibri" w:hAnsi="Calibri" w:cs="Calibri"/>
+          <w:sz w:val="22"/>
+          <w:szCs w:val="22"/>
+        </w:rPr>
+        <w:t>implementing a strict pre-compilation type checking phase to guarantee complete memory safety and prevent type mismatches before flashing.</w:t>
       </w:r>
     </w:p>
     <w:p>
@@ -14362,15 +15663,41 @@
           <w:sz w:val="22"/>
           <w:szCs w:val="22"/>
         </w:rPr>
-        <w:t xml:space="preserve">Academic Competition Restrictions: </w:t>
-      </w:r>
-      <w:r>
-        <w:rPr>
-          <w:rFonts w:ascii="Calibri" w:eastAsia="Calibri" w:hAnsi="Calibri" w:cs="Calibri"/>
-          <w:sz w:val="22"/>
-          <w:szCs w:val="22"/>
-        </w:rPr>
-        <w:t>the unauthorized deployment, copying, modification, or inclusion of this source code, architectural documentation, or text assets within any academic science fair, institutional competition, or research submission (specifically including the Intel International Science and Engineering Fair – ISEF, or local regional qualifiers) by any third-party competitor is strictly prohibited without prior explicit written authorization from the copyright holder.</w:t>
+        <w:t xml:space="preserve">Native Power Management (sleep modes): </w:t>
+      </w:r>
+      <w:r>
+        <w:rPr>
+          <w:rFonts w:ascii="Calibri" w:eastAsia="Calibri" w:hAnsi="Calibri" w:cs="Calibri"/>
+          <w:sz w:val="22"/>
+          <w:szCs w:val="22"/>
+        </w:rPr>
+        <w:t>introducing dedicated keywords to instantly push the micr</w:t>
+      </w:r>
+      <w:r>
+        <w:rPr>
+          <w:rFonts w:ascii="Calibri" w:eastAsia="Calibri" w:hAnsi="Calibri" w:cs="Calibri"/>
+          <w:sz w:val="22"/>
+          <w:szCs w:val="22"/>
+        </w:rPr>
+        <w:t xml:space="preserve">ocontroller into AVR_SLEEP modes, maximizing battery life for low-power </w:t>
+      </w:r>
+      <w:proofErr w:type="spellStart"/>
+      <w:r>
+        <w:rPr>
+          <w:rFonts w:ascii="Calibri" w:eastAsia="Calibri" w:hAnsi="Calibri" w:cs="Calibri"/>
+          <w:sz w:val="22"/>
+          <w:szCs w:val="22"/>
+        </w:rPr>
+        <w:t>IoT</w:t>
+      </w:r>
+      <w:proofErr w:type="spellEnd"/>
+      <w:r>
+        <w:rPr>
+          <w:rFonts w:ascii="Calibri" w:eastAsia="Calibri" w:hAnsi="Calibri" w:cs="Calibri"/>
+          <w:sz w:val="22"/>
+          <w:szCs w:val="22"/>
+        </w:rPr>
+        <w:t xml:space="preserve"> deployments.</w:t>
       </w:r>
     </w:p>
     <w:p>
@@ -14391,16 +15718,153 @@
           <w:sz w:val="22"/>
           <w:szCs w:val="22"/>
         </w:rPr>
-        <w:t xml:space="preserve">Academic Integrity: </w:t>
-      </w:r>
-      <w:r>
-        <w:rPr>
-          <w:rFonts w:ascii="Calibri" w:eastAsia="Calibri" w:hAnsi="Calibri" w:cs="Calibri"/>
-          <w:sz w:val="22"/>
-          <w:szCs w:val="22"/>
-        </w:rPr>
-        <w:t>any presentation of these original structures, language mechanics, or runtime designs under another student's name constitutes plagiarism and a violation of copyright laws.</w:t>
-      </w:r>
+        <w:t xml:space="preserve">Array/List Abstractions: </w:t>
+      </w:r>
+      <w:r>
+        <w:rPr>
+          <w:rFonts w:ascii="Calibri" w:eastAsia="Calibri" w:hAnsi="Calibri" w:cs="Calibri"/>
+          <w:sz w:val="22"/>
+          <w:szCs w:val="22"/>
+        </w:rPr>
+        <w:t>safe, static-bound array handling for sensor data averaging and general mathematical processing without dynamic heap allocation.</w:t>
+      </w:r>
+    </w:p>
+    <w:p>
+      <w:pPr>
+        <w:pStyle w:val="Heading1"/>
+        <w:pBdr>
+          <w:bottom w:val="single" w:sz="8" w:space="0" w:color="B45309"/>
+        </w:pBdr>
+        <w:spacing w:before="400" w:after="200"/>
+      </w:pPr>
+      <w:bookmarkStart w:id="43" w:name="_Toc234873279"/>
+      <w:r>
+        <w:rPr>
+          <w:b/>
+          <w:bCs/>
+          <w:color w:val="7C2D12"/>
+        </w:rPr>
+        <w:t>Section 12: I</w:t>
+      </w:r>
+      <w:r>
+        <w:rPr>
+          <w:b/>
+          <w:bCs/>
+          <w:color w:val="7C2D12"/>
+        </w:rPr>
+        <w:t>ntellectual Property &amp; Restrictive Usage Policy</w:t>
+      </w:r>
+      <w:bookmarkEnd w:id="43"/>
+    </w:p>
+    <w:p>
+      <w:pPr>
+        <w:spacing w:after="160" w:line="300" w:lineRule="auto"/>
+        <w:jc w:val="both"/>
+      </w:pPr>
+      <w:r>
+        <w:rPr>
+          <w:rFonts w:ascii="Calibri" w:eastAsia="Calibri" w:hAnsi="Calibri" w:cs="Calibri"/>
+          <w:b/>
+          <w:bCs/>
+          <w:sz w:val="22"/>
+          <w:szCs w:val="22"/>
+        </w:rPr>
+        <w:t>© 2026–2027 Mohammed Tamer Mohammed Ahmed El-</w:t>
+      </w:r>
+      <w:proofErr w:type="spellStart"/>
+      <w:r>
+        <w:rPr>
+          <w:rFonts w:ascii="Calibri" w:eastAsia="Calibri" w:hAnsi="Calibri" w:cs="Calibri"/>
+          <w:b/>
+          <w:bCs/>
+          <w:sz w:val="22"/>
+          <w:szCs w:val="22"/>
+        </w:rPr>
+        <w:t>Azab</w:t>
+      </w:r>
+      <w:proofErr w:type="spellEnd"/>
+      <w:r>
+        <w:rPr>
+          <w:rFonts w:ascii="Calibri" w:eastAsia="Calibri" w:hAnsi="Calibri" w:cs="Calibri"/>
+          <w:b/>
+          <w:bCs/>
+          <w:sz w:val="22"/>
+          <w:szCs w:val="22"/>
+        </w:rPr>
+        <w:t>. All Rights Reserved.</w:t>
+      </w:r>
+    </w:p>
+    <w:p>
+      <w:pPr>
+        <w:pStyle w:val="Heading2"/>
+        <w:spacing w:before="300" w:after="150"/>
+      </w:pPr>
+      <w:bookmarkStart w:id="44" w:name="_Toc234873280"/>
+      <w:r>
+        <w:rPr>
+          <w:b/>
+          <w:bCs/>
+          <w:color w:val="7C2D12"/>
+        </w:rPr>
+        <w:t>12.1 Legal Ownership Context</w:t>
+      </w:r>
+      <w:bookmarkEnd w:id="44"/>
+    </w:p>
+    <w:p>
+      <w:pPr>
+        <w:spacing w:after="160" w:line="300" w:lineRule="auto"/>
+        <w:jc w:val="both"/>
+      </w:pPr>
+      <w:r>
+        <w:rPr>
+          <w:rFonts w:ascii="Calibri" w:eastAsia="Calibri" w:hAnsi="Calibri" w:cs="Calibri"/>
+          <w:sz w:val="22"/>
+          <w:szCs w:val="22"/>
+        </w:rPr>
+        <w:t xml:space="preserve">The Mello Programming Language, including its documentation, custom grammar blueprints, </w:t>
+      </w:r>
+      <w:proofErr w:type="spellStart"/>
+      <w:r>
+        <w:rPr>
+          <w:rFonts w:ascii="Calibri" w:eastAsia="Calibri" w:hAnsi="Calibri" w:cs="Calibri"/>
+          <w:sz w:val="22"/>
+          <w:szCs w:val="22"/>
+        </w:rPr>
+        <w:t>transpiler</w:t>
+      </w:r>
+      <w:proofErr w:type="spellEnd"/>
+      <w:r>
+        <w:rPr>
+          <w:rFonts w:ascii="Calibri" w:eastAsia="Calibri" w:hAnsi="Calibri" w:cs="Calibri"/>
+          <w:sz w:val="22"/>
+          <w:szCs w:val="22"/>
+        </w:rPr>
+        <w:t xml:space="preserve"> engine codebase, parser logic structures, and automated toolchain configurations, represents original academic research and intellectual property engineered </w:t>
+      </w:r>
+      <w:r>
+        <w:rPr>
+          <w:rFonts w:ascii="Calibri" w:eastAsia="Calibri" w:hAnsi="Calibri" w:cs="Calibri"/>
+          <w:sz w:val="22"/>
+          <w:szCs w:val="22"/>
+        </w:rPr>
+        <w:t>exclusively by the author.</w:t>
+      </w:r>
+    </w:p>
+    <w:p>
+      <w:pPr>
+        <w:pStyle w:val="Heading2"/>
+        <w:spacing w:before="300" w:after="150"/>
+      </w:pPr>
+      <w:bookmarkStart w:id="45" w:name="_Toc234873281"/>
+      <w:r>
+        <w:rPr>
+          <w:b/>
+          <w:bCs/>
+          <w:color w:val="7C2D12"/>
+        </w:rPr>
+        <w:t>12.2 Explicit Prohibitions &amp; Competitive Clause</w:t>
+      </w:r>
+      <w:bookmarkEnd w:id="45"/>
     </w:p>
     <w:p>
       <w:pPr>
@@ -14420,7 +15884,117 @@
           <w:sz w:val="22"/>
           <w:szCs w:val="22"/>
         </w:rPr>
-        <w:lastRenderedPageBreak/>
+        <w:t xml:space="preserve">Educational Exploration: </w:t>
+      </w:r>
+      <w:r>
+        <w:rPr>
+          <w:rFonts w:ascii="Calibri" w:eastAsia="Calibri" w:hAnsi="Calibri" w:cs="Calibri"/>
+          <w:sz w:val="22"/>
+          <w:szCs w:val="22"/>
+        </w:rPr>
+        <w:t>individuals are permitted to view, study, evaluate, and use the repository assets for personal educational growth, learning compiler architecture design, and programming microcontrollers for individual projects.</w:t>
+      </w:r>
+    </w:p>
+    <w:p>
+      <w:pPr>
+        <w:pStyle w:val="ListParagraph"/>
+        <w:numPr>
+          <w:ilvl w:val="0"/>
+          <w:numId w:val="2"/>
+        </w:numPr>
+        <w:spacing w:after="100"/>
+      </w:pPr>
+      <w:r>
+        <w:rPr>
+          <w:rFonts w:ascii="Calibri" w:eastAsia="Calibri" w:hAnsi="Calibri" w:cs="Calibri"/>
+          <w:b/>
+          <w:bCs/>
+          <w:color w:val="7C2D12"/>
+          <w:sz w:val="22"/>
+          <w:szCs w:val="22"/>
+        </w:rPr>
+        <w:t xml:space="preserve">Academic Competition Restrictions: </w:t>
+      </w:r>
+      <w:r>
+        <w:rPr>
+          <w:rFonts w:ascii="Calibri" w:eastAsia="Calibri" w:hAnsi="Calibri" w:cs="Calibri"/>
+          <w:sz w:val="22"/>
+          <w:szCs w:val="22"/>
+        </w:rPr>
+        <w:t>the unaut</w:t>
+      </w:r>
+      <w:r>
+        <w:rPr>
+          <w:rFonts w:ascii="Calibri" w:eastAsia="Calibri" w:hAnsi="Calibri" w:cs="Calibri"/>
+          <w:sz w:val="22"/>
+          <w:szCs w:val="22"/>
+        </w:rPr>
+        <w:t>horized deployment, copying, modification, or inclusion of this source code, architectural documentation, or text assets within any academic science fair, institutional competition, or research submission (specifically including the Intel International Sci</w:t>
+      </w:r>
+      <w:r>
+        <w:rPr>
+          <w:rFonts w:ascii="Calibri" w:eastAsia="Calibri" w:hAnsi="Calibri" w:cs="Calibri"/>
+          <w:sz w:val="22"/>
+          <w:szCs w:val="22"/>
+        </w:rPr>
+        <w:t>ence and Engineering Fair – ISEF, or local regional qualifiers) by any third-party competitor is strictly prohibited without prior explicit written authorization from the copyright holder.</w:t>
+      </w:r>
+    </w:p>
+    <w:p>
+      <w:pPr>
+        <w:pStyle w:val="ListParagraph"/>
+        <w:numPr>
+          <w:ilvl w:val="0"/>
+          <w:numId w:val="2"/>
+        </w:numPr>
+        <w:spacing w:after="100"/>
+      </w:pPr>
+      <w:r>
+        <w:rPr>
+          <w:rFonts w:ascii="Calibri" w:eastAsia="Calibri" w:hAnsi="Calibri" w:cs="Calibri"/>
+          <w:b/>
+          <w:bCs/>
+          <w:color w:val="7C2D12"/>
+          <w:sz w:val="22"/>
+          <w:szCs w:val="22"/>
+        </w:rPr>
+        <w:t xml:space="preserve">Academic Integrity: </w:t>
+      </w:r>
+      <w:r>
+        <w:rPr>
+          <w:rFonts w:ascii="Calibri" w:eastAsia="Calibri" w:hAnsi="Calibri" w:cs="Calibri"/>
+          <w:sz w:val="22"/>
+          <w:szCs w:val="22"/>
+        </w:rPr>
+        <w:t xml:space="preserve">any presentation of these original structures, </w:t>
+      </w:r>
+      <w:r>
+        <w:rPr>
+          <w:rFonts w:ascii="Calibri" w:eastAsia="Calibri" w:hAnsi="Calibri" w:cs="Calibri"/>
+          <w:sz w:val="22"/>
+          <w:szCs w:val="22"/>
+        </w:rPr>
+        <w:t>language mechanics, or runtime designs under another student's name constitutes plagiarism and a violation of copyright laws.</w:t>
+      </w:r>
+    </w:p>
+    <w:p>
+      <w:pPr>
+        <w:pStyle w:val="ListParagraph"/>
+        <w:numPr>
+          <w:ilvl w:val="0"/>
+          <w:numId w:val="2"/>
+        </w:numPr>
+        <w:spacing w:after="100"/>
+      </w:pPr>
+      <w:r>
+        <w:rPr>
+          <w:rFonts w:ascii="Calibri" w:eastAsia="Calibri" w:hAnsi="Calibri" w:cs="Calibri"/>
+          <w:b/>
+          <w:bCs/>
+          <w:color w:val="7C2D12"/>
+          <w:sz w:val="22"/>
+          <w:szCs w:val="22"/>
+        </w:rPr>
         <w:t xml:space="preserve">Attribution: </w:t>
       </w:r>
       <w:r>
@@ -14429,51 +16003,15 @@
           <w:sz w:val="22"/>
           <w:szCs w:val="22"/>
         </w:rPr>
-        <w:t>researchers or learners referencing this work for educational purposes should attribute it to the original author, Mohammed Tamer</w:t>
-      </w:r>
-      <w:r>
-        <w:rPr>
-          <w:rFonts w:ascii="Calibri" w:eastAsia="Calibri" w:hAnsi="Calibri" w:cs="Calibri"/>
-          <w:sz w:val="22"/>
-          <w:szCs w:val="22"/>
-        </w:rPr>
-        <w:t xml:space="preserve"> Mohammed Ahmed El-</w:t>
-      </w:r>
-      <w:proofErr w:type="spellStart"/>
-      <w:r>
-        <w:rPr>
-          <w:rFonts w:ascii="Calibri" w:eastAsia="Calibri" w:hAnsi="Calibri" w:cs="Calibri"/>
-          <w:sz w:val="22"/>
-          <w:szCs w:val="22"/>
-        </w:rPr>
-        <w:t>Azab</w:t>
-      </w:r>
-      <w:proofErr w:type="spellEnd"/>
-      <w:r>
-        <w:rPr>
-          <w:rFonts w:ascii="Calibri" w:eastAsia="Calibri" w:hAnsi="Calibri" w:cs="Calibri"/>
-          <w:sz w:val="22"/>
-          <w:szCs w:val="22"/>
-        </w:rPr>
-        <w:t xml:space="preserve"> </w:t>
-      </w:r>
-      <w:proofErr w:type="spellStart"/>
-      <w:r>
-        <w:rPr>
-          <w:rFonts w:ascii="Calibri" w:eastAsia="Calibri" w:hAnsi="Calibri" w:cs="Calibri"/>
-          <w:sz w:val="22"/>
-          <w:szCs w:val="22"/>
-        </w:rPr>
-        <w:t>Nour</w:t>
-      </w:r>
-      <w:proofErr w:type="spellEnd"/>
-      <w:r>
-        <w:rPr>
-          <w:rFonts w:ascii="Calibri" w:eastAsia="Calibri" w:hAnsi="Calibri" w:cs="Calibri"/>
-          <w:sz w:val="22"/>
-          <w:szCs w:val="22"/>
-        </w:rPr>
-        <w:t>, and are welcome to reach out directly regarding collaboration or specific-use permissions.</w:t>
+        <w:t>researchers or learners referencing this work for educational purposes should attribute it to the original author, Mo</w:t>
+      </w:r>
+      <w:r>
+        <w:rPr>
+          <w:rFonts w:ascii="Calibri" w:eastAsia="Calibri" w:hAnsi="Calibri" w:cs="Calibri"/>
+          <w:sz w:val="22"/>
+          <w:szCs w:val="22"/>
+        </w:rPr>
+        <w:t>hammed Tamer, and are welcome to reach out directly regarding collaboration or specific-use permissions.</w:t>
       </w:r>
     </w:p>
     <w:sectPr>
@@ -14489,10 +16027,96 @@
 <file path=word/numbering.xml><?xml version="1.0" encoding="utf-8"?>
 <w:numbering xmlns:wpc="http://schemas.microsoft.com/office/word/2010/wordprocessingCanvas" xmlns:mc="http://schemas.openxmlformats.org/markup-compatibility/2006" xmlns:o="urn:schemas-microsoft-com:office:office" xmlns:r="http://schemas.openxmlformats.org/officeDocument/2006/relationships" xmlns:m="http://schemas.openxmlformats.org/officeDocument/2006/math" xmlns:v="urn:schemas-microsoft-com:vml" xmlns:wp14="http://schemas.microsoft.com/office/word/2010/wordprocessingDrawing" xmlns:wp="http://schemas.openxmlformats.org/drawingml/2006/wordprocessingDrawing" xmlns:w10="urn:schemas-microsoft-com:office:word" xmlns:w="http://schemas.openxmlformats.org/wordprocessingml/2006/main" xmlns:w14="http://schemas.microsoft.com/office/word/2010/wordml" xmlns:w15="http://schemas.microsoft.com/office/word/2012/wordml" xmlns:wpg="http://schemas.microsoft.com/office/word/2010/wordprocessingGroup" xmlns:wpi="http://schemas.microsoft.com/office/word/2010/wordprocessingInk" xmlns:wne="http://schemas.microsoft.com/office/word/2006/wordml" xmlns:wps="http://schemas.microsoft.com/office/word/2010/wordprocessingShape" mc:Ignorable="w14 w15 wp14">
   <w:abstractNum w:abstractNumId="0" w15:restartNumberingAfterBreak="0">
-    <w:nsid w:val="6058652E"/>
+    <w:nsid w:val="304F1453"/>
     <w:multiLevelType w:val="hybridMultilevel"/>
-    <w:tmpl w:val="BF745D7A"/>
-    <w:lvl w:ilvl="0" w:tplc="9500A9C2">
+    <w:tmpl w:val="C4709634"/>
+    <w:lvl w:ilvl="0" w:tplc="C0AC36F0">
+      <w:start w:val="1"/>
+      <w:numFmt w:val="bullet"/>
+      <w:lvlText w:val="●"/>
+      <w:lvlJc w:val="left"/>
+      <w:pPr>
+        <w:ind w:left="720" w:hanging="360"/>
+      </w:pPr>
+    </w:lvl>
+    <w:lvl w:ilvl="1" w:tplc="081C97C4">
+      <w:start w:val="1"/>
+      <w:numFmt w:val="bullet"/>
+      <w:lvlText w:val="○"/>
+      <w:lvlJc w:val="left"/>
+      <w:pPr>
+        <w:ind w:left="1440" w:hanging="360"/>
+      </w:pPr>
+    </w:lvl>
+    <w:lvl w:ilvl="2" w:tplc="D0A84874">
+      <w:start w:val="1"/>
+      <w:numFmt w:val="bullet"/>
+      <w:lvlText w:val="■"/>
+      <w:lvlJc w:val="left"/>
+      <w:pPr>
+        <w:ind w:left="2160" w:hanging="360"/>
+      </w:pPr>
+    </w:lvl>
+    <w:lvl w:ilvl="3" w:tplc="02DAC326">
+      <w:start w:val="1"/>
+      <w:numFmt w:val="bullet"/>
+      <w:lvlText w:val="●"/>
+      <w:lvlJc w:val="left"/>
+      <w:pPr>
+        <w:ind w:left="2880" w:hanging="360"/>
+      </w:pPr>
+    </w:lvl>
+    <w:lvl w:ilvl="4" w:tplc="3262333A">
+      <w:start w:val="1"/>
+      <w:numFmt w:val="bullet"/>
+      <w:lvlText w:val="○"/>
+      <w:lvlJc w:val="left"/>
+      <w:pPr>
+        <w:ind w:left="3600" w:hanging="360"/>
+      </w:pPr>
+    </w:lvl>
+    <w:lvl w:ilvl="5" w:tplc="84EE3E0E">
+      <w:start w:val="1"/>
+      <w:numFmt w:val="bullet"/>
+      <w:lvlText w:val="■"/>
+      <w:lvlJc w:val="left"/>
+      <w:pPr>
+        <w:ind w:left="4320" w:hanging="360"/>
+      </w:pPr>
+    </w:lvl>
+    <w:lvl w:ilvl="6" w:tplc="1B68EAEC">
+      <w:start w:val="1"/>
+      <w:numFmt w:val="bullet"/>
+      <w:lvlText w:val="●"/>
+      <w:lvlJc w:val="left"/>
+      <w:pPr>
+        <w:ind w:left="5040" w:hanging="360"/>
+      </w:pPr>
+    </w:lvl>
+    <w:lvl w:ilvl="7" w:tplc="212E4090">
+      <w:start w:val="1"/>
+      <w:numFmt w:val="bullet"/>
+      <w:lvlText w:val="●"/>
+      <w:lvlJc w:val="left"/>
+      <w:pPr>
+        <w:ind w:left="5760" w:hanging="360"/>
+      </w:pPr>
+    </w:lvl>
+    <w:lvl w:ilvl="8" w:tplc="4B28B5FA">
+      <w:start w:val="1"/>
+      <w:numFmt w:val="bullet"/>
+      <w:lvlText w:val="●"/>
+      <w:lvlJc w:val="left"/>
+      <w:pPr>
+        <w:ind w:left="6480" w:hanging="360"/>
+      </w:pPr>
+    </w:lvl>
+  </w:abstractNum>
+  <w:abstractNum w:abstractNumId="1" w15:restartNumberingAfterBreak="0">
+    <w:nsid w:val="5A5534DC"/>
+    <w:multiLevelType w:val="hybridMultilevel"/>
+    <w:tmpl w:val="21400570"/>
+    <w:lvl w:ilvl="0" w:tplc="E69A300A">
       <w:start w:val="1"/>
       <w:numFmt w:val="bullet"/>
       <w:lvlText w:val="●"/>
@@ -14504,141 +16128,55 @@
         <w:color w:val="B45309"/>
       </w:rPr>
     </w:lvl>
-    <w:lvl w:ilvl="1" w:tplc="29DAE5E2">
+    <w:lvl w:ilvl="1" w:tplc="7A467222">
       <w:numFmt w:val="decimal"/>
       <w:lvlText w:val=""/>
       <w:lvlJc w:val="left"/>
     </w:lvl>
-    <w:lvl w:ilvl="2" w:tplc="A4B0A7E8">
+    <w:lvl w:ilvl="2" w:tplc="FF5E5568">
       <w:numFmt w:val="decimal"/>
       <w:lvlText w:val=""/>
       <w:lvlJc w:val="left"/>
     </w:lvl>
-    <w:lvl w:ilvl="3" w:tplc="FEE6472A">
+    <w:lvl w:ilvl="3" w:tplc="F62A2A2A">
       <w:numFmt w:val="decimal"/>
       <w:lvlText w:val=""/>
       <w:lvlJc w:val="left"/>
     </w:lvl>
-    <w:lvl w:ilvl="4" w:tplc="91C80CAA">
+    <w:lvl w:ilvl="4" w:tplc="1748A3C8">
       <w:numFmt w:val="decimal"/>
       <w:lvlText w:val=""/>
       <w:lvlJc w:val="left"/>
     </w:lvl>
-    <w:lvl w:ilvl="5" w:tplc="3774CECE">
+    <w:lvl w:ilvl="5" w:tplc="A62C5F28">
       <w:numFmt w:val="decimal"/>
       <w:lvlText w:val=""/>
       <w:lvlJc w:val="left"/>
     </w:lvl>
-    <w:lvl w:ilvl="6" w:tplc="48741826">
+    <w:lvl w:ilvl="6" w:tplc="DFBA5EF2">
       <w:numFmt w:val="decimal"/>
       <w:lvlText w:val=""/>
       <w:lvlJc w:val="left"/>
     </w:lvl>
-    <w:lvl w:ilvl="7" w:tplc="B0E48720">
+    <w:lvl w:ilvl="7" w:tplc="FDE86D58">
       <w:numFmt w:val="decimal"/>
       <w:lvlText w:val=""/>
       <w:lvlJc w:val="left"/>
     </w:lvl>
-    <w:lvl w:ilvl="8" w:tplc="393629AA">
+    <w:lvl w:ilvl="8" w:tplc="4B9ABC18">
       <w:numFmt w:val="decimal"/>
       <w:lvlText w:val=""/>
       <w:lvlJc w:val="left"/>
     </w:lvl>
   </w:abstractNum>
-  <w:abstractNum w:abstractNumId="1" w15:restartNumberingAfterBreak="0">
-    <w:nsid w:val="67992DC1"/>
-    <w:multiLevelType w:val="hybridMultilevel"/>
-    <w:tmpl w:val="DDBE3AA0"/>
-    <w:lvl w:ilvl="0" w:tplc="5E928DF2">
-      <w:start w:val="1"/>
-      <w:numFmt w:val="bullet"/>
-      <w:lvlText w:val="●"/>
-      <w:lvlJc w:val="left"/>
-      <w:pPr>
-        <w:ind w:left="720" w:hanging="360"/>
-      </w:pPr>
-    </w:lvl>
-    <w:lvl w:ilvl="1" w:tplc="0A049C9A">
-      <w:start w:val="1"/>
-      <w:numFmt w:val="bullet"/>
-      <w:lvlText w:val="○"/>
-      <w:lvlJc w:val="left"/>
-      <w:pPr>
-        <w:ind w:left="1440" w:hanging="360"/>
-      </w:pPr>
-    </w:lvl>
-    <w:lvl w:ilvl="2" w:tplc="3FBEACA6">
-      <w:start w:val="1"/>
-      <w:numFmt w:val="bullet"/>
-      <w:lvlText w:val="■"/>
-      <w:lvlJc w:val="left"/>
-      <w:pPr>
-        <w:ind w:left="2160" w:hanging="360"/>
-      </w:pPr>
-    </w:lvl>
-    <w:lvl w:ilvl="3" w:tplc="01D24332">
-      <w:start w:val="1"/>
-      <w:numFmt w:val="bullet"/>
-      <w:lvlText w:val="●"/>
-      <w:lvlJc w:val="left"/>
-      <w:pPr>
-        <w:ind w:left="2880" w:hanging="360"/>
-      </w:pPr>
-    </w:lvl>
-    <w:lvl w:ilvl="4" w:tplc="2CE46C08">
-      <w:start w:val="1"/>
-      <w:numFmt w:val="bullet"/>
-      <w:lvlText w:val="○"/>
-      <w:lvlJc w:val="left"/>
-      <w:pPr>
-        <w:ind w:left="3600" w:hanging="360"/>
-      </w:pPr>
-    </w:lvl>
-    <w:lvl w:ilvl="5" w:tplc="E8D6D6D8">
-      <w:start w:val="1"/>
-      <w:numFmt w:val="bullet"/>
-      <w:lvlText w:val="■"/>
-      <w:lvlJc w:val="left"/>
-      <w:pPr>
-        <w:ind w:left="4320" w:hanging="360"/>
-      </w:pPr>
-    </w:lvl>
-    <w:lvl w:ilvl="6" w:tplc="9E48AE4E">
-      <w:start w:val="1"/>
-      <w:numFmt w:val="bullet"/>
-      <w:lvlText w:val="●"/>
-      <w:lvlJc w:val="left"/>
-      <w:pPr>
-        <w:ind w:left="5040" w:hanging="360"/>
-      </w:pPr>
-    </w:lvl>
-    <w:lvl w:ilvl="7" w:tplc="85AC7CE6">
-      <w:start w:val="1"/>
-      <w:numFmt w:val="bullet"/>
-      <w:lvlText w:val="●"/>
-      <w:lvlJc w:val="left"/>
-      <w:pPr>
-        <w:ind w:left="5760" w:hanging="360"/>
-      </w:pPr>
-    </w:lvl>
-    <w:lvl w:ilvl="8" w:tplc="E1482458">
-      <w:start w:val="1"/>
-      <w:numFmt w:val="bullet"/>
-      <w:lvlText w:val="●"/>
-      <w:lvlJc w:val="left"/>
-      <w:pPr>
-        <w:ind w:left="6480" w:hanging="360"/>
-      </w:pPr>
-    </w:lvl>
-  </w:abstractNum>
   <w:num w:numId="1">
-    <w:abstractNumId w:val="1"/>
+    <w:abstractNumId w:val="0"/>
     <w:lvlOverride w:ilvl="0">
       <w:startOverride w:val="1"/>
     </w:lvlOverride>
   </w:num>
   <w:num w:numId="2">
-    <w:abstractNumId w:val="0"/>
+    <w:abstractNumId w:val="1"/>
     <w:lvlOverride w:ilvl="0">
       <w:startOverride w:val="1"/>
     </w:lvlOverride>
@@ -15219,7 +16757,7 @@
     <w:autoRedefine/>
     <w:uiPriority w:val="39"/>
     <w:unhideWhenUsed/>
-    <w:rsid w:val="00DA1083"/>
+    <w:rsid w:val="00521580"/>
     <w:pPr>
       <w:spacing w:after="100"/>
     </w:pPr>
@@ -15231,7 +16769,7 @@
     <w:autoRedefine/>
     <w:uiPriority w:val="39"/>
     <w:unhideWhenUsed/>
-    <w:rsid w:val="00DA1083"/>
+    <w:rsid w:val="00521580"/>
     <w:pPr>
       <w:spacing w:after="100"/>
       <w:ind w:left="200"/>
